--- a/mon/ngu_van/khbd/lop11/KHBD_NGUVAN11_Bai1_CauChuyenVaDiemNhin_T1-11.docx
+++ b/mon/ngu_van/khbd/lop11/KHBD_NGUVAN11_Bai1_CauChuyenVaDiemNhin_T1-11.docx
@@ -25,7 +25,7 @@
           <w:b/>
           <w:i/>
         </w:rPr>
-        <w:t>Họ và tên giáo viên: …………………</w:t>
+        <w:t xml:space="preserve">Họ và tên giáo viên: </w:t>
       </w:r>
     </w:p>
     <w:p>

--- a/mon/ngu_van/khbd/lop11/KHBD_NGUVAN11_Bai1_CauChuyenVaDiemNhin_T1-11.docx
+++ b/mon/ngu_van/khbd/lop11/KHBD_NGUVAN11_Bai1_CauChuyenVaDiemNhin_T1-11.docx
@@ -677,6 +677,19 @@
           <w:i w:val="0"/>
         </w:rPr>
         <w:t>- 1.1.NC1a: GV yêu cầu HS (đã chuẩn bị ở nhà) chia sẻ một tư liệu tìm được trên kho học liệu số, trang thông tin chính thống về nạn đói năm 1945.</w:t>
+      </w:r>
+    </w:p>
+    <w:p>
+      <w:pPr>
+        <w:spacing w:before="0" w:after="0"/>
+        <w:jc w:val="both"/>
+      </w:pPr>
+      <w:r>
+        <w:rPr>
+          <w:b w:val="0"/>
+          <w:i w:val="0"/>
+        </w:rPr>
+        <w:t>- Video tham khảo: Phim tài liệu đặc biệt: Nạn đói khủng khiếp năm 1945 (kênh Trực tiếp TV) – https://www.youtube.com/watch?v=l00C8vSGTso – Hoạt động Mở đầu – Vợ nhặt (chiếu trích đoạn 2–3 phút)</w:t>
       </w:r>
     </w:p>
     <w:p>
@@ -1300,6 +1313,19 @@
           <w:i w:val="0"/>
         </w:rPr>
         <w:t>- GV đọc mẫu một đoạn, phân vai HS đọc lời đối thoại; yêu cầu HS nêu hiểu biết về tác giả Kim Lân, xuất xứ tác phẩm và tóm tắt truyện.</w:t>
+      </w:r>
+    </w:p>
+    <w:p>
+      <w:pPr>
+        <w:spacing w:before="0" w:after="0"/>
+        <w:jc w:val="both"/>
+      </w:pPr>
+      <w:r>
+        <w:rPr>
+          <w:b w:val="0"/>
+          <w:i w:val="0"/>
+        </w:rPr>
+        <w:t>- Video tham khảo: Tác phẩm: Truyện ngắn Vợ nhặt – Nhà văn Kim Lân (kênh Văn học Việt Nam và Thế giới) – https://www.youtube.com/watch?v=6PGr8iYB83I – Đọc văn bản ở nhà (nghe toàn văn truyện)</w:t>
       </w:r>
     </w:p>
     <w:p>
@@ -2766,6 +2792,19 @@
     </w:p>
     <w:p>
       <w:pPr>
+        <w:spacing w:before="0" w:after="0"/>
+        <w:jc w:val="both"/>
+      </w:pPr>
+      <w:r>
+        <w:rPr>
+          <w:b w:val="0"/>
+          <w:i w:val="0"/>
+        </w:rPr>
+        <w:t>- Video tham khảo: Làng Vũ Đại ngày ấy (1982) (kênh Sao Vàng) – https://www.youtube.com/watch?v=FShtDV29lXQ – Mở đầu Chí Phèo – chiếu trích đoạn phim chuyển thể (Chí Phèo – Thị Nở)</w:t>
+      </w:r>
+    </w:p>
+    <w:p>
+      <w:pPr>
         <w:spacing w:before="80" w:after="0"/>
         <w:jc w:val="center"/>
       </w:pPr>
@@ -5703,6 +5742,414 @@
         </w:rPr>
         <w:t>* PHỤ LỤC</w:t>
       </w:r>
+    </w:p>
+    <w:p>
+      <w:pPr>
+        <w:spacing w:before="80" w:after="0"/>
+        <w:jc w:val="center"/>
+      </w:pPr>
+      <w:r>
+        <w:rPr>
+          <w:b/>
+          <w:i w:val="0"/>
+        </w:rPr>
+        <w:t>Học liệu video (đã kiểm tra liên kết)</w:t>
+      </w:r>
+    </w:p>
+    <w:tbl>
+      <w:tblPr>
+        <w:tblStyle w:val="TableGrid"/>
+        <w:tblW w:type="auto" w:w="0"/>
+        <w:jc w:val="center"/>
+        <w:tblLayout w:type="fixed"/>
+        <w:tblLook w:firstColumn="1" w:firstRow="1" w:lastColumn="0" w:lastRow="0" w:noHBand="0" w:noVBand="1" w:val="04A0"/>
+      </w:tblPr>
+      <w:tblGrid>
+        <w:gridCol w:w="1985"/>
+        <w:gridCol w:w="1985"/>
+        <w:gridCol w:w="1985"/>
+        <w:gridCol w:w="1985"/>
+        <w:gridCol w:w="1985"/>
+      </w:tblGrid>
+      <w:tr>
+        <w:tc>
+          <w:tcPr>
+            <w:tcW w:type="dxa" w:w="794"/>
+            <w:shd w:val="clear" w:color="auto" w:fill="DCE6F2"/>
+          </w:tcPr>
+          <w:p>
+            <w:pPr>
+              <w:spacing w:before="80" w:after="0"/>
+              <w:jc w:val="center"/>
+            </w:pPr>
+            <w:r>
+              <w:rPr>
+                <w:b/>
+                <w:i w:val="0"/>
+              </w:rPr>
+              <w:t>STT</w:t>
+            </w:r>
+          </w:p>
+        </w:tc>
+        <w:tc>
+          <w:tcPr>
+            <w:tcW w:type="dxa" w:w="2282"/>
+            <w:shd w:val="clear" w:color="auto" w:fill="DCE6F2"/>
+          </w:tcPr>
+          <w:p>
+            <w:pPr>
+              <w:spacing w:before="80" w:after="0"/>
+              <w:jc w:val="center"/>
+            </w:pPr>
+            <w:r>
+              <w:rPr>
+                <w:b/>
+                <w:i w:val="0"/>
+              </w:rPr>
+              <w:t>Video</w:t>
+            </w:r>
+          </w:p>
+        </w:tc>
+        <w:tc>
+          <w:tcPr>
+            <w:tcW w:type="dxa" w:w="2282"/>
+            <w:shd w:val="clear" w:color="auto" w:fill="DCE6F2"/>
+          </w:tcPr>
+          <w:p>
+            <w:pPr>
+              <w:spacing w:before="80" w:after="0"/>
+              <w:jc w:val="center"/>
+            </w:pPr>
+            <w:r>
+              <w:rPr>
+                <w:b/>
+                <w:i w:val="0"/>
+              </w:rPr>
+              <w:t>Kênh</w:t>
+            </w:r>
+          </w:p>
+        </w:tc>
+        <w:tc>
+          <w:tcPr>
+            <w:tcW w:type="dxa" w:w="2282"/>
+            <w:shd w:val="clear" w:color="auto" w:fill="DCE6F2"/>
+          </w:tcPr>
+          <w:p>
+            <w:pPr>
+              <w:spacing w:before="80" w:after="0"/>
+              <w:jc w:val="center"/>
+            </w:pPr>
+            <w:r>
+              <w:rPr>
+                <w:b/>
+                <w:i w:val="0"/>
+              </w:rPr>
+              <w:t>Dùng ở</w:t>
+            </w:r>
+          </w:p>
+        </w:tc>
+        <w:tc>
+          <w:tcPr>
+            <w:tcW w:type="dxa" w:w="2282"/>
+            <w:shd w:val="clear" w:color="auto" w:fill="DCE6F2"/>
+          </w:tcPr>
+          <w:p>
+            <w:pPr>
+              <w:spacing w:before="80" w:after="0"/>
+              <w:jc w:val="center"/>
+            </w:pPr>
+            <w:r>
+              <w:rPr>
+                <w:b/>
+                <w:i w:val="0"/>
+              </w:rPr>
+              <w:t>Liên kết</w:t>
+            </w:r>
+          </w:p>
+        </w:tc>
+      </w:tr>
+      <w:tr>
+        <w:tc>
+          <w:tcPr>
+            <w:tcW w:type="dxa" w:w="794"/>
+          </w:tcPr>
+          <w:p>
+            <w:pPr>
+              <w:spacing w:before="0" w:after="0"/>
+              <w:jc w:val="both"/>
+            </w:pPr>
+            <w:r>
+              <w:rPr>
+                <w:b w:val="0"/>
+                <w:i w:val="0"/>
+              </w:rPr>
+              <w:t>1</w:t>
+            </w:r>
+          </w:p>
+        </w:tc>
+        <w:tc>
+          <w:tcPr>
+            <w:tcW w:type="dxa" w:w="2282"/>
+          </w:tcPr>
+          <w:p>
+            <w:pPr>
+              <w:spacing w:before="0" w:after="0"/>
+              <w:jc w:val="both"/>
+            </w:pPr>
+            <w:r>
+              <w:rPr>
+                <w:b w:val="0"/>
+                <w:i w:val="0"/>
+              </w:rPr>
+              <w:t>Phim tài liệu đặc biệt: Nạn đói khủng khiếp năm 1945</w:t>
+            </w:r>
+          </w:p>
+        </w:tc>
+        <w:tc>
+          <w:tcPr>
+            <w:tcW w:type="dxa" w:w="2282"/>
+          </w:tcPr>
+          <w:p>
+            <w:pPr>
+              <w:spacing w:before="0" w:after="0"/>
+              <w:jc w:val="both"/>
+            </w:pPr>
+            <w:r>
+              <w:rPr>
+                <w:b w:val="0"/>
+                <w:i w:val="0"/>
+              </w:rPr>
+              <w:t>Trực tiếp TV</w:t>
+            </w:r>
+          </w:p>
+        </w:tc>
+        <w:tc>
+          <w:tcPr>
+            <w:tcW w:type="dxa" w:w="2282"/>
+          </w:tcPr>
+          <w:p>
+            <w:pPr>
+              <w:spacing w:before="0" w:after="0"/>
+              <w:jc w:val="both"/>
+            </w:pPr>
+            <w:r>
+              <w:rPr>
+                <w:b w:val="0"/>
+                <w:i w:val="0"/>
+              </w:rPr>
+              <w:t>Hoạt động Mở đầu – Vợ nhặt (chiếu trích đoạn 2–3 phút)</w:t>
+            </w:r>
+          </w:p>
+        </w:tc>
+        <w:tc>
+          <w:tcPr>
+            <w:tcW w:type="dxa" w:w="2282"/>
+          </w:tcPr>
+          <w:p>
+            <w:pPr>
+              <w:spacing w:before="0" w:after="0"/>
+              <w:jc w:val="both"/>
+            </w:pPr>
+            <w:r>
+              <w:rPr>
+                <w:b w:val="0"/>
+                <w:i w:val="0"/>
+              </w:rPr>
+              <w:t>https://www.youtube.com/watch?v=l00C8vSGTso</w:t>
+            </w:r>
+          </w:p>
+        </w:tc>
+      </w:tr>
+      <w:tr>
+        <w:tc>
+          <w:tcPr>
+            <w:tcW w:type="dxa" w:w="794"/>
+          </w:tcPr>
+          <w:p>
+            <w:pPr>
+              <w:spacing w:before="0" w:after="0"/>
+              <w:jc w:val="both"/>
+            </w:pPr>
+            <w:r>
+              <w:rPr>
+                <w:b w:val="0"/>
+                <w:i w:val="0"/>
+              </w:rPr>
+              <w:t>2</w:t>
+            </w:r>
+          </w:p>
+        </w:tc>
+        <w:tc>
+          <w:tcPr>
+            <w:tcW w:type="dxa" w:w="2282"/>
+          </w:tcPr>
+          <w:p>
+            <w:pPr>
+              <w:spacing w:before="0" w:after="0"/>
+              <w:jc w:val="both"/>
+            </w:pPr>
+            <w:r>
+              <w:rPr>
+                <w:b w:val="0"/>
+                <w:i w:val="0"/>
+              </w:rPr>
+              <w:t>Tác phẩm: Truyện ngắn Vợ nhặt – Nhà văn Kim Lân</w:t>
+            </w:r>
+          </w:p>
+        </w:tc>
+        <w:tc>
+          <w:tcPr>
+            <w:tcW w:type="dxa" w:w="2282"/>
+          </w:tcPr>
+          <w:p>
+            <w:pPr>
+              <w:spacing w:before="0" w:after="0"/>
+              <w:jc w:val="both"/>
+            </w:pPr>
+            <w:r>
+              <w:rPr>
+                <w:b w:val="0"/>
+                <w:i w:val="0"/>
+              </w:rPr>
+              <w:t>Văn học Việt Nam và Thế giới</w:t>
+            </w:r>
+          </w:p>
+        </w:tc>
+        <w:tc>
+          <w:tcPr>
+            <w:tcW w:type="dxa" w:w="2282"/>
+          </w:tcPr>
+          <w:p>
+            <w:pPr>
+              <w:spacing w:before="0" w:after="0"/>
+              <w:jc w:val="both"/>
+            </w:pPr>
+            <w:r>
+              <w:rPr>
+                <w:b w:val="0"/>
+                <w:i w:val="0"/>
+              </w:rPr>
+              <w:t>Đọc văn bản ở nhà (nghe toàn văn truyện)</w:t>
+            </w:r>
+          </w:p>
+        </w:tc>
+        <w:tc>
+          <w:tcPr>
+            <w:tcW w:type="dxa" w:w="2282"/>
+          </w:tcPr>
+          <w:p>
+            <w:pPr>
+              <w:spacing w:before="0" w:after="0"/>
+              <w:jc w:val="both"/>
+            </w:pPr>
+            <w:r>
+              <w:rPr>
+                <w:b w:val="0"/>
+                <w:i w:val="0"/>
+              </w:rPr>
+              <w:t>https://www.youtube.com/watch?v=6PGr8iYB83I</w:t>
+            </w:r>
+          </w:p>
+        </w:tc>
+      </w:tr>
+      <w:tr>
+        <w:tc>
+          <w:tcPr>
+            <w:tcW w:type="dxa" w:w="794"/>
+          </w:tcPr>
+          <w:p>
+            <w:pPr>
+              <w:spacing w:before="0" w:after="0"/>
+              <w:jc w:val="both"/>
+            </w:pPr>
+            <w:r>
+              <w:rPr>
+                <w:b w:val="0"/>
+                <w:i w:val="0"/>
+              </w:rPr>
+              <w:t>3</w:t>
+            </w:r>
+          </w:p>
+        </w:tc>
+        <w:tc>
+          <w:tcPr>
+            <w:tcW w:type="dxa" w:w="2282"/>
+          </w:tcPr>
+          <w:p>
+            <w:pPr>
+              <w:spacing w:before="0" w:after="0"/>
+              <w:jc w:val="both"/>
+            </w:pPr>
+            <w:r>
+              <w:rPr>
+                <w:b w:val="0"/>
+                <w:i w:val="0"/>
+              </w:rPr>
+              <w:t>Làng Vũ Đại ngày ấy (1982)</w:t>
+            </w:r>
+          </w:p>
+        </w:tc>
+        <w:tc>
+          <w:tcPr>
+            <w:tcW w:type="dxa" w:w="2282"/>
+          </w:tcPr>
+          <w:p>
+            <w:pPr>
+              <w:spacing w:before="0" w:after="0"/>
+              <w:jc w:val="both"/>
+            </w:pPr>
+            <w:r>
+              <w:rPr>
+                <w:b w:val="0"/>
+                <w:i w:val="0"/>
+              </w:rPr>
+              <w:t>Sao Vàng</w:t>
+            </w:r>
+          </w:p>
+        </w:tc>
+        <w:tc>
+          <w:tcPr>
+            <w:tcW w:type="dxa" w:w="2282"/>
+          </w:tcPr>
+          <w:p>
+            <w:pPr>
+              <w:spacing w:before="0" w:after="0"/>
+              <w:jc w:val="both"/>
+            </w:pPr>
+            <w:r>
+              <w:rPr>
+                <w:b w:val="0"/>
+                <w:i w:val="0"/>
+              </w:rPr>
+              <w:t>Mở đầu Chí Phèo – chiếu trích đoạn phim chuyển thể (Chí Phèo – Thị Nở)</w:t>
+            </w:r>
+          </w:p>
+        </w:tc>
+        <w:tc>
+          <w:tcPr>
+            <w:tcW w:type="dxa" w:w="2282"/>
+          </w:tcPr>
+          <w:p>
+            <w:pPr>
+              <w:spacing w:before="0" w:after="0"/>
+              <w:jc w:val="both"/>
+            </w:pPr>
+            <w:r>
+              <w:rPr>
+                <w:b w:val="0"/>
+                <w:i w:val="0"/>
+              </w:rPr>
+              <w:t>https://www.youtube.com/watch?v=FShtDV29lXQ</w:t>
+            </w:r>
+          </w:p>
+        </w:tc>
+      </w:tr>
+    </w:tbl>
+    <w:p>
+      <w:pPr>
+        <w:spacing w:before="0" w:after="0"/>
+        <w:jc w:val="both"/>
+      </w:pPr>
     </w:p>
     <w:p>
       <w:pPr>

--- a/mon/ngu_van/khbd/lop11/KHBD_NGUVAN11_Bai1_CauChuyenVaDiemNhin_T1-11.docx
+++ b/mon/ngu_van/khbd/lop11/KHBD_NGUVAN11_Bai1_CauChuyenVaDiemNhin_T1-11.docx
@@ -689,7 +689,7 @@
           <w:b w:val="0"/>
           <w:i w:val="0"/>
         </w:rPr>
-        <w:t>- Video tham khảo: Phim tài liệu đặc biệt: Nạn đói khủng khiếp năm 1945 (kênh Trực tiếp TV) – https://www.youtube.com/watch?v=l00C8vSGTso – Hoạt động Mở đầu – Vợ nhặt (chiếu trích đoạn 2–3 phút)</w:t>
+        <w:t>- Video tham khảo: Nạn đói 1945: Thảm cảnh đầy nước mắt (kênh Kênh VTC16 (Đài THVN)) – https://www.youtube.com/watch?v=QTEXDAI5g2A – Hoạt động Mở đầu – Vợ nhặt (3 phút)</w:t>
       </w:r>
     </w:p>
     <w:p>
@@ -1325,7 +1325,7 @@
           <w:b w:val="0"/>
           <w:i w:val="0"/>
         </w:rPr>
-        <w:t>- Video tham khảo: Tác phẩm: Truyện ngắn Vợ nhặt – Nhà văn Kim Lân (kênh Văn học Việt Nam và Thế giới) – https://www.youtube.com/watch?v=6PGr8iYB83I – Đọc văn bản ở nhà (nghe toàn văn truyện)</w:t>
+        <w:t>- Video tham khảo: Truyện ngắn Vợ nhặt – Kim Lân (Chương trình Thư viện sách nói) (kênh Thư viện Thành phố Bắc Giang) – https://www.youtube.com/watch?v=g79uSESWGdA – Giao HS nghe toàn văn ở nhà</w:t>
       </w:r>
     </w:p>
     <w:p>
@@ -2800,7 +2800,7 @@
           <w:b w:val="0"/>
           <w:i w:val="0"/>
         </w:rPr>
-        <w:t>- Video tham khảo: Làng Vũ Đại ngày ấy (1982) (kênh Sao Vàng) – https://www.youtube.com/watch?v=FShtDV29lXQ – Mở đầu Chí Phèo – chiếu trích đoạn phim chuyển thể (Chí Phèo – Thị Nở)</w:t>
+        <w:t>- Video tham khảo: Trước giờ xem phim “Làng Vũ Đại ngày ấy” (kênh VTV24) – https://www.youtube.com/watch?v=EDUX_REhg-0 – Mở đầu Chí Phèo – giới thiệu phim chuyển thể từ tác phẩm Nam Cao</w:t>
       </w:r>
     </w:p>
     <w:p>
@@ -3164,6 +3164,19 @@
           <w:i w:val="0"/>
         </w:rPr>
         <w:t>- HS giới thiệu tác giả Nam Cao, tác phẩm; tóm tắt cốt truyện theo trình tự thời gian cuộc đời nhân vật và đánh giá hiệu quả của việc phá vỡ trình tự (câu hỏi 1 SGK).</w:t>
+      </w:r>
+    </w:p>
+    <w:p>
+      <w:pPr>
+        <w:spacing w:before="0" w:after="0"/>
+        <w:jc w:val="both"/>
+      </w:pPr>
+      <w:r>
+        <w:rPr>
+          <w:b w:val="0"/>
+          <w:i w:val="0"/>
+        </w:rPr>
+        <w:t>- Video tham khảo: Chí Phèo – Nam Cao (sách nói) (kênh Thư viện Thành phố Bắc Giang) – https://www.youtube.com/watch?v=NgjxocPx8rI – Giao HS nghe toàn văn ở nhà</w:t>
       </w:r>
     </w:p>
     <w:p>
@@ -5901,7 +5914,7 @@
                 <w:b w:val="0"/>
                 <w:i w:val="0"/>
               </w:rPr>
-              <w:t>Phim tài liệu đặc biệt: Nạn đói khủng khiếp năm 1945</w:t>
+              <w:t>Nạn đói 1945: Thảm cảnh đầy nước mắt</w:t>
             </w:r>
           </w:p>
         </w:tc>
@@ -5919,7 +5932,7 @@
                 <w:b w:val="0"/>
                 <w:i w:val="0"/>
               </w:rPr>
-              <w:t>Trực tiếp TV</w:t>
+              <w:t>Kênh VTC16 (Đài THVN)</w:t>
             </w:r>
           </w:p>
         </w:tc>
@@ -5937,7 +5950,7 @@
                 <w:b w:val="0"/>
                 <w:i w:val="0"/>
               </w:rPr>
-              <w:t>Hoạt động Mở đầu – Vợ nhặt (chiếu trích đoạn 2–3 phút)</w:t>
+              <w:t>Hoạt động Mở đầu – Vợ nhặt (3 phút)</w:t>
             </w:r>
           </w:p>
         </w:tc>
@@ -5955,7 +5968,7 @@
                 <w:b w:val="0"/>
                 <w:i w:val="0"/>
               </w:rPr>
-              <w:t>https://www.youtube.com/watch?v=l00C8vSGTso</w:t>
+              <w:t>https://www.youtube.com/watch?v=QTEXDAI5g2A</w:t>
             </w:r>
           </w:p>
         </w:tc>
@@ -5993,7 +6006,7 @@
                 <w:b w:val="0"/>
                 <w:i w:val="0"/>
               </w:rPr>
-              <w:t>Tác phẩm: Truyện ngắn Vợ nhặt – Nhà văn Kim Lân</w:t>
+              <w:t>Truyện ngắn Vợ nhặt – Kim Lân (Chương trình Thư viện sách nói)</w:t>
             </w:r>
           </w:p>
         </w:tc>
@@ -6011,7 +6024,7 @@
                 <w:b w:val="0"/>
                 <w:i w:val="0"/>
               </w:rPr>
-              <w:t>Văn học Việt Nam và Thế giới</w:t>
+              <w:t>Thư viện Thành phố Bắc Giang</w:t>
             </w:r>
           </w:p>
         </w:tc>
@@ -6029,7 +6042,7 @@
                 <w:b w:val="0"/>
                 <w:i w:val="0"/>
               </w:rPr>
-              <w:t>Đọc văn bản ở nhà (nghe toàn văn truyện)</w:t>
+              <w:t>Giao HS nghe toàn văn ở nhà</w:t>
             </w:r>
           </w:p>
         </w:tc>
@@ -6047,7 +6060,7 @@
                 <w:b w:val="0"/>
                 <w:i w:val="0"/>
               </w:rPr>
-              <w:t>https://www.youtube.com/watch?v=6PGr8iYB83I</w:t>
+              <w:t>https://www.youtube.com/watch?v=g79uSESWGdA</w:t>
             </w:r>
           </w:p>
         </w:tc>
@@ -6085,7 +6098,7 @@
                 <w:b w:val="0"/>
                 <w:i w:val="0"/>
               </w:rPr>
-              <w:t>Làng Vũ Đại ngày ấy (1982)</w:t>
+              <w:t>Trước giờ xem phim “Làng Vũ Đại ngày ấy”</w:t>
             </w:r>
           </w:p>
         </w:tc>
@@ -6103,7 +6116,7 @@
                 <w:b w:val="0"/>
                 <w:i w:val="0"/>
               </w:rPr>
-              <w:t>Sao Vàng</w:t>
+              <w:t>VTV24</w:t>
             </w:r>
           </w:p>
         </w:tc>
@@ -6121,7 +6134,7 @@
                 <w:b w:val="0"/>
                 <w:i w:val="0"/>
               </w:rPr>
-              <w:t>Mở đầu Chí Phèo – chiếu trích đoạn phim chuyển thể (Chí Phèo – Thị Nở)</w:t>
+              <w:t>Mở đầu Chí Phèo – giới thiệu phim chuyển thể từ tác phẩm Nam Cao</w:t>
             </w:r>
           </w:p>
         </w:tc>
@@ -6139,7 +6152,99 @@
                 <w:b w:val="0"/>
                 <w:i w:val="0"/>
               </w:rPr>
-              <w:t>https://www.youtube.com/watch?v=FShtDV29lXQ</w:t>
+              <w:t>https://www.youtube.com/watch?v=EDUX_REhg-0</w:t>
+            </w:r>
+          </w:p>
+        </w:tc>
+      </w:tr>
+      <w:tr>
+        <w:tc>
+          <w:tcPr>
+            <w:tcW w:type="dxa" w:w="794"/>
+          </w:tcPr>
+          <w:p>
+            <w:pPr>
+              <w:spacing w:before="0" w:after="0"/>
+              <w:jc w:val="both"/>
+            </w:pPr>
+            <w:r>
+              <w:rPr>
+                <w:b w:val="0"/>
+                <w:i w:val="0"/>
+              </w:rPr>
+              <w:t>4</w:t>
+            </w:r>
+          </w:p>
+        </w:tc>
+        <w:tc>
+          <w:tcPr>
+            <w:tcW w:type="dxa" w:w="2282"/>
+          </w:tcPr>
+          <w:p>
+            <w:pPr>
+              <w:spacing w:before="0" w:after="0"/>
+              <w:jc w:val="both"/>
+            </w:pPr>
+            <w:r>
+              <w:rPr>
+                <w:b w:val="0"/>
+                <w:i w:val="0"/>
+              </w:rPr>
+              <w:t>Chí Phèo – Nam Cao (sách nói)</w:t>
+            </w:r>
+          </w:p>
+        </w:tc>
+        <w:tc>
+          <w:tcPr>
+            <w:tcW w:type="dxa" w:w="2282"/>
+          </w:tcPr>
+          <w:p>
+            <w:pPr>
+              <w:spacing w:before="0" w:after="0"/>
+              <w:jc w:val="both"/>
+            </w:pPr>
+            <w:r>
+              <w:rPr>
+                <w:b w:val="0"/>
+                <w:i w:val="0"/>
+              </w:rPr>
+              <w:t>Thư viện Thành phố Bắc Giang</w:t>
+            </w:r>
+          </w:p>
+        </w:tc>
+        <w:tc>
+          <w:tcPr>
+            <w:tcW w:type="dxa" w:w="2282"/>
+          </w:tcPr>
+          <w:p>
+            <w:pPr>
+              <w:spacing w:before="0" w:after="0"/>
+              <w:jc w:val="both"/>
+            </w:pPr>
+            <w:r>
+              <w:rPr>
+                <w:b w:val="0"/>
+                <w:i w:val="0"/>
+              </w:rPr>
+              <w:t>Giao HS nghe toàn văn ở nhà</w:t>
+            </w:r>
+          </w:p>
+        </w:tc>
+        <w:tc>
+          <w:tcPr>
+            <w:tcW w:type="dxa" w:w="2282"/>
+          </w:tcPr>
+          <w:p>
+            <w:pPr>
+              <w:spacing w:before="0" w:after="0"/>
+              <w:jc w:val="both"/>
+            </w:pPr>
+            <w:r>
+              <w:rPr>
+                <w:b w:val="0"/>
+                <w:i w:val="0"/>
+              </w:rPr>
+              <w:t>https://www.youtube.com/watch?v=NgjxocPx8rI</w:t>
             </w:r>
           </w:p>
         </w:tc>

--- a/mon/ngu_van/khbd/lop11/KHBD_NGUVAN11_Bai1_CauChuyenVaDiemNhin_T1-11.docx
+++ b/mon/ngu_van/khbd/lop11/KHBD_NGUVAN11_Bai1_CauChuyenVaDiemNhin_T1-11.docx
@@ -12,20 +12,18 @@
           <w:b/>
           <w:i/>
         </w:rPr>
-        <w:t>Ngày …… tháng …… năm 2026</w:t>
-      </w:r>
-      <w:r>
+        <w:t>Ngày …… tháng …… năm ……</w:t>
         <w:tab/>
         <w:tab/>
         <w:tab/>
-        <w:t xml:space="preserve">       </w:t>
-      </w:r>
+        <w:t xml:space="preserve">       Họ và tên giáo viên: ……………………………</w:t>
+      </w:r>
+      <w:r/>
       <w:r>
         <w:rPr>
           <w:b/>
           <w:i/>
         </w:rPr>
-        <w:t xml:space="preserve">Họ và tên giáo viên: </w:t>
       </w:r>
     </w:p>
     <w:p>
@@ -5698,8 +5696,8 @@
       <w:r>
         <w:drawing>
           <wp:inline xmlns:a="http://schemas.openxmlformats.org/drawingml/2006/main" xmlns:pic="http://schemas.openxmlformats.org/drawingml/2006/picture">
-            <wp:extent cx="5760000" cy="3217752"/>
-            <wp:docPr id="4" name="Picture 4"/>
+            <wp:extent cx="5940000" cy="3335425"/>
+            <wp:docPr id="8" name="Picture 8"/>
             <wp:cNvGraphicFramePr>
               <a:graphicFrameLocks noChangeAspect="1"/>
             </wp:cNvGraphicFramePr>
@@ -5707,11 +5705,11 @@
               <a:graphicData uri="http://schemas.openxmlformats.org/drawingml/2006/picture">
                 <pic:pic>
                   <pic:nvPicPr>
-                    <pic:cNvPr id="0" name="SoDoTuDuy_NGUVAN11_Bai1_CauChuyenVaDiemNhin_T1-11.png"/>
+                    <pic:cNvPr id="0" name="image.png"/>
                     <pic:cNvPicPr/>
                   </pic:nvPicPr>
                   <pic:blipFill>
-                    <a:blip r:embed="rId20"/>
+                    <a:blip r:embed="rId24"/>
                     <a:stretch>
                       <a:fillRect/>
                     </a:stretch>
@@ -5719,7 +5717,7 @@
                   <pic:spPr>
                     <a:xfrm>
                       <a:off x="0" y="0"/>
-                      <a:ext cx="5760000" cy="3217752"/>
+                      <a:ext cx="5940000" cy="3335425"/>
                     </a:xfrm>
                     <a:prstGeom prst="rect"/>
                   </pic:spPr>
@@ -5728,6 +5726,18 @@
             </a:graphic>
           </wp:inline>
         </w:drawing>
+      </w:r>
+    </w:p>
+    <w:p>
+      <w:pPr>
+        <w:jc w:val="center"/>
+      </w:pPr>
+      <w:r>
+        <w:rPr>
+          <w:i/>
+          <w:sz w:val="20"/>
+        </w:rPr>
+        <w:t>Sơ đồ tư duy – Câu chuyện và điểm nhìn (TTT biên soạn theo SGK)</w:t>
       </w:r>
     </w:p>
     <w:p>
@@ -7682,156 +7692,11 @@
         </w:tc>
       </w:tr>
     </w:tbl>
-    <w:p>
-      <w:pPr>
-        <w:spacing w:before="0" w:after="0"/>
-        <w:jc w:val="both"/>
-      </w:pPr>
-    </w:p>
-    <w:p>
-      <w:pPr>
-        <w:spacing w:before="0" w:after="0"/>
-        <w:jc w:val="both"/>
-      </w:pPr>
-    </w:p>
-    <w:tbl>
-      <w:tblPr>
-        <w:tblStyle w:val="TableGrid"/>
-        <w:tblW w:type="auto" w:w="0"/>
-        <w:jc w:val="center"/>
-        <w:tblLook w:firstColumn="1" w:firstRow="1" w:lastColumn="0" w:lastRow="0" w:noHBand="0" w:noVBand="1" w:val="04A0"/>
-      </w:tblPr>
-      <w:tblGrid>
-        <w:gridCol w:w="4961"/>
-        <w:gridCol w:w="4961"/>
-      </w:tblGrid>
-      <w:tr>
-        <w:tc>
-          <w:tcPr>
-            <w:tcW w:type="dxa" w:w="4961"/>
-            <w:tcBorders>
-              <w:top w:val="nil"/>
-              <w:left w:val="nil"/>
-              <w:bottom w:val="nil"/>
-              <w:right w:val="nil"/>
-            </w:tcBorders>
-          </w:tcPr>
-          <w:p>
-            <w:pPr>
-              <w:spacing w:before="80" w:after="0"/>
-              <w:jc w:val="center"/>
-            </w:pPr>
-            <w:r>
-              <w:rPr>
-                <w:b/>
-                <w:i w:val="0"/>
-              </w:rPr>
-              <w:t>TỔ TRƯỞNG CHUYÊN MÔN</w:t>
-            </w:r>
-          </w:p>
-          <w:p>
-            <w:pPr>
-              <w:spacing w:before="0" w:after="0"/>
-              <w:jc w:val="both"/>
-            </w:pPr>
-          </w:p>
-          <w:p>
-            <w:pPr>
-              <w:spacing w:before="0" w:after="0"/>
-              <w:jc w:val="both"/>
-            </w:pPr>
-          </w:p>
-          <w:p>
-            <w:pPr>
-              <w:spacing w:before="0" w:after="0"/>
-              <w:jc w:val="both"/>
-            </w:pPr>
-          </w:p>
-          <w:p>
-            <w:pPr>
-              <w:spacing w:before="0" w:after="0"/>
-              <w:jc w:val="both"/>
-            </w:pPr>
-          </w:p>
-        </w:tc>
-        <w:tc>
-          <w:tcPr>
-            <w:tcW w:type="dxa" w:w="4961"/>
-            <w:tcBorders>
-              <w:top w:val="nil"/>
-              <w:left w:val="nil"/>
-              <w:bottom w:val="nil"/>
-              <w:right w:val="nil"/>
-            </w:tcBorders>
-          </w:tcPr>
-          <w:p>
-            <w:pPr>
-              <w:spacing w:before="80" w:after="0"/>
-              <w:jc w:val="center"/>
-            </w:pPr>
-            <w:r>
-              <w:rPr>
-                <w:b/>
-                <w:i w:val="0"/>
-              </w:rPr>
-              <w:t>NGƯỜI SOẠN</w:t>
-            </w:r>
-          </w:p>
-          <w:p>
-            <w:pPr>
-              <w:spacing w:before="0" w:after="0"/>
-              <w:jc w:val="both"/>
-            </w:pPr>
-          </w:p>
-          <w:p>
-            <w:pPr>
-              <w:spacing w:before="0" w:after="0"/>
-              <w:jc w:val="both"/>
-            </w:pPr>
-          </w:p>
-          <w:p>
-            <w:pPr>
-              <w:spacing w:before="0" w:after="0"/>
-              <w:jc w:val="both"/>
-            </w:pPr>
-          </w:p>
-          <w:p>
-            <w:pPr>
-              <w:spacing w:before="0" w:after="0"/>
-              <w:jc w:val="both"/>
-            </w:pPr>
-          </w:p>
-        </w:tc>
-      </w:tr>
-    </w:tbl>
-    <w:p>
-      <w:pPr>
-        <w:spacing w:before="240" w:after="0"/>
-        <w:jc w:val="center"/>
-      </w:pPr>
-      <w:r>
-        <w:rPr>
-          <w:b/>
-          <w:i w:val="0"/>
-        </w:rPr>
-        <w:t>KIỂM TRA CỦA LÃNH ĐẠO</w:t>
-      </w:r>
-    </w:p>
-    <w:p>
-      <w:pPr>
-        <w:spacing w:before="0" w:after="0"/>
-        <w:jc w:val="center"/>
-      </w:pPr>
-      <w:r>
-        <w:rPr>
-          <w:b/>
-          <w:i w:val="0"/>
-        </w:rPr>
-        <w:t>PHÓ HIỆU TRƯỞNG</w:t>
-      </w:r>
-    </w:p>
     <w:sectPr>
       <w:footerReference w:type="default" r:id="rId14"/>
+      <w:headerReference w:type="default" r:id="rId21"/>
+      <w:headerReference w:type="first" r:id="rId22"/>
+      <w:footerReference w:type="first" r:id="rId23"/>
       <w:type w:val="continuous"/>
       <w:pgSz w:w="11907" w:h="16840" w:code="9"/>
       <w:pgMar w:top="851" w:right="708" w:bottom="851" w:left="1276" w:header="0" w:footer="283" w:gutter="0"/>
@@ -7931,6 +7796,16 @@
 </w:ftr>
 </file>
 
+<file path=word/footer2.xml><?xml version="1.0" encoding="utf-8"?>
+<w:ftr xmlns:m="http://schemas.openxmlformats.org/officeDocument/2006/math" xmlns:mc="http://schemas.openxmlformats.org/markup-compatibility/2006" xmlns:mo="http://schemas.microsoft.com/office/mac/office/2008/main" xmlns:mv="urn:schemas-microsoft-com:mac:vml" xmlns:o="urn:schemas-microsoft-com:office:office" xmlns:r="http://schemas.openxmlformats.org/officeDocument/2006/relationships" xmlns:v="urn:schemas-microsoft-com:vml" xmlns:w10="urn:schemas-microsoft-com:office:word" xmlns:w14="http://schemas.microsoft.com/office/word/2010/wordml" xmlns:w="http://schemas.openxmlformats.org/wordprocessingml/2006/main" xmlns:wne="http://schemas.microsoft.com/office/word/2006/wordml" xmlns:wp14="http://schemas.microsoft.com/office/word/2010/wordprocessingDrawing" xmlns:wp="http://schemas.openxmlformats.org/drawingml/2006/wordprocessingDrawing" xmlns:wpc="http://schemas.microsoft.com/office/word/2010/wordprocessingCanvas" xmlns:wpg="http://schemas.microsoft.com/office/word/2010/wordprocessingGroup" xmlns:wpi="http://schemas.microsoft.com/office/word/2010/wordprocessingInk" xmlns:wps="http://schemas.microsoft.com/office/word/2010/wordprocessingShape" mc:Ignorable="w14 wp14">
+  <w:p>
+    <w:pPr>
+      <w:pStyle w:val="Footer"/>
+    </w:pPr>
+  </w:p>
+</w:ftr>
+</file>
+
 <file path=word/footnotes.xml><?xml version="1.0" encoding="utf-8"?>
 <w:footnotes xmlns:wpc="http://schemas.microsoft.com/office/word/2010/wordprocessingCanvas" xmlns:cx="http://schemas.microsoft.com/office/drawing/2014/chartex" xmlns:cx1="http://schemas.microsoft.com/office/drawing/2015/9/8/chartex" xmlns:cx2="http://schemas.microsoft.com/office/drawing/2015/10/21/chartex" xmlns:cx3="http://schemas.microsoft.com/office/drawing/2016/5/9/chartex" xmlns:cx4="http://schemas.microsoft.com/office/drawing/2016/5/10/chartex" xmlns:cx5="http://schemas.microsoft.com/office/drawing/2016/5/11/chartex" xmlns:cx6="http://schemas.microsoft.com/office/drawing/2016/5/12/chartex" xmlns:cx7="http://schemas.microsoft.com/office/drawing/2016/5/13/chartex" xmlns:cx8="http://schemas.microsoft.com/office/drawing/2016/5/14/chartex" xmlns:mc="http://schemas.openxmlformats.org/markup-compatibility/2006" xmlns:aink="http://schemas.microsoft.com/office/drawing/2016/ink" xmlns:am3d="http://schemas.microsoft.com/office/drawing/2017/model3d" xmlns:o="urn:schemas-microsoft-com:office:office" xmlns:r="http://schemas.openxmlformats.org/officeDocument/2006/relationships" xmlns:m="http://schemas.openxmlformats.org/officeDocument/2006/math" xmlns:v="urn:schemas-microsoft-com:vml" xmlns:wp14="http://schemas.microsoft.com/office/word/2010/wordprocessingDrawing" xmlns:wp="http://schemas.openxmlformats.org/drawingml/2006/wordprocessingDrawing" xmlns:w10="urn:schemas-microsoft-com:office:word" xmlns:w="http://schemas.openxmlformats.org/wordprocessingml/2006/main" xmlns:w14="http://schemas.microsoft.com/office/word/2010/wordml" xmlns:w15="http://schemas.microsoft.com/office/word/2012/wordml" xmlns:w16cid="http://schemas.microsoft.com/office/word/2016/wordml/cid" xmlns:w16se="http://schemas.microsoft.com/office/word/2015/wordml/symex" xmlns:wpg="http://schemas.microsoft.com/office/word/2010/wordprocessingGroup" xmlns:wpi="http://schemas.microsoft.com/office/word/2010/wordprocessingInk" xmlns:wne="http://schemas.microsoft.com/office/word/2006/wordml" xmlns:wps="http://schemas.microsoft.com/office/word/2010/wordprocessingShape" mc:Ignorable="w14 w15 w16se w16cid wp14">
   <w:footnote w:type="separator" w:id="-1">
@@ -7954,6 +7829,26 @@
     </w:p>
   </w:footnote>
 </w:footnotes>
+</file>
+
+<file path=word/header1.xml><?xml version="1.0" encoding="utf-8"?>
+<w:hdr xmlns:m="http://schemas.openxmlformats.org/officeDocument/2006/math" xmlns:mc="http://schemas.openxmlformats.org/markup-compatibility/2006" xmlns:mo="http://schemas.microsoft.com/office/mac/office/2008/main" xmlns:mv="urn:schemas-microsoft-com:mac:vml" xmlns:o="urn:schemas-microsoft-com:office:office" xmlns:r="http://schemas.openxmlformats.org/officeDocument/2006/relationships" xmlns:v="urn:schemas-microsoft-com:vml" xmlns:w10="urn:schemas-microsoft-com:office:word" xmlns:w14="http://schemas.microsoft.com/office/word/2010/wordml" xmlns:w="http://schemas.openxmlformats.org/wordprocessingml/2006/main" xmlns:wne="http://schemas.microsoft.com/office/word/2006/wordml" xmlns:wp14="http://schemas.microsoft.com/office/word/2010/wordprocessingDrawing" xmlns:wp="http://schemas.openxmlformats.org/drawingml/2006/wordprocessingDrawing" xmlns:wpc="http://schemas.microsoft.com/office/word/2010/wordprocessingCanvas" xmlns:wpg="http://schemas.microsoft.com/office/word/2010/wordprocessingGroup" xmlns:wpi="http://schemas.microsoft.com/office/word/2010/wordprocessingInk" xmlns:wps="http://schemas.microsoft.com/office/word/2010/wordprocessingShape" mc:Ignorable="w14 wp14">
+  <w:p>
+    <w:pPr>
+      <w:pStyle w:val="Header"/>
+    </w:pPr>
+  </w:p>
+</w:hdr>
+</file>
+
+<file path=word/header2.xml><?xml version="1.0" encoding="utf-8"?>
+<w:hdr xmlns:m="http://schemas.openxmlformats.org/officeDocument/2006/math" xmlns:mc="http://schemas.openxmlformats.org/markup-compatibility/2006" xmlns:mo="http://schemas.microsoft.com/office/mac/office/2008/main" xmlns:mv="urn:schemas-microsoft-com:mac:vml" xmlns:o="urn:schemas-microsoft-com:office:office" xmlns:r="http://schemas.openxmlformats.org/officeDocument/2006/relationships" xmlns:v="urn:schemas-microsoft-com:vml" xmlns:w10="urn:schemas-microsoft-com:office:word" xmlns:w14="http://schemas.microsoft.com/office/word/2010/wordml" xmlns:w="http://schemas.openxmlformats.org/wordprocessingml/2006/main" xmlns:wne="http://schemas.microsoft.com/office/word/2006/wordml" xmlns:wp14="http://schemas.microsoft.com/office/word/2010/wordprocessingDrawing" xmlns:wp="http://schemas.openxmlformats.org/drawingml/2006/wordprocessingDrawing" xmlns:wpc="http://schemas.microsoft.com/office/word/2010/wordprocessingCanvas" xmlns:wpg="http://schemas.microsoft.com/office/word/2010/wordprocessingGroup" xmlns:wpi="http://schemas.microsoft.com/office/word/2010/wordprocessingInk" xmlns:wps="http://schemas.microsoft.com/office/word/2010/wordprocessingShape" mc:Ignorable="w14 wp14">
+  <w:p>
+    <w:pPr>
+      <w:pStyle w:val="Header"/>
+    </w:pPr>
+  </w:p>
+</w:hdr>
 </file>
 
 <file path=word/numbering.xml><?xml version="1.0" encoding="utf-8"?>

--- a/mon/ngu_van/khbd/lop11/KHBD_NGUVAN11_Bai1_CauChuyenVaDiemNhin_T1-11.docx
+++ b/mon/ngu_van/khbd/lop11/KHBD_NGUVAN11_Bai1_CauChuyenVaDiemNhin_T1-11.docx
@@ -93,6 +93,407 @@
     </w:p>
     <w:p>
       <w:pPr>
+        <w:spacing w:before="0" w:after="0"/>
+        <w:jc w:val="both"/>
+      </w:pPr>
+      <w:r>
+        <w:rPr>
+          <w:b/>
+          <w:i w:val="0"/>
+        </w:rPr>
+        <w:t>1. Về kiến thức:</w:t>
+      </w:r>
+    </w:p>
+    <w:p>
+      <w:pPr>
+        <w:spacing w:before="0" w:after="0"/>
+        <w:jc w:val="both"/>
+      </w:pPr>
+      <w:r>
+        <w:rPr>
+          <w:b w:val="0"/>
+          <w:i w:val="0"/>
+        </w:rPr>
+        <w:t>- Nhận biết và phân tích được một số yếu tố của truyện ngắn hiện đại như: không gian, thời gian, câu chuyện, nhân vật, người kể chuyện ngôi thứ ba, người kể chuyện ngôi thứ nhất, sự thay đổi điểm nhìn, sự nối kết giữa lời người kể chuyện và lời nhân vật.</w:t>
+      </w:r>
+    </w:p>
+    <w:p>
+      <w:pPr>
+        <w:spacing w:before="0" w:after="0"/>
+        <w:jc w:val="both"/>
+      </w:pPr>
+      <w:r>
+        <w:rPr>
+          <w:b w:val="0"/>
+          <w:i w:val="0"/>
+        </w:rPr>
+        <w:t>- Phân tích được các chi tiết tiêu biểu, đề tài, câu chuyện, sự kiện, nhân vật và mối quan hệ của chúng trong tính chỉnh thể của tác phẩm; nhận xét được những chi tiết quan trọng trong việc thể hiện nội dung văn bản.</w:t>
+      </w:r>
+    </w:p>
+    <w:p>
+      <w:pPr>
+        <w:spacing w:before="0" w:after="0"/>
+        <w:jc w:val="both"/>
+      </w:pPr>
+      <w:r>
+        <w:rPr>
+          <w:b w:val="0"/>
+          <w:i w:val="0"/>
+        </w:rPr>
+        <w:t>- Nhận biết được các đặc điểm cơ bản của ngôn ngữ nói và ngôn ngữ viết để có hướng vận dụng phù hợp, hiệu quả.</w:t>
+      </w:r>
+    </w:p>
+    <w:p>
+      <w:pPr>
+        <w:spacing w:before="0" w:after="0"/>
+        <w:jc w:val="both"/>
+      </w:pPr>
+      <w:r>
+        <w:rPr>
+          <w:b w:val="0"/>
+          <w:i w:val="0"/>
+        </w:rPr>
+        <w:t>- Viết được văn bản nghị luận về một tác phẩm truyện, chú ý phân tích đặc điểm riêng trong cách kể của tác giả.</w:t>
+      </w:r>
+    </w:p>
+    <w:p>
+      <w:pPr>
+        <w:spacing w:before="0" w:after="0"/>
+        <w:jc w:val="both"/>
+      </w:pPr>
+      <w:r>
+        <w:rPr>
+          <w:b w:val="0"/>
+          <w:i w:val="0"/>
+        </w:rPr>
+        <w:t>- Biết thuyết trình về nghệ thuật kể chuyện trong một tác phẩm truyện.</w:t>
+      </w:r>
+    </w:p>
+    <w:p>
+      <w:pPr>
+        <w:spacing w:before="0" w:after="0"/>
+        <w:jc w:val="both"/>
+      </w:pPr>
+      <w:r>
+        <w:rPr>
+          <w:b/>
+          <w:i w:val="0"/>
+        </w:rPr>
+        <w:t>2. Về năng lực</w:t>
+      </w:r>
+    </w:p>
+    <w:p>
+      <w:pPr>
+        <w:spacing w:before="0" w:after="0"/>
+        <w:jc w:val="both"/>
+      </w:pPr>
+      <w:r>
+        <w:rPr>
+          <w:b/>
+          <w:i w:val="0"/>
+        </w:rPr>
+        <w:t>a. Năng lực chung:</w:t>
+      </w:r>
+      <w:r>
+        <w:rPr>
+          <w:b w:val="0"/>
+          <w:i w:val="0"/>
+        </w:rPr>
+        <w:t xml:space="preserve"> Năng lực tự chủ và tự học (tự đọc, tóm tắt văn bản ở nhà), năng lực giao tiếp và hợp tác (thảo luận nhóm, trình bày sản phẩm), năng lực giải quyết vấn đề và sáng tạo (đánh giá cách kể, liên hệ bản thân).</w:t>
+      </w:r>
+    </w:p>
+    <w:p>
+      <w:pPr>
+        <w:spacing w:before="0" w:after="0"/>
+        <w:jc w:val="both"/>
+      </w:pPr>
+      <w:r>
+        <w:rPr>
+          <w:b/>
+          <w:i w:val="0"/>
+        </w:rPr>
+        <w:t>b. Năng lực đặc thù:</w:t>
+      </w:r>
+    </w:p>
+    <w:p>
+      <w:pPr>
+        <w:spacing w:before="0" w:after="0"/>
+        <w:jc w:val="both"/>
+      </w:pPr>
+      <w:r>
+        <w:rPr>
+          <w:b w:val="0"/>
+          <w:i w:val="0"/>
+        </w:rPr>
+        <w:t>- Nhận biết và phân tích được đặc điểm của truyện ngắn hiện đại; phân biệt câu chuyện và truyện kể.</w:t>
+      </w:r>
+    </w:p>
+    <w:p>
+      <w:pPr>
+        <w:spacing w:before="0" w:after="0"/>
+        <w:jc w:val="both"/>
+      </w:pPr>
+      <w:r>
+        <w:rPr>
+          <w:b w:val="0"/>
+          <w:i w:val="0"/>
+        </w:rPr>
+        <w:t>- Xác định và phân tích được tình huống truyện, người kể chuyện, hệ thống điểm nhìn, lời người kể chuyện và lời nhân vật trong Vợ nhặt (Kim Lân) và Chí Phèo (Nam Cao).</w:t>
+      </w:r>
+    </w:p>
+    <w:p>
+      <w:pPr>
+        <w:spacing w:before="0" w:after="0"/>
+        <w:jc w:val="both"/>
+      </w:pPr>
+      <w:r>
+        <w:rPr>
+          <w:b w:val="0"/>
+          <w:i w:val="0"/>
+        </w:rPr>
+        <w:t>- Đánh giá được giá trị hiện thực, giá trị nhân đạo và những đóng góp nghệ thuật của hai tác phẩm.</w:t>
+      </w:r>
+    </w:p>
+    <w:p>
+      <w:pPr>
+        <w:spacing w:before="0" w:after="0"/>
+        <w:jc w:val="both"/>
+      </w:pPr>
+      <w:r>
+        <w:rPr>
+          <w:b w:val="0"/>
+          <w:i w:val="0"/>
+        </w:rPr>
+        <w:t>- Nhận diện, phân tích được đặc điểm ngôn ngữ nói và ngôn ngữ viết; vận dụng phù hợp trong giao tiếp.</w:t>
+      </w:r>
+    </w:p>
+    <w:p>
+      <w:pPr>
+        <w:spacing w:before="0" w:after="0"/>
+        <w:jc w:val="both"/>
+      </w:pPr>
+      <w:r>
+        <w:rPr>
+          <w:b w:val="0"/>
+          <w:i w:val="0"/>
+        </w:rPr>
+        <w:t>- Viết được văn bản nghị luận về một tác phẩm truyện (những đặc điểm trong cách kể của tác giả); thuyết trình về nghệ thuật kể chuyện.</w:t>
+      </w:r>
+    </w:p>
+    <w:p>
+      <w:pPr>
+        <w:spacing w:before="0" w:after="0"/>
+        <w:jc w:val="both"/>
+      </w:pPr>
+      <w:r>
+        <w:rPr>
+          <w:b/>
+          <w:i w:val="0"/>
+        </w:rPr>
+        <w:t>c. Năng lực số</w:t>
+      </w:r>
+    </w:p>
+    <w:p>
+      <w:pPr>
+        <w:spacing w:before="0" w:after="0"/>
+        <w:jc w:val="both"/>
+      </w:pPr>
+      <w:r>
+        <w:rPr>
+          <w:b/>
+          <w:i w:val="0"/>
+        </w:rPr>
+        <w:t>*Tích hợp năng lực số:</w:t>
+      </w:r>
+    </w:p>
+    <w:p>
+      <w:pPr>
+        <w:spacing w:before="0" w:after="0"/>
+        <w:jc w:val="both"/>
+      </w:pPr>
+      <w:r>
+        <w:rPr>
+          <w:b w:val="0"/>
+          <w:i w:val="0"/>
+          <w:color w:val="EE0000"/>
+        </w:rPr>
+        <w:t>- 1.1.NC1a: Sử dụng công cụ tìm kiếm và kho học liệu số để thu thập tư liệu về nạn đói năm Ất Dậu (1945), về nhà văn Kim Lân, Nam Cao.</w:t>
+      </w:r>
+    </w:p>
+    <w:p>
+      <w:pPr>
+        <w:spacing w:before="0" w:after="0"/>
+        <w:jc w:val="both"/>
+      </w:pPr>
+      <w:r>
+        <w:rPr>
+          <w:b w:val="0"/>
+          <w:i w:val="0"/>
+          <w:color w:val="EE0000"/>
+        </w:rPr>
+        <w:t>- 6.2.NC1a: Sử dụng câu lệnh (prompt) để AI hỗ trợ gợi ý hệ thống điểm nhìn trong một đoạn trích; tự kiểm chứng lại bằng văn bản SGK.</w:t>
+      </w:r>
+    </w:p>
+    <w:p>
+      <w:pPr>
+        <w:spacing w:before="0" w:after="0"/>
+        <w:jc w:val="both"/>
+      </w:pPr>
+      <w:r>
+        <w:rPr>
+          <w:b w:val="0"/>
+          <w:i w:val="0"/>
+          <w:color w:val="EE0000"/>
+        </w:rPr>
+        <w:t>- 6.3.NC1a: Sử dụng thiết bị số để thiết kế sản phẩm đa phương tiện (sơ đồ, infographic, slide) về nghệ thuật kể chuyện.</w:t>
+      </w:r>
+    </w:p>
+    <w:p>
+      <w:pPr>
+        <w:spacing w:before="0" w:after="0"/>
+        <w:jc w:val="both"/>
+      </w:pPr>
+      <w:r>
+        <w:rPr>
+          <w:b w:val="0"/>
+          <w:i w:val="0"/>
+          <w:color w:val="EE0000"/>
+        </w:rPr>
+        <w:t>- 5.2.NC1b; 2.5.NC1a: Sử dụng hệ thống luyện tập trực tuyến do giáo viên/tổ chuyên môn tổ chức để củng cố nội dung bài học, nhận phản hồi và tự đánh giá kết quả; thực hiện đúng quy tắc an toàn, bảo mật và trung thực trong môi trường số.</w:t>
+      </w:r>
+    </w:p>
+    <w:p>
+      <w:pPr>
+        <w:spacing w:before="0" w:after="0"/>
+        <w:jc w:val="both"/>
+      </w:pPr>
+      <w:r>
+        <w:rPr>
+          <w:b/>
+          <w:i w:val="0"/>
+        </w:rPr>
+        <w:t>*Tích hợp năng lực AI:</w:t>
+      </w:r>
+    </w:p>
+    <w:p>
+      <w:pPr>
+        <w:spacing w:before="0" w:after="0"/>
+        <w:jc w:val="both"/>
+      </w:pPr>
+      <w:r>
+        <w:rPr>
+          <w:b/>
+          <w:i w:val="0"/>
+          <w:color w:val="7030A0"/>
+        </w:rPr>
+        <w:t>11.A3.1.a:</w:t>
+      </w:r>
+      <w:r>
+        <w:rPr>
+          <w:b w:val="0"/>
+          <w:i w:val="0"/>
+          <w:color w:val="7030A0"/>
+        </w:rPr>
+        <w:t xml:space="preserve"> Học sinh nhận biết được giới hạn của AI khi phân tích tâm lí nhân vật, giọng điệu trần thuật (AI dễ khái quát chung chung, gán sai chi tiết).</w:t>
+      </w:r>
+    </w:p>
+    <w:p>
+      <w:pPr>
+        <w:spacing w:before="0" w:after="0"/>
+        <w:jc w:val="both"/>
+      </w:pPr>
+      <w:r>
+        <w:rPr>
+          <w:b/>
+          <w:i w:val="0"/>
+          <w:color w:val="7030A0"/>
+        </w:rPr>
+        <w:t>11.A1.1.a:</w:t>
+      </w:r>
+      <w:r>
+        <w:rPr>
+          <w:b w:val="0"/>
+          <w:i w:val="0"/>
+          <w:color w:val="7030A0"/>
+        </w:rPr>
+        <w:t xml:space="preserve"> Học sinh chủ động đối chiếu thông tin do AI cung cấp với văn bản SGK và nguồn học liệu chính thống để phát hiện sai sót.</w:t>
+      </w:r>
+    </w:p>
+    <w:p>
+      <w:pPr>
+        <w:spacing w:before="0" w:after="0"/>
+        <w:jc w:val="both"/>
+      </w:pPr>
+      <w:r>
+        <w:rPr>
+          <w:b/>
+          <w:i w:val="0"/>
+        </w:rPr>
+        <w:t>3. Về phẩm chất:</w:t>
+      </w:r>
+      <w:r>
+        <w:rPr>
+          <w:b w:val="0"/>
+          <w:i w:val="0"/>
+        </w:rPr>
+        <w:t xml:space="preserve"> Nhân ái – đồng cảm với những hoàn cảnh, số phận không may mắn; trân trọng niềm khát khao được chia sẻ, yêu thương; trách nhiệm với bản thân và cộng đồng.</w:t>
+      </w:r>
+    </w:p>
+    <w:p>
+      <w:pPr>
+        <w:spacing w:before="0" w:after="0"/>
+        <w:jc w:val="both"/>
+      </w:pPr>
+      <w:r>
+        <w:rPr>
+          <w:b/>
+          <w:i w:val="0"/>
+          <w:color w:val="FF0000"/>
+        </w:rPr>
+        <w:t>* Tích hợp nội dung Giáo dục đạo đức liêm chính:</w:t>
+      </w:r>
+    </w:p>
+    <w:p>
+      <w:pPr>
+        <w:spacing w:before="0" w:after="0"/>
+        <w:jc w:val="both"/>
+      </w:pPr>
+      <w:r>
+        <w:rPr>
+          <w:b/>
+          <w:i w:val="0"/>
+        </w:rPr>
+        <w:t>- Chí Phèo (Nam Cao).</w:t>
+      </w:r>
+    </w:p>
+    <w:p>
+      <w:pPr>
+        <w:spacing w:before="0" w:after="0"/>
+        <w:jc w:val="both"/>
+      </w:pPr>
+      <w:r>
+        <w:rPr>
+          <w:b w:val="0"/>
+          <w:i w:val="0"/>
+        </w:rPr>
+        <w:t>- Giúp học sinh nhận ra bản chất của sự lộng quyền, ức hiếp, “đè đầu cưỡi cổ” dân lành của bọn cường hào (Bá Kiến) – một biểu hiện của tham nhũng, lạm quyền ở nông thôn trước Cách mạng.</w:t>
+      </w:r>
+    </w:p>
+    <w:p>
+      <w:pPr>
+        <w:spacing w:before="0" w:after="0"/>
+        <w:jc w:val="both"/>
+      </w:pPr>
+      <w:r>
+        <w:rPr>
+          <w:b w:val="0"/>
+          <w:i w:val="0"/>
+        </w:rPr>
+        <w:t>- Bồi đắp ý thức sống ngay thẳng, trung thực, biết đấu tranh với cái xấu, cái ác; không dùng quyền lực, tiền bạc để chèn ép người khác.</w:t>
+      </w:r>
+    </w:p>
+    <w:p>
+      <w:pPr>
         <w:spacing w:before="60" w:after="0"/>
         <w:jc w:val="both"/>
       </w:pPr>
@@ -101,397 +502,62 @@
           <w:b/>
           <w:i w:val="0"/>
         </w:rPr>
-        <w:t>1. Về kiến thức:</w:t>
-      </w:r>
-    </w:p>
-    <w:p>
-      <w:pPr>
-        <w:spacing w:before="0" w:after="0"/>
-        <w:jc w:val="both"/>
-      </w:pPr>
-      <w:r>
-        <w:rPr>
-          <w:b w:val="0"/>
-          <w:i/>
-        </w:rPr>
-        <w:t>- Nhận biết và phân tích được một số yếu tố của truyện ngắn hiện đại như: không gian, thời gian, câu chuyện, nhân vật, người kể chuyện ngôi thứ ba, người kể chuyện ngôi thứ nhất, sự thay đổi điểm nhìn, sự nối kết giữa lời người kể chuyện và lời nhân vật.</w:t>
-      </w:r>
-    </w:p>
-    <w:p>
-      <w:pPr>
-        <w:spacing w:before="0" w:after="0"/>
-        <w:jc w:val="both"/>
-      </w:pPr>
-      <w:r>
-        <w:rPr>
-          <w:b w:val="0"/>
-          <w:i w:val="0"/>
-        </w:rPr>
-        <w:t>- Phân tích được các chi tiết tiêu biểu, đề tài, câu chuyện, sự kiện, nhân vật và mối quan hệ của chúng trong tính chỉnh thể của tác phẩm; nhận xét được những chi tiết quan trọng trong việc thể hiện nội dung văn bản.</w:t>
-      </w:r>
-    </w:p>
-    <w:p>
-      <w:pPr>
-        <w:spacing w:before="0" w:after="0"/>
-        <w:jc w:val="both"/>
-      </w:pPr>
-      <w:r>
-        <w:rPr>
-          <w:b w:val="0"/>
-          <w:i w:val="0"/>
-        </w:rPr>
-        <w:t>- Nhận biết được các đặc điểm cơ bản của ngôn ngữ nói và ngôn ngữ viết để có hướng vận dụng phù hợp, hiệu quả.</w:t>
-      </w:r>
-    </w:p>
-    <w:p>
-      <w:pPr>
-        <w:spacing w:before="0" w:after="0"/>
-        <w:jc w:val="both"/>
-      </w:pPr>
-      <w:r>
-        <w:rPr>
-          <w:b w:val="0"/>
-          <w:i w:val="0"/>
-        </w:rPr>
-        <w:t>- Viết được văn bản nghị luận về một tác phẩm truyện, chú ý phân tích đặc điểm riêng trong cách kể của tác giả.</w:t>
-      </w:r>
-    </w:p>
-    <w:p>
-      <w:pPr>
-        <w:spacing w:before="0" w:after="0"/>
-        <w:jc w:val="both"/>
-      </w:pPr>
-      <w:r>
-        <w:rPr>
-          <w:b w:val="0"/>
-          <w:i w:val="0"/>
-        </w:rPr>
-        <w:t>- Biết thuyết trình về nghệ thuật kể chuyện trong một tác phẩm truyện.</w:t>
-      </w:r>
-    </w:p>
-    <w:p>
-      <w:pPr>
-        <w:spacing w:before="60" w:after="0"/>
-        <w:jc w:val="both"/>
-      </w:pPr>
-      <w:r>
-        <w:rPr>
-          <w:b/>
-          <w:i w:val="0"/>
-        </w:rPr>
-        <w:t>2. Về năng lực</w:t>
-      </w:r>
-    </w:p>
-    <w:p>
-      <w:pPr>
-        <w:spacing w:before="60" w:after="0"/>
-        <w:jc w:val="both"/>
-      </w:pPr>
-      <w:r>
-        <w:rPr>
-          <w:b/>
-          <w:i w:val="0"/>
-        </w:rPr>
-        <w:t>a. Năng lực chung: Năng lực tự chủ và tự học (tự đọc, tóm tắt văn bản ở nhà), năng lực giao tiếp và hợp tác (thảo luận nhóm, trình bày sản phẩm), năng lực giải quyết vấn đề và sáng tạo (đánh giá cách kể, liên hệ bản thân).</w:t>
-      </w:r>
-    </w:p>
-    <w:p>
-      <w:pPr>
-        <w:spacing w:before="60" w:after="0"/>
-        <w:jc w:val="both"/>
-      </w:pPr>
-      <w:r>
-        <w:rPr>
-          <w:b/>
-          <w:i w:val="0"/>
-        </w:rPr>
-        <w:t>b. Năng lực đặc thù:</w:t>
-      </w:r>
-    </w:p>
-    <w:p>
-      <w:pPr>
-        <w:spacing w:before="0" w:after="0"/>
-        <w:jc w:val="both"/>
-      </w:pPr>
-      <w:r>
-        <w:rPr>
-          <w:b w:val="0"/>
-          <w:i w:val="0"/>
-        </w:rPr>
-        <w:t>- Nhận biết và phân tích được đặc điểm của truyện ngắn hiện đại; phân biệt câu chuyện và truyện kể.</w:t>
-      </w:r>
-    </w:p>
-    <w:p>
-      <w:pPr>
-        <w:spacing w:before="0" w:after="0"/>
-        <w:jc w:val="both"/>
-      </w:pPr>
-      <w:r>
-        <w:rPr>
-          <w:b w:val="0"/>
-          <w:i w:val="0"/>
-        </w:rPr>
-        <w:t>- Xác định và phân tích được tình huống truyện, người kể chuyện, hệ thống điểm nhìn, lời người kể chuyện và lời nhân vật trong Vợ nhặt (Kim Lân) và Chí Phèo (Nam Cao).</w:t>
-      </w:r>
-    </w:p>
-    <w:p>
-      <w:pPr>
-        <w:spacing w:before="0" w:after="0"/>
-        <w:jc w:val="both"/>
-      </w:pPr>
-      <w:r>
-        <w:rPr>
-          <w:b w:val="0"/>
-          <w:i w:val="0"/>
-        </w:rPr>
-        <w:t>- Đánh giá được giá trị hiện thực, giá trị nhân đạo và những đóng góp nghệ thuật của hai tác phẩm.</w:t>
-      </w:r>
-    </w:p>
-    <w:p>
-      <w:pPr>
-        <w:spacing w:before="0" w:after="0"/>
-        <w:jc w:val="both"/>
-      </w:pPr>
-      <w:r>
-        <w:rPr>
-          <w:b w:val="0"/>
-          <w:i w:val="0"/>
-        </w:rPr>
-        <w:t>- Nhận diện, phân tích được đặc điểm ngôn ngữ nói và ngôn ngữ viết; vận dụng phù hợp trong giao tiếp.</w:t>
-      </w:r>
-    </w:p>
-    <w:p>
-      <w:pPr>
-        <w:spacing w:before="0" w:after="0"/>
-        <w:jc w:val="both"/>
-      </w:pPr>
-      <w:r>
-        <w:rPr>
-          <w:b w:val="0"/>
-          <w:i w:val="0"/>
-        </w:rPr>
-        <w:t>- Viết được văn bản nghị luận về một tác phẩm truyện (những đặc điểm trong cách kể của tác giả); thuyết trình về nghệ thuật kể chuyện.</w:t>
-      </w:r>
-    </w:p>
-    <w:p>
-      <w:pPr>
-        <w:spacing w:before="60" w:after="0"/>
-        <w:jc w:val="both"/>
-      </w:pPr>
-      <w:r>
-        <w:rPr>
-          <w:b/>
-          <w:i w:val="0"/>
-        </w:rPr>
-        <w:t>c. Năng lực số</w:t>
-      </w:r>
-    </w:p>
-    <w:p>
-      <w:pPr>
-        <w:spacing w:before="0" w:after="0"/>
-        <w:jc w:val="both"/>
-      </w:pPr>
-      <w:r>
-        <w:rPr>
-          <w:b/>
-          <w:i w:val="0"/>
-        </w:rPr>
-        <w:t>*Tích hợp năng lực số:</w:t>
-      </w:r>
-    </w:p>
-    <w:p>
-      <w:pPr>
-        <w:spacing w:before="0" w:after="0"/>
-        <w:jc w:val="both"/>
-      </w:pPr>
-      <w:r>
-        <w:rPr>
-          <w:b w:val="0"/>
-          <w:i w:val="0"/>
-        </w:rPr>
-        <w:t>- 1.1.NC1a: Sử dụng công cụ tìm kiếm và kho học liệu số để thu thập tư liệu về nạn đói năm Ất Dậu (1945), về nhà văn Kim Lân, Nam Cao.</w:t>
-      </w:r>
-    </w:p>
-    <w:p>
-      <w:pPr>
-        <w:spacing w:before="0" w:after="0"/>
-        <w:jc w:val="both"/>
-      </w:pPr>
-      <w:r>
-        <w:rPr>
-          <w:b w:val="0"/>
-          <w:i w:val="0"/>
-        </w:rPr>
-        <w:t>- 6.2.NC1a: Sử dụng câu lệnh (prompt) để AI hỗ trợ gợi ý hệ thống điểm nhìn trong một đoạn trích; tự kiểm chứng lại bằng văn bản SGK.</w:t>
-      </w:r>
-    </w:p>
-    <w:p>
-      <w:pPr>
-        <w:spacing w:before="0" w:after="0"/>
-        <w:jc w:val="both"/>
-      </w:pPr>
-      <w:r>
-        <w:rPr>
-          <w:b w:val="0"/>
-          <w:i w:val="0"/>
-        </w:rPr>
-        <w:t>- 6.3.NC1a: Sử dụng thiết bị số để thiết kế sản phẩm đa phương tiện (sơ đồ, infographic, slide) về nghệ thuật kể chuyện.</w:t>
-      </w:r>
-    </w:p>
-    <w:p>
-      <w:pPr>
-        <w:spacing w:before="0" w:after="0"/>
-        <w:jc w:val="both"/>
-      </w:pPr>
-      <w:r>
-        <w:rPr>
-          <w:b w:val="0"/>
-          <w:i w:val="0"/>
-        </w:rPr>
-        <w:t>- 5.2.NC1b; 2.5.NC1a: Sử dụng hệ thống luyện tập trực tuyến do giáo viên/tổ chuyên môn tổ chức để củng cố nội dung bài học, nhận phản hồi và tự đánh giá kết quả; thực hiện đúng quy tắc an toàn, bảo mật và trung thực trong môi trường số.</w:t>
-      </w:r>
-    </w:p>
-    <w:p>
-      <w:pPr>
-        <w:spacing w:before="0" w:after="0"/>
-        <w:jc w:val="both"/>
-      </w:pPr>
-      <w:r>
-        <w:rPr>
-          <w:b/>
-          <w:i w:val="0"/>
-        </w:rPr>
-        <w:t>*Tích hợp năng lực AI:</w:t>
-      </w:r>
-    </w:p>
-    <w:p>
-      <w:pPr>
-        <w:spacing w:before="0" w:after="0"/>
-        <w:jc w:val="both"/>
-      </w:pPr>
-      <w:r>
-        <w:rPr>
-          <w:b/>
-          <w:i w:val="0"/>
-        </w:rPr>
-        <w:t>11.A3.1.a: Học sinh nhận biết được giới hạn của AI khi phân tích tâm lí nhân vật, giọng điệu trần thuật (AI dễ khái quát chung chung, gán sai chi tiết).</w:t>
-      </w:r>
-    </w:p>
-    <w:p>
-      <w:pPr>
-        <w:spacing w:before="0" w:after="0"/>
-        <w:jc w:val="both"/>
-      </w:pPr>
-      <w:r>
-        <w:rPr>
-          <w:b/>
-          <w:i w:val="0"/>
-        </w:rPr>
-        <w:t>11.A1.1.a: Học sinh chủ động đối chiếu thông tin do AI cung cấp với văn bản SGK và nguồn học liệu chính thống để phát hiện sai sót.</w:t>
-      </w:r>
-    </w:p>
-    <w:p>
-      <w:pPr>
-        <w:spacing w:before="60" w:after="0"/>
-        <w:jc w:val="both"/>
-      </w:pPr>
-      <w:r>
-        <w:rPr>
-          <w:b/>
-          <w:i w:val="0"/>
-        </w:rPr>
-        <w:t>3. Về phẩm chất: Nhân ái – đồng cảm với những hoàn cảnh, số phận không may mắn; trân trọng niềm khát khao được chia sẻ, yêu thương; trách nhiệm với bản thân và cộng đồng.</w:t>
-      </w:r>
-    </w:p>
-    <w:p>
-      <w:pPr>
-        <w:spacing w:before="0" w:after="0"/>
-        <w:jc w:val="both"/>
-      </w:pPr>
-      <w:r>
-        <w:rPr>
-          <w:b/>
-          <w:i w:val="0"/>
-        </w:rPr>
-        <w:t>* Tích hợp nội dung Giáo dục đạo đức liêm chính:</w:t>
-      </w:r>
-    </w:p>
-    <w:p>
-      <w:pPr>
-        <w:spacing w:before="0" w:after="0"/>
-        <w:jc w:val="both"/>
-      </w:pPr>
-      <w:r>
-        <w:rPr>
-          <w:b/>
-          <w:i/>
-        </w:rPr>
-        <w:t>- Chí Phèo (Nam Cao).</w:t>
-      </w:r>
-    </w:p>
-    <w:p>
-      <w:pPr>
-        <w:spacing w:before="0" w:after="0"/>
-        <w:jc w:val="both"/>
-      </w:pPr>
-      <w:r>
-        <w:rPr>
-          <w:b w:val="0"/>
-          <w:i w:val="0"/>
-        </w:rPr>
-        <w:t>- Giúp học sinh nhận ra bản chất của sự lộng quyền, ức hiếp, “đè đầu cưỡi cổ” dân lành của bọn cường hào (Bá Kiến) – một biểu hiện của tham nhũng, lạm quyền ở nông thôn trước Cách mạng.</w:t>
-      </w:r>
-    </w:p>
-    <w:p>
-      <w:pPr>
-        <w:spacing w:before="0" w:after="0"/>
-        <w:jc w:val="both"/>
-      </w:pPr>
-      <w:r>
-        <w:rPr>
-          <w:b w:val="0"/>
-          <w:i w:val="0"/>
-        </w:rPr>
-        <w:t>- Bồi đắp ý thức sống ngay thẳng, trung thực, biết đấu tranh với cái xấu, cái ác; không dùng quyền lực, tiền bạc để chèn ép người khác.</w:t>
-      </w:r>
-    </w:p>
-    <w:p>
-      <w:pPr>
-        <w:spacing w:before="60" w:after="0"/>
-        <w:jc w:val="both"/>
-      </w:pPr>
-      <w:r>
-        <w:rPr>
-          <w:b/>
-          <w:i w:val="0"/>
-        </w:rPr>
         <w:t>II. THIẾT BỊ DẠY HỌC VÀ HỌC LIỆU</w:t>
       </w:r>
     </w:p>
     <w:p>
       <w:pPr>
-        <w:spacing w:before="60" w:after="0"/>
-        <w:jc w:val="both"/>
-      </w:pPr>
-      <w:r>
-        <w:rPr>
-          <w:b/>
-          <w:i w:val="0"/>
-        </w:rPr>
-        <w:t>1. Thiết bị dạy học: Máy tính, máy chiếu, bảng nhóm, điện thoại thông minh có kết nối Internet (nếu điều kiện cho phép).</w:t>
-      </w:r>
-    </w:p>
-    <w:p>
-      <w:pPr>
-        <w:spacing w:before="60" w:after="0"/>
-        <w:jc w:val="both"/>
-      </w:pPr>
-      <w:r>
-        <w:rPr>
-          <w:b/>
-          <w:i w:val="0"/>
-        </w:rPr>
-        <w:t>2. Học liệu: SGK Ngữ văn 11, tập một; SGV Ngữ văn 11, tập một; Kế hoạch bài dạy; slide bài giảng; phiếu học tập; rubric đánh giá; bài củng cố trực tuyến (mã QR).</w:t>
+        <w:spacing w:before="0" w:after="0"/>
+        <w:jc w:val="both"/>
+      </w:pPr>
+      <w:r>
+        <w:rPr>
+          <w:b/>
+          <w:i w:val="0"/>
+        </w:rPr>
+        <w:t>1. Thiết bị dạy học:</w:t>
+      </w:r>
+      <w:r>
+        <w:rPr>
+          <w:b w:val="0"/>
+          <w:i w:val="0"/>
+        </w:rPr>
+        <w:t xml:space="preserve"> Máy tính, máy chiếu, loa, bảng nhóm, </w:t>
+      </w:r>
+      <w:r>
+        <w:rPr>
+          <w:b w:val="0"/>
+          <w:i w:val="0"/>
+          <w:color w:val="EE0000"/>
+        </w:rPr>
+        <w:t>điện thoại thông minh (nếu điều kiện cho phép) có kết nối Internet,</w:t>
+      </w:r>
+      <w:r>
+        <w:rPr>
+          <w:b w:val="0"/>
+          <w:i w:val="0"/>
+        </w:rPr>
+        <w:t xml:space="preserve"> các thiết bị bổ trợ (nếu cần), …</w:t>
+      </w:r>
+    </w:p>
+    <w:p>
+      <w:pPr>
+        <w:spacing w:before="0" w:after="0"/>
+        <w:jc w:val="both"/>
+      </w:pPr>
+      <w:r>
+        <w:rPr>
+          <w:b/>
+          <w:i w:val="0"/>
+        </w:rPr>
+        <w:t>2. Học liệu:</w:t>
+      </w:r>
+      <w:r>
+        <w:rPr>
+          <w:b w:val="0"/>
+          <w:i w:val="0"/>
+        </w:rPr>
+        <w:t xml:space="preserve"> SGK Ngữ văn 11, tập một; SGV Ngữ văn 11, tập một; Kế hoạch bài dạy; phiếu học tập; rubric đánh giá; bài củng cố trực tuyến (mã QR).</w:t>
       </w:r>
     </w:p>
     <w:p>
@@ -530,7 +596,7 @@
           <w:b/>
           <w:i w:val="0"/>
         </w:rPr>
-        <w:t>VĂN BẢN 1: VỢ NHẶT</w:t>
+        <w:t>VĂN BẢN 1:</w:t>
       </w:r>
     </w:p>
     <w:p>
@@ -543,20 +609,7 @@
           <w:b/>
           <w:i w:val="0"/>
         </w:rPr>
-        <w:t>(Trích – Kim Lân)</w:t>
-      </w:r>
-    </w:p>
-    <w:p>
-      <w:pPr>
-        <w:spacing w:before="0" w:after="0"/>
-        <w:jc w:val="center"/>
-      </w:pPr>
-      <w:r>
-        <w:rPr>
-          <w:b w:val="0"/>
-          <w:i w:val="0"/>
-        </w:rPr>
-        <w:t>(Dự kiến thời gian: 03 tiết)</w:t>
+        <w:t>VỢ NHẶT</w:t>
       </w:r>
     </w:p>
     <w:p>
@@ -569,6 +622,32 @@
           <w:b/>
           <w:i w:val="0"/>
         </w:rPr>
+        <w:t>(Trích – Kim Lân)</w:t>
+      </w:r>
+    </w:p>
+    <w:p>
+      <w:pPr>
+        <w:spacing w:before="0" w:after="0"/>
+        <w:jc w:val="center"/>
+      </w:pPr>
+      <w:r>
+        <w:rPr>
+          <w:b w:val="0"/>
+          <w:i w:val="0"/>
+        </w:rPr>
+        <w:t>(Dự kiến thời gian: 03 tiết – Tiết 1, 2, 3)</w:t>
+      </w:r>
+    </w:p>
+    <w:p>
+      <w:pPr>
+        <w:spacing w:before="0" w:after="0"/>
+        <w:jc w:val="both"/>
+      </w:pPr>
+      <w:r>
+        <w:rPr>
+          <w:b/>
+          <w:i w:val="0"/>
+        </w:rPr>
         <w:t>1. Hoạt động 1: Mở đầu (Dự kiến thời gian: 5 phút)</w:t>
       </w:r>
     </w:p>
@@ -580,7 +659,7 @@
       <w:r>
         <w:rPr>
           <w:b/>
-          <w:i/>
+          <w:i w:val="0"/>
         </w:rPr>
         <w:t>a) Mục tiêu:</w:t>
       </w:r>
@@ -593,7 +672,7 @@
       <w:r>
         <w:rPr>
           <w:b w:val="0"/>
-          <w:i/>
+          <w:i w:val="0"/>
         </w:rPr>
         <w:t>Tạo tâm thế, kết nối trải nghiệm của HS với đề tài nạn đói và khát vọng sống của con người.</w:t>
       </w:r>
@@ -606,47 +685,47 @@
       <w:r>
         <w:rPr>
           <w:b/>
-          <w:i/>
-        </w:rPr>
-        <w:t xml:space="preserve">b) Nội dung: </w:t>
-      </w:r>
-      <w:r>
-        <w:rPr>
-          <w:b w:val="0"/>
-          <w:i w:val="0"/>
-        </w:rPr>
-        <w:t>GV chiếu hình ảnh tư liệu về nạn đói năm Ất Dậu (1945) và đặt câu hỏi gợi mở.</w:t>
-      </w:r>
-    </w:p>
-    <w:p>
-      <w:pPr>
-        <w:spacing w:before="0" w:after="0"/>
-        <w:jc w:val="both"/>
-      </w:pPr>
-      <w:r>
-        <w:rPr>
-          <w:b/>
-          <w:i/>
-        </w:rPr>
-        <w:t xml:space="preserve">c) Sản phẩm: </w:t>
-      </w:r>
-      <w:r>
-        <w:rPr>
-          <w:b w:val="0"/>
-          <w:i w:val="0"/>
-        </w:rPr>
-        <w:t>Chia sẻ, cảm nhận của HS.</w:t>
-      </w:r>
-    </w:p>
-    <w:p>
-      <w:pPr>
-        <w:spacing w:before="0" w:after="0"/>
-        <w:jc w:val="both"/>
-      </w:pPr>
-      <w:r>
-        <w:rPr>
-          <w:b/>
-          <w:i/>
+          <w:i w:val="0"/>
+        </w:rPr>
+        <w:t>b) Nội dung:</w:t>
+      </w:r>
+      <w:r>
+        <w:rPr>
+          <w:b w:val="0"/>
+          <w:i w:val="0"/>
+        </w:rPr>
+        <w:t xml:space="preserve"> GV chiếu hình ảnh tư liệu về nạn đói năm Ất Dậu (1945) và đặt câu hỏi gợi mở.</w:t>
+      </w:r>
+    </w:p>
+    <w:p>
+      <w:pPr>
+        <w:spacing w:before="0" w:after="0"/>
+        <w:jc w:val="both"/>
+      </w:pPr>
+      <w:r>
+        <w:rPr>
+          <w:b/>
+          <w:i w:val="0"/>
+        </w:rPr>
+        <w:t>c) Sản phẩm:</w:t>
+      </w:r>
+      <w:r>
+        <w:rPr>
+          <w:b w:val="0"/>
+          <w:i w:val="0"/>
+        </w:rPr>
+        <w:t xml:space="preserve"> Chia sẻ, cảm nhận của HS.</w:t>
+      </w:r>
+    </w:p>
+    <w:p>
+      <w:pPr>
+        <w:spacing w:before="0" w:after="0"/>
+        <w:jc w:val="both"/>
+      </w:pPr>
+      <w:r>
+        <w:rPr>
+          <w:b/>
+          <w:i w:val="0"/>
         </w:rPr>
         <w:t>d) Tổ chức thực hiện</w:t>
       </w:r>
@@ -659,7 +738,7 @@
       <w:r>
         <w:rPr>
           <w:b/>
-          <w:i/>
+          <w:i w:val="0"/>
         </w:rPr>
         <w:t>Bước 1: Giao nhiệm vụ học tập</w:t>
       </w:r>
@@ -673,6 +752,7 @@
         <w:rPr>
           <w:b w:val="0"/>
           <w:i w:val="0"/>
+          <w:color w:val="EE0000"/>
         </w:rPr>
         <w:t>- 1.1.NC1a: GV yêu cầu HS (đã chuẩn bị ở nhà) chia sẻ một tư liệu tìm được trên kho học liệu số, trang thông tin chính thống về nạn đói năm 1945.</w:t>
       </w:r>
@@ -687,18 +767,33 @@
           <w:b w:val="0"/>
           <w:i w:val="0"/>
         </w:rPr>
-        <w:t>- Video tham khảo: Nạn đói 1945: Thảm cảnh đầy nước mắt (kênh Kênh VTC16 (Đài THVN)) – https://www.youtube.com/watch?v=QTEXDAI5g2A – Hoạt động Mở đầu – Vợ nhặt (3 phút)</w:t>
-      </w:r>
-    </w:p>
-    <w:p>
-      <w:pPr>
-        <w:spacing w:before="0" w:after="0"/>
-        <w:jc w:val="both"/>
-      </w:pPr>
-      <w:r>
-        <w:rPr>
-          <w:b w:val="0"/>
-          <w:i/>
+        <w:t xml:space="preserve">- Video tham khảo: Nạn đói 1945: Thảm cảnh đầy nước mắt (kênh Kênh VTC16 (Đài THVN)) – </w:t>
+      </w:r>
+      <w:r>
+        <w:rPr>
+          <w:b w:val="0"/>
+          <w:i w:val="0"/>
+          <w:color w:val="0000FF"/>
+        </w:rPr>
+        <w:t>https://www.youtube.com/watch?v=QTEXDAI5g2A</w:t>
+      </w:r>
+      <w:r>
+        <w:rPr>
+          <w:b w:val="0"/>
+          <w:i w:val="0"/>
+        </w:rPr>
+        <w:t xml:space="preserve"> – Hoạt động Mở đầu – Vợ nhặt (3 phút)</w:t>
+      </w:r>
+    </w:p>
+    <w:p>
+      <w:pPr>
+        <w:spacing w:before="0" w:after="0"/>
+        <w:jc w:val="both"/>
+      </w:pPr>
+      <w:r>
+        <w:rPr>
+          <w:b w:val="0"/>
+          <w:i w:val="0"/>
         </w:rPr>
         <w:t>- GV hỏi: Theo em, giữa lúc cái chết cận kề, điều gì giúp con người vẫn muốn sống, muốn hi vọng?</w:t>
       </w:r>
@@ -711,7 +806,7 @@
       <w:r>
         <w:rPr>
           <w:b/>
-          <w:i/>
+          <w:i w:val="0"/>
         </w:rPr>
         <w:t>Bước 2: Thực hiện nhiệm vụ</w:t>
       </w:r>
@@ -737,7 +832,7 @@
       <w:r>
         <w:rPr>
           <w:b/>
-          <w:i/>
+          <w:i w:val="0"/>
         </w:rPr>
         <w:t>Bước 3: Báo cáo, thảo luận</w:t>
       </w:r>
@@ -763,7 +858,7 @@
       <w:r>
         <w:rPr>
           <w:b/>
-          <w:i/>
+          <w:i w:val="0"/>
         </w:rPr>
         <w:t>Bước 4: Kết luận, nhận định</w:t>
       </w:r>
@@ -783,8 +878,8 @@
     </w:p>
     <w:p>
       <w:pPr>
-        <w:spacing w:before="80" w:after="0"/>
-        <w:jc w:val="center"/>
+        <w:spacing w:before="0" w:after="0"/>
+        <w:jc w:val="both"/>
       </w:pPr>
       <w:r>
         <w:rPr>
@@ -802,7 +897,7 @@
       <w:r>
         <w:rPr>
           <w:b/>
-          <w:i/>
+          <w:i w:val="0"/>
         </w:rPr>
         <w:t>a) Mục tiêu:</w:t>
       </w:r>
@@ -854,36 +949,36 @@
       <w:r>
         <w:rPr>
           <w:b/>
-          <w:i/>
-        </w:rPr>
-        <w:t xml:space="preserve">b) Nội dung: </w:t>
-      </w:r>
-      <w:r>
-        <w:rPr>
-          <w:b w:val="0"/>
-          <w:i w:val="0"/>
-        </w:rPr>
-        <w:t>HS đọc SGK tr.9 – 22, làm việc cá nhân, nhóm theo phiếu học tập và hệ thống câu hỏi SGK tr.22.</w:t>
-      </w:r>
-    </w:p>
-    <w:p>
-      <w:pPr>
-        <w:spacing w:before="0" w:after="0"/>
-        <w:jc w:val="both"/>
-      </w:pPr>
-      <w:r>
-        <w:rPr>
-          <w:b/>
-          <w:i/>
-        </w:rPr>
-        <w:t xml:space="preserve">c) Sản phẩm: </w:t>
-      </w:r>
-      <w:r>
-        <w:rPr>
-          <w:b w:val="0"/>
-          <w:i w:val="0"/>
-        </w:rPr>
-        <w:t>Câu trả lời, phiếu học tập của HS; nội dung chốt dưới đây.</w:t>
+          <w:i w:val="0"/>
+        </w:rPr>
+        <w:t>b) Nội dung:</w:t>
+      </w:r>
+      <w:r>
+        <w:rPr>
+          <w:b w:val="0"/>
+          <w:i w:val="0"/>
+        </w:rPr>
+        <w:t xml:space="preserve"> HS đọc SGK tr.9 – 22, làm việc cá nhân, nhóm theo phiếu học tập và hệ thống câu hỏi SGK tr.22.</w:t>
+      </w:r>
+    </w:p>
+    <w:p>
+      <w:pPr>
+        <w:spacing w:before="0" w:after="0"/>
+        <w:jc w:val="both"/>
+      </w:pPr>
+      <w:r>
+        <w:rPr>
+          <w:b/>
+          <w:i w:val="0"/>
+        </w:rPr>
+        <w:t>c) Sản phẩm:</w:t>
+      </w:r>
+      <w:r>
+        <w:rPr>
+          <w:b w:val="0"/>
+          <w:i w:val="0"/>
+        </w:rPr>
+        <w:t xml:space="preserve"> Câu trả lời, phiếu học tập của HS; nội dung chốt dưới đây.</w:t>
       </w:r>
     </w:p>
     <w:tbl>
@@ -1126,7 +1221,7 @@
       <w:r>
         <w:rPr>
           <w:b/>
-          <w:i/>
+          <w:i w:val="0"/>
         </w:rPr>
         <w:t>d) Tổ chức thực hiện</w:t>
       </w:r>
@@ -1139,7 +1234,7 @@
       <w:r>
         <w:rPr>
           <w:b/>
-          <w:i/>
+          <w:i w:val="0"/>
         </w:rPr>
         <w:t>d.1. Nhiệm vụ 1: Tìm hiểu Tri thức ngữ văn</w:t>
       </w:r>
@@ -1152,7 +1247,7 @@
       <w:r>
         <w:rPr>
           <w:b/>
-          <w:i/>
+          <w:i w:val="0"/>
         </w:rPr>
         <w:t>Bước 1: Giao nhiệm vụ học tập</w:t>
       </w:r>
@@ -1179,6 +1274,7 @@
         <w:rPr>
           <w:b w:val="0"/>
           <w:i w:val="0"/>
+          <w:color w:val="EE0000"/>
         </w:rPr>
         <w:t>- 6.2.NC1a: HS dùng AI (Copilot/ChatGPT/Gemini) với câu lệnh: “Hãy phân biệt câu chuyện và truyện kể trong tác phẩm tự sự, cho một ví dụ”; sau đó đối chiếu với định nghĩa SGK.</w:t>
       </w:r>
@@ -1190,8 +1286,9 @@
       </w:pPr>
       <w:r>
         <w:rPr>
-          <w:b/>
-          <w:i w:val="0"/>
+          <w:b w:val="0"/>
+          <w:i w:val="0"/>
+          <w:color w:val="7030A0"/>
         </w:rPr>
         <w:t>(11.A3.1.a; 11.A1.1.a: HS nhận ra chỗ AI diễn đạt khác hoặc chưa chính xác so với SGK và chỉ ra nguồn chính thống.)</w:t>
       </w:r>
@@ -1204,7 +1301,7 @@
       <w:r>
         <w:rPr>
           <w:b/>
-          <w:i/>
+          <w:i w:val="0"/>
         </w:rPr>
         <w:t>Bước 2: Thực hiện nhiệm vụ</w:t>
       </w:r>
@@ -1230,7 +1327,7 @@
       <w:r>
         <w:rPr>
           <w:b/>
-          <w:i/>
+          <w:i w:val="0"/>
         </w:rPr>
         <w:t>Bước 3: Báo cáo, thảo luận</w:t>
       </w:r>
@@ -1256,7 +1353,7 @@
       <w:r>
         <w:rPr>
           <w:b/>
-          <w:i/>
+          <w:i w:val="0"/>
         </w:rPr>
         <w:t>Bước 4: Kết luận, nhận định</w:t>
       </w:r>
@@ -1282,7 +1379,7 @@
       <w:r>
         <w:rPr>
           <w:b/>
-          <w:i/>
+          <w:i w:val="0"/>
         </w:rPr>
         <w:t>d.2. Nhiệm vụ 2: Đọc và tìm hiểu chung văn bản</w:t>
       </w:r>
@@ -1295,7 +1392,7 @@
       <w:r>
         <w:rPr>
           <w:b/>
-          <w:i/>
+          <w:i w:val="0"/>
         </w:rPr>
         <w:t>Bước 1: Giao nhiệm vụ học tập</w:t>
       </w:r>
@@ -1323,18 +1420,33 @@
           <w:b w:val="0"/>
           <w:i w:val="0"/>
         </w:rPr>
-        <w:t>- Video tham khảo: Truyện ngắn Vợ nhặt – Kim Lân (Chương trình Thư viện sách nói) (kênh Thư viện Thành phố Bắc Giang) – https://www.youtube.com/watch?v=g79uSESWGdA – Giao HS nghe toàn văn ở nhà</w:t>
-      </w:r>
-    </w:p>
-    <w:p>
-      <w:pPr>
-        <w:spacing w:before="0" w:after="0"/>
-        <w:jc w:val="both"/>
-      </w:pPr>
-      <w:r>
-        <w:rPr>
-          <w:b/>
-          <w:i/>
+        <w:t xml:space="preserve">- Video tham khảo: Truyện ngắn Vợ nhặt – Kim Lân (Chương trình Thư viện sách nói) (kênh Thư viện Thành phố Bắc Giang) – </w:t>
+      </w:r>
+      <w:r>
+        <w:rPr>
+          <w:b w:val="0"/>
+          <w:i w:val="0"/>
+          <w:color w:val="0000FF"/>
+        </w:rPr>
+        <w:t>https://www.youtube.com/watch?v=g79uSESWGdA</w:t>
+      </w:r>
+      <w:r>
+        <w:rPr>
+          <w:b w:val="0"/>
+          <w:i w:val="0"/>
+        </w:rPr>
+        <w:t xml:space="preserve"> – Giao HS nghe toàn văn ở nhà</w:t>
+      </w:r>
+    </w:p>
+    <w:p>
+      <w:pPr>
+        <w:spacing w:before="0" w:after="0"/>
+        <w:jc w:val="both"/>
+      </w:pPr>
+      <w:r>
+        <w:rPr>
+          <w:b/>
+          <w:i w:val="0"/>
         </w:rPr>
         <w:t>Bước 2: Thực hiện nhiệm vụ</w:t>
       </w:r>
@@ -1360,7 +1472,7 @@
       <w:r>
         <w:rPr>
           <w:b/>
-          <w:i/>
+          <w:i w:val="0"/>
         </w:rPr>
         <w:t>Bước 3: Báo cáo, thảo luận</w:t>
       </w:r>
@@ -1386,7 +1498,7 @@
       <w:r>
         <w:rPr>
           <w:b/>
-          <w:i/>
+          <w:i w:val="0"/>
         </w:rPr>
         <w:t>Bước 4: Kết luận, nhận định</w:t>
       </w:r>
@@ -1414,18 +1526,18 @@
           <w:b/>
           <w:i w:val="0"/>
         </w:rPr>
-        <w:t>HẾT TIẾT 1 CHUYỂN SANG TIẾT 2</w:t>
-      </w:r>
-    </w:p>
-    <w:p>
-      <w:pPr>
-        <w:spacing w:before="0" w:after="0"/>
-        <w:jc w:val="both"/>
-      </w:pPr>
-      <w:r>
-        <w:rPr>
-          <w:b/>
-          <w:i/>
+        <w:t>----------HẾT TIẾT 1 CHUYỂN SANG TIẾT 2----------</w:t>
+      </w:r>
+    </w:p>
+    <w:p>
+      <w:pPr>
+        <w:spacing w:before="0" w:after="0"/>
+        <w:jc w:val="both"/>
+      </w:pPr>
+      <w:r>
+        <w:rPr>
+          <w:b/>
+          <w:i w:val="0"/>
         </w:rPr>
         <w:t>d.3. Nhiệm vụ 3: Khám phá văn bản (thảo luận nhóm)</w:t>
       </w:r>
@@ -1438,7 +1550,7 @@
       <w:r>
         <w:rPr>
           <w:b/>
-          <w:i/>
+          <w:i w:val="0"/>
         </w:rPr>
         <w:t>Bước 1: Giao nhiệm vụ học tập</w:t>
       </w:r>
@@ -1940,7 +2052,7 @@
       <w:r>
         <w:rPr>
           <w:b/>
-          <w:i/>
+          <w:i w:val="0"/>
         </w:rPr>
         <w:t>Bước 2: Thực hiện nhiệm vụ</w:t>
       </w:r>
@@ -1966,7 +2078,7 @@
       <w:r>
         <w:rPr>
           <w:b/>
-          <w:i/>
+          <w:i w:val="0"/>
         </w:rPr>
         <w:t>Bước 3: Báo cáo, thảo luận</w:t>
       </w:r>
@@ -1992,7 +2104,7 @@
       <w:r>
         <w:rPr>
           <w:b/>
-          <w:i/>
+          <w:i w:val="0"/>
         </w:rPr>
         <w:t>Bước 4: Kết luận, nhận định</w:t>
       </w:r>
@@ -2020,18 +2132,18 @@
           <w:b/>
           <w:i w:val="0"/>
         </w:rPr>
-        <w:t>HẾT TIẾT 2 CHUYỂN SANG TIẾT 3</w:t>
-      </w:r>
-    </w:p>
-    <w:p>
-      <w:pPr>
-        <w:spacing w:before="0" w:after="0"/>
-        <w:jc w:val="both"/>
-      </w:pPr>
-      <w:r>
-        <w:rPr>
-          <w:b/>
-          <w:i/>
+        <w:t>----------HẾT TIẾT 2 CHUYỂN SANG TIẾT 3----------</w:t>
+      </w:r>
+    </w:p>
+    <w:p>
+      <w:pPr>
+        <w:spacing w:before="0" w:after="0"/>
+        <w:jc w:val="both"/>
+      </w:pPr>
+      <w:r>
+        <w:rPr>
+          <w:b/>
+          <w:i w:val="0"/>
         </w:rPr>
         <w:t>d.4. Nhiệm vụ 4: Chủ đề, giá trị tư tưởng và tổng kết</w:t>
       </w:r>
@@ -2044,7 +2156,7 @@
       <w:r>
         <w:rPr>
           <w:b/>
-          <w:i/>
+          <w:i w:val="0"/>
         </w:rPr>
         <w:t>Bước 1: Giao nhiệm vụ học tập</w:t>
       </w:r>
@@ -2070,7 +2182,7 @@
       <w:r>
         <w:rPr>
           <w:b/>
-          <w:i/>
+          <w:i w:val="0"/>
         </w:rPr>
         <w:t>Bước 2: Thực hiện nhiệm vụ</w:t>
       </w:r>
@@ -2096,7 +2208,7 @@
       <w:r>
         <w:rPr>
           <w:b/>
-          <w:i/>
+          <w:i w:val="0"/>
         </w:rPr>
         <w:t>Bước 3: Báo cáo, thảo luận</w:t>
       </w:r>
@@ -2122,7 +2234,7 @@
       <w:r>
         <w:rPr>
           <w:b/>
-          <w:i/>
+          <w:i w:val="0"/>
         </w:rPr>
         <w:t>Bước 4: Kết luận, nhận định</w:t>
       </w:r>
@@ -2142,8 +2254,8 @@
     </w:p>
     <w:p>
       <w:pPr>
-        <w:spacing w:before="80" w:after="0"/>
-        <w:jc w:val="center"/>
+        <w:spacing w:before="0" w:after="0"/>
+        <w:jc w:val="both"/>
       </w:pPr>
       <w:r>
         <w:rPr>
@@ -2161,67 +2273,67 @@
       <w:r>
         <w:rPr>
           <w:b/>
-          <w:i/>
-        </w:rPr>
-        <w:t xml:space="preserve">a) Mục tiêu: </w:t>
-      </w:r>
-      <w:r>
-        <w:rPr>
-          <w:b w:val="0"/>
-          <w:i w:val="0"/>
-        </w:rPr>
-        <w:t>Củng cố kiến thức về điểm nhìn, tình huống truyện và văn bản Vợ nhặt.</w:t>
-      </w:r>
-    </w:p>
-    <w:p>
-      <w:pPr>
-        <w:spacing w:before="0" w:after="0"/>
-        <w:jc w:val="both"/>
-      </w:pPr>
-      <w:r>
-        <w:rPr>
-          <w:b/>
-          <w:i/>
-        </w:rPr>
-        <w:t xml:space="preserve">b) Nội dung: </w:t>
-      </w:r>
-      <w:r>
-        <w:rPr>
-          <w:b w:val="0"/>
-          <w:i w:val="0"/>
-        </w:rPr>
-        <w:t>HS làm bài củng cố trực tuyến trên điện thoại (10 câu nhiều lựa chọn, 1 câu đúng sai).</w:t>
-      </w:r>
-    </w:p>
-    <w:p>
-      <w:pPr>
-        <w:spacing w:before="0" w:after="0"/>
-        <w:jc w:val="both"/>
-      </w:pPr>
-      <w:r>
-        <w:rPr>
-          <w:b/>
-          <w:i/>
-        </w:rPr>
-        <w:t xml:space="preserve">c) Sản phẩm: </w:t>
-      </w:r>
-      <w:r>
-        <w:rPr>
-          <w:b w:val="0"/>
-          <w:i w:val="0"/>
-        </w:rPr>
-        <w:t>Kết quả bài làm được chấm tự động, có lời giải.</w:t>
-      </w:r>
-    </w:p>
-    <w:p>
-      <w:pPr>
-        <w:spacing w:before="0" w:after="0"/>
-        <w:jc w:val="both"/>
-      </w:pPr>
-      <w:r>
-        <w:rPr>
-          <w:b/>
-          <w:i/>
+          <w:i w:val="0"/>
+        </w:rPr>
+        <w:t>a) Mục tiêu:</w:t>
+      </w:r>
+      <w:r>
+        <w:rPr>
+          <w:b w:val="0"/>
+          <w:i w:val="0"/>
+        </w:rPr>
+        <w:t xml:space="preserve"> Củng cố kiến thức về điểm nhìn, tình huống truyện và văn bản Vợ nhặt.</w:t>
+      </w:r>
+    </w:p>
+    <w:p>
+      <w:pPr>
+        <w:spacing w:before="0" w:after="0"/>
+        <w:jc w:val="both"/>
+      </w:pPr>
+      <w:r>
+        <w:rPr>
+          <w:b/>
+          <w:i w:val="0"/>
+        </w:rPr>
+        <w:t>b) Nội dung:</w:t>
+      </w:r>
+      <w:r>
+        <w:rPr>
+          <w:b w:val="0"/>
+          <w:i w:val="0"/>
+        </w:rPr>
+        <w:t xml:space="preserve"> HS làm bài củng cố trực tuyến trên điện thoại (10 câu nhiều lựa chọn, 1 câu đúng sai).</w:t>
+      </w:r>
+    </w:p>
+    <w:p>
+      <w:pPr>
+        <w:spacing w:before="0" w:after="0"/>
+        <w:jc w:val="both"/>
+      </w:pPr>
+      <w:r>
+        <w:rPr>
+          <w:b/>
+          <w:i w:val="0"/>
+        </w:rPr>
+        <w:t>c) Sản phẩm:</w:t>
+      </w:r>
+      <w:r>
+        <w:rPr>
+          <w:b w:val="0"/>
+          <w:i w:val="0"/>
+        </w:rPr>
+        <w:t xml:space="preserve"> Kết quả bài làm được chấm tự động, có lời giải.</w:t>
+      </w:r>
+    </w:p>
+    <w:p>
+      <w:pPr>
+        <w:spacing w:before="0" w:after="0"/>
+        <w:jc w:val="both"/>
+      </w:pPr>
+      <w:r>
+        <w:rPr>
+          <w:b/>
+          <w:i w:val="0"/>
         </w:rPr>
         <w:t>d) Tổ chức thực hiện</w:t>
       </w:r>
@@ -2234,7 +2346,7 @@
       <w:r>
         <w:rPr>
           <w:b/>
-          <w:i/>
+          <w:i w:val="0"/>
         </w:rPr>
         <w:t>Bước 1: Giao nhiệm vụ học tập</w:t>
       </w:r>
@@ -2261,6 +2373,7 @@
         <w:rPr>
           <w:b w:val="0"/>
           <w:i w:val="0"/>
+          <w:color w:val="EE0000"/>
         </w:rPr>
         <w:t>- 5.2.NC1b; 2.5.NC1a: Sử dụng hệ thống luyện tập trực tuyến do giáo viên/tổ chuyên môn tổ chức để củng cố nội dung bài học, nhận phản hồi và tự đánh giá kết quả; thực hiện đúng quy tắc an toàn, bảo mật và trung thực trong môi trường số.</w:t>
       </w:r>
@@ -2338,7 +2451,7 @@
       <w:r>
         <w:rPr>
           <w:b/>
-          <w:i/>
+          <w:i w:val="0"/>
         </w:rPr>
         <w:t>Bước 2: Thực hiện nhiệm vụ</w:t>
       </w:r>
@@ -2364,7 +2477,7 @@
       <w:r>
         <w:rPr>
           <w:b/>
-          <w:i/>
+          <w:i w:val="0"/>
         </w:rPr>
         <w:t>Bước 3: Báo cáo, thảo luận</w:t>
       </w:r>
@@ -2390,7 +2503,7 @@
       <w:r>
         <w:rPr>
           <w:b/>
-          <w:i/>
+          <w:i w:val="0"/>
         </w:rPr>
         <w:t>Bước 4: Kết luận, nhận định</w:t>
       </w:r>
@@ -2406,6 +2519,187 @@
           <w:i w:val="0"/>
         </w:rPr>
         <w:t>- GV nhận xét, tuyên dương.</w:t>
+      </w:r>
+    </w:p>
+    <w:p>
+      <w:pPr>
+        <w:spacing w:before="0" w:after="0"/>
+        <w:jc w:val="both"/>
+      </w:pPr>
+      <w:r>
+        <w:rPr>
+          <w:b/>
+          <w:i w:val="0"/>
+        </w:rPr>
+        <w:t>4. Hoạt động 4: Vận dụng (Kết nối đọc – viết, làm ở nhà)</w:t>
+      </w:r>
+    </w:p>
+    <w:p>
+      <w:pPr>
+        <w:spacing w:before="0" w:after="0"/>
+        <w:jc w:val="both"/>
+      </w:pPr>
+      <w:r>
+        <w:rPr>
+          <w:b/>
+          <w:i w:val="0"/>
+        </w:rPr>
+        <w:t>a) Mục tiêu:</w:t>
+      </w:r>
+      <w:r>
+        <w:rPr>
+          <w:b w:val="0"/>
+          <w:i w:val="0"/>
+        </w:rPr>
+        <w:t xml:space="preserve"> Vận dụng hiểu biết về tác phẩm để viết đoạn văn nghị luận.</w:t>
+      </w:r>
+    </w:p>
+    <w:p>
+      <w:pPr>
+        <w:spacing w:before="0" w:after="0"/>
+        <w:jc w:val="both"/>
+      </w:pPr>
+      <w:r>
+        <w:rPr>
+          <w:b/>
+          <w:i w:val="0"/>
+        </w:rPr>
+        <w:t>b) Nội dung:</w:t>
+      </w:r>
+      <w:r>
+        <w:rPr>
+          <w:b w:val="0"/>
+          <w:i w:val="0"/>
+        </w:rPr>
+        <w:t xml:space="preserve"> Viết đoạn văn (khoảng 150 chữ) trình bày suy nghĩ của bạn về một thông điệp có ý nghĩa với bản thân được rút ra từ truyện ngắn Vợ nhặt.</w:t>
+      </w:r>
+    </w:p>
+    <w:p>
+      <w:pPr>
+        <w:spacing w:before="0" w:after="0"/>
+        <w:jc w:val="both"/>
+      </w:pPr>
+      <w:r>
+        <w:rPr>
+          <w:b/>
+          <w:i w:val="0"/>
+        </w:rPr>
+        <w:t>c) Sản phẩm:</w:t>
+      </w:r>
+      <w:r>
+        <w:rPr>
+          <w:b w:val="0"/>
+          <w:i w:val="0"/>
+        </w:rPr>
+        <w:t xml:space="preserve"> Đoạn văn của HS (nộp qua Google Classroom/Zalo nhóm lớp).</w:t>
+      </w:r>
+    </w:p>
+    <w:p>
+      <w:pPr>
+        <w:spacing w:before="0" w:after="0"/>
+        <w:jc w:val="both"/>
+      </w:pPr>
+      <w:r>
+        <w:rPr>
+          <w:b/>
+          <w:i w:val="0"/>
+        </w:rPr>
+        <w:t>d) Tổ chức thực hiện</w:t>
+      </w:r>
+    </w:p>
+    <w:p>
+      <w:pPr>
+        <w:spacing w:before="0" w:after="0"/>
+        <w:jc w:val="both"/>
+      </w:pPr>
+      <w:r>
+        <w:rPr>
+          <w:b/>
+          <w:i w:val="0"/>
+        </w:rPr>
+        <w:t>Bước 1: Giao nhiệm vụ học tập:</w:t>
+      </w:r>
+      <w:r>
+        <w:rPr>
+          <w:b w:val="0"/>
+          <w:i w:val="0"/>
+        </w:rPr>
+        <w:t xml:space="preserve"> GV giao nhiệm vụ, gợi ý thông điệp: sức mạnh của tình thương; khát vọng sống; niềm tin vào tương lai.</w:t>
+      </w:r>
+    </w:p>
+    <w:p>
+      <w:pPr>
+        <w:spacing w:before="0" w:after="0"/>
+        <w:jc w:val="both"/>
+      </w:pPr>
+      <w:r>
+        <w:rPr>
+          <w:b/>
+          <w:i w:val="0"/>
+          <w:color w:val="EE0000"/>
+        </w:rPr>
+        <w:t>Bước 2: Thực hiện nhiệm vụ:</w:t>
+      </w:r>
+      <w:r>
+        <w:rPr>
+          <w:b w:val="0"/>
+          <w:i w:val="0"/>
+          <w:color w:val="EE0000"/>
+        </w:rPr>
+        <w:t xml:space="preserve"> HS viết ở nhà. 6.2.NC1a: HS có thể dùng AI để kiểm tra lỗi chính tả, diễn đạt nhưng tự viết nội dung, ghi rõ phần đã sửa theo gợi ý của AI.</w:t>
+      </w:r>
+    </w:p>
+    <w:p>
+      <w:pPr>
+        <w:spacing w:before="0" w:after="0"/>
+        <w:jc w:val="both"/>
+      </w:pPr>
+      <w:r>
+        <w:rPr>
+          <w:b/>
+          <w:i w:val="0"/>
+        </w:rPr>
+        <w:t>Bước 3: Báo cáo, thảo luận:</w:t>
+      </w:r>
+      <w:r>
+        <w:rPr>
+          <w:b w:val="0"/>
+          <w:i w:val="0"/>
+        </w:rPr>
+        <w:t xml:space="preserve"> HS nộp bài, tự đánh giá theo bảng kiểm ở Phụ lục.</w:t>
+      </w:r>
+    </w:p>
+    <w:p>
+      <w:pPr>
+        <w:spacing w:before="0" w:after="0"/>
+        <w:jc w:val="both"/>
+      </w:pPr>
+      <w:r>
+        <w:rPr>
+          <w:b/>
+          <w:i w:val="0"/>
+        </w:rPr>
+        <w:t>Bước 4: Kết luận, nhận định:</w:t>
+      </w:r>
+      <w:r>
+        <w:rPr>
+          <w:b w:val="0"/>
+          <w:i w:val="0"/>
+        </w:rPr>
+        <w:t xml:space="preserve"> GV nhận xét, chọn đoạn văn hay chia sẻ trước lớp.</w:t>
+      </w:r>
+    </w:p>
+    <w:p>
+      <w:pPr>
+        <w:spacing w:before="80" w:after="80"/>
+        <w:jc w:val="center"/>
+      </w:pPr>
+      <w:r>
+        <w:rPr>
+          <w:b/>
+          <w:i w:val="0"/>
+        </w:rPr>
+        <w:t>----------HẾT TIẾT 3 CHUYỂN SANG TIẾT 4----------</w:t>
       </w:r>
     </w:p>
     <w:p>
@@ -2418,145 +2712,7 @@
           <w:b/>
           <w:i w:val="0"/>
         </w:rPr>
-        <w:t>4. Hoạt động 4: Vận dụng (Kết nối đọc – viết, làm ở nhà)</w:t>
-      </w:r>
-    </w:p>
-    <w:p>
-      <w:pPr>
-        <w:spacing w:before="0" w:after="0"/>
-        <w:jc w:val="both"/>
-      </w:pPr>
-      <w:r>
-        <w:rPr>
-          <w:b/>
-          <w:i/>
-        </w:rPr>
-        <w:t xml:space="preserve">a) Mục tiêu: </w:t>
-      </w:r>
-      <w:r>
-        <w:rPr>
-          <w:b w:val="0"/>
-          <w:i w:val="0"/>
-        </w:rPr>
-        <w:t>Vận dụng hiểu biết về tác phẩm để viết đoạn văn nghị luận.</w:t>
-      </w:r>
-    </w:p>
-    <w:p>
-      <w:pPr>
-        <w:spacing w:before="0" w:after="0"/>
-        <w:jc w:val="both"/>
-      </w:pPr>
-      <w:r>
-        <w:rPr>
-          <w:b/>
-          <w:i/>
-        </w:rPr>
-        <w:t xml:space="preserve">b) Nội dung: </w:t>
-      </w:r>
-      <w:r>
-        <w:rPr>
-          <w:b w:val="0"/>
-          <w:i w:val="0"/>
-        </w:rPr>
-        <w:t>Viết đoạn văn (khoảng 150 chữ) trình bày suy nghĩ của bạn về một thông điệp có ý nghĩa với bản thân được rút ra từ truyện ngắn Vợ nhặt.</w:t>
-      </w:r>
-    </w:p>
-    <w:p>
-      <w:pPr>
-        <w:spacing w:before="0" w:after="0"/>
-        <w:jc w:val="both"/>
-      </w:pPr>
-      <w:r>
-        <w:rPr>
-          <w:b/>
-          <w:i/>
-        </w:rPr>
-        <w:t xml:space="preserve">c) Sản phẩm: </w:t>
-      </w:r>
-      <w:r>
-        <w:rPr>
-          <w:b w:val="0"/>
-          <w:i w:val="0"/>
-        </w:rPr>
-        <w:t>Đoạn văn của HS (nộp qua Google Classroom/Zalo nhóm lớp).</w:t>
-      </w:r>
-    </w:p>
-    <w:p>
-      <w:pPr>
-        <w:spacing w:before="0" w:after="0"/>
-        <w:jc w:val="both"/>
-      </w:pPr>
-      <w:r>
-        <w:rPr>
-          <w:b/>
-          <w:i/>
-        </w:rPr>
-        <w:t>d) Tổ chức thực hiện</w:t>
-      </w:r>
-    </w:p>
-    <w:p>
-      <w:pPr>
-        <w:spacing w:before="0" w:after="0"/>
-        <w:jc w:val="both"/>
-      </w:pPr>
-      <w:r>
-        <w:rPr>
-          <w:b w:val="0"/>
-          <w:i w:val="0"/>
-        </w:rPr>
-        <w:t>- Bước 1: GV giao nhiệm vụ, gợi ý thông điệp: sức mạnh của tình thương; khát vọng sống; niềm tin vào tương lai.</w:t>
-      </w:r>
-    </w:p>
-    <w:p>
-      <w:pPr>
-        <w:spacing w:before="0" w:after="0"/>
-        <w:jc w:val="both"/>
-      </w:pPr>
-      <w:r>
-        <w:rPr>
-          <w:b w:val="0"/>
-          <w:i w:val="0"/>
-        </w:rPr>
-        <w:t>- Bước 2: HS viết ở nhà. 6.2.NC1a: HS có thể dùng AI để kiểm tra lỗi chính tả, diễn đạt nhưng tự viết nội dung, ghi rõ phần đã sửa theo gợi ý của AI.</w:t>
-      </w:r>
-    </w:p>
-    <w:p>
-      <w:pPr>
-        <w:spacing w:before="0" w:after="0"/>
-        <w:jc w:val="both"/>
-      </w:pPr>
-      <w:r>
-        <w:rPr>
-          <w:b w:val="0"/>
-          <w:i w:val="0"/>
-        </w:rPr>
-        <w:t>- Bước 3: HS nộp bài, tự đánh giá theo bảng kiểm ở Phụ lục.</w:t>
-      </w:r>
-    </w:p>
-    <w:p>
-      <w:pPr>
-        <w:spacing w:before="0" w:after="0"/>
-        <w:jc w:val="both"/>
-      </w:pPr>
-      <w:r>
-        <w:rPr>
-          <w:b w:val="0"/>
-          <w:i w:val="0"/>
-        </w:rPr>
-        <w:t>- Bước 4: GV nhận xét, chọn đoạn văn hay chia sẻ trước lớp.</w:t>
-      </w:r>
-    </w:p>
-    <w:p>
-      <w:pPr>
-        <w:spacing w:before="80" w:after="80"/>
-        <w:jc w:val="center"/>
-      </w:pPr>
-      <w:r>
-        <w:rPr>
-          <w:b/>
-          <w:i w:val="0"/>
-        </w:rPr>
-        <w:t>HẾT TIẾT 3 CHUYỂN SANG TIẾT 4</w:t>
+        <w:t>VĂN BẢN 2:</w:t>
       </w:r>
     </w:p>
     <w:p>
@@ -2569,7 +2725,7 @@
           <w:b/>
           <w:i w:val="0"/>
         </w:rPr>
-        <w:t>VĂN BẢN 2: CHÍ PHÈO</w:t>
+        <w:t>CHÍ PHÈO</w:t>
       </w:r>
     </w:p>
     <w:p>
@@ -2595,13 +2751,13 @@
           <w:b w:val="0"/>
           <w:i w:val="0"/>
         </w:rPr>
-        <w:t>(Dự kiến thời gian: 03 tiết)</w:t>
-      </w:r>
-    </w:p>
-    <w:p>
-      <w:pPr>
-        <w:spacing w:before="80" w:after="0"/>
-        <w:jc w:val="center"/>
+        <w:t>(Dự kiến thời gian: 03 tiết – Tiết 4, 5, 6)</w:t>
+      </w:r>
+    </w:p>
+    <w:p>
+      <w:pPr>
+        <w:spacing w:before="0" w:after="0"/>
+        <w:jc w:val="both"/>
       </w:pPr>
       <w:r>
         <w:rPr>
@@ -2619,67 +2775,67 @@
       <w:r>
         <w:rPr>
           <w:b/>
-          <w:i/>
-        </w:rPr>
-        <w:t xml:space="preserve">a) Mục tiêu: </w:t>
-      </w:r>
-      <w:r>
-        <w:rPr>
-          <w:b w:val="0"/>
-          <w:i w:val="0"/>
-        </w:rPr>
-        <w:t>Khơi gợi suy nghĩ về định kiến xã hội – tiền đề tiếp nhận nhân vật Chí Phèo.</w:t>
-      </w:r>
-    </w:p>
-    <w:p>
-      <w:pPr>
-        <w:spacing w:before="0" w:after="0"/>
-        <w:jc w:val="both"/>
-      </w:pPr>
-      <w:r>
-        <w:rPr>
-          <w:b/>
-          <w:i/>
-        </w:rPr>
-        <w:t xml:space="preserve">b) Nội dung: </w:t>
-      </w:r>
-      <w:r>
-        <w:rPr>
-          <w:b w:val="0"/>
-          <w:i w:val="0"/>
-        </w:rPr>
-        <w:t>Câu hỏi Trước khi đọc (SGK tr.23).</w:t>
-      </w:r>
-    </w:p>
-    <w:p>
-      <w:pPr>
-        <w:spacing w:before="0" w:after="0"/>
-        <w:jc w:val="both"/>
-      </w:pPr>
-      <w:r>
-        <w:rPr>
-          <w:b/>
-          <w:i/>
-        </w:rPr>
-        <w:t xml:space="preserve">c) Sản phẩm: </w:t>
-      </w:r>
-      <w:r>
-        <w:rPr>
-          <w:b w:val="0"/>
-          <w:i w:val="0"/>
-        </w:rPr>
-        <w:t>Câu trả lời của HS.</w:t>
-      </w:r>
-    </w:p>
-    <w:p>
-      <w:pPr>
-        <w:spacing w:before="0" w:after="0"/>
-        <w:jc w:val="both"/>
-      </w:pPr>
-      <w:r>
-        <w:rPr>
-          <w:b/>
-          <w:i/>
+          <w:i w:val="0"/>
+        </w:rPr>
+        <w:t>a) Mục tiêu:</w:t>
+      </w:r>
+      <w:r>
+        <w:rPr>
+          <w:b w:val="0"/>
+          <w:i w:val="0"/>
+        </w:rPr>
+        <w:t xml:space="preserve"> Khơi gợi suy nghĩ về định kiến xã hội – tiền đề tiếp nhận nhân vật Chí Phèo.</w:t>
+      </w:r>
+    </w:p>
+    <w:p>
+      <w:pPr>
+        <w:spacing w:before="0" w:after="0"/>
+        <w:jc w:val="both"/>
+      </w:pPr>
+      <w:r>
+        <w:rPr>
+          <w:b/>
+          <w:i w:val="0"/>
+        </w:rPr>
+        <w:t>b) Nội dung:</w:t>
+      </w:r>
+      <w:r>
+        <w:rPr>
+          <w:b w:val="0"/>
+          <w:i w:val="0"/>
+        </w:rPr>
+        <w:t xml:space="preserve"> Câu hỏi Trước khi đọc (SGK tr.23).</w:t>
+      </w:r>
+    </w:p>
+    <w:p>
+      <w:pPr>
+        <w:spacing w:before="0" w:after="0"/>
+        <w:jc w:val="both"/>
+      </w:pPr>
+      <w:r>
+        <w:rPr>
+          <w:b/>
+          <w:i w:val="0"/>
+        </w:rPr>
+        <w:t>c) Sản phẩm:</w:t>
+      </w:r>
+      <w:r>
+        <w:rPr>
+          <w:b w:val="0"/>
+          <w:i w:val="0"/>
+        </w:rPr>
+        <w:t xml:space="preserve"> Câu trả lời của HS.</w:t>
+      </w:r>
+    </w:p>
+    <w:p>
+      <w:pPr>
+        <w:spacing w:before="0" w:after="0"/>
+        <w:jc w:val="both"/>
+      </w:pPr>
+      <w:r>
+        <w:rPr>
+          <w:b/>
+          <w:i w:val="0"/>
         </w:rPr>
         <w:t>d) Tổ chức thực hiện</w:t>
       </w:r>
@@ -2692,7 +2848,7 @@
       <w:r>
         <w:rPr>
           <w:b/>
-          <w:i/>
+          <w:i w:val="0"/>
         </w:rPr>
         <w:t>Bước 1: Giao nhiệm vụ học tập</w:t>
       </w:r>
@@ -2705,7 +2861,7 @@
       <w:r>
         <w:rPr>
           <w:b w:val="0"/>
-          <w:i/>
+          <w:i w:val="0"/>
         </w:rPr>
         <w:t>- GV hỏi: Thế nào là định kiến xã hội? Định kiến có thể ảnh hưởng đến cá nhân và cộng đồng như thế nào? Có khi nào bạn nghe người ta gọi ai đó là “Chí Phèo”? Cách gọi ấy hàm ẩn đánh giá gì?</w:t>
       </w:r>
@@ -2718,7 +2874,7 @@
       <w:r>
         <w:rPr>
           <w:b/>
-          <w:i/>
+          <w:i w:val="0"/>
         </w:rPr>
         <w:t>Bước 2: Thực hiện nhiệm vụ</w:t>
       </w:r>
@@ -2744,7 +2900,7 @@
       <w:r>
         <w:rPr>
           <w:b/>
-          <w:i/>
+          <w:i w:val="0"/>
         </w:rPr>
         <w:t>Bước 3: Báo cáo, thảo luận</w:t>
       </w:r>
@@ -2770,7 +2926,7 @@
       <w:r>
         <w:rPr>
           <w:b/>
-          <w:i/>
+          <w:i w:val="0"/>
         </w:rPr>
         <w:t>Bước 4: Kết luận, nhận định</w:t>
       </w:r>
@@ -2798,13 +2954,28 @@
           <w:b w:val="0"/>
           <w:i w:val="0"/>
         </w:rPr>
-        <w:t>- Video tham khảo: Trước giờ xem phim “Làng Vũ Đại ngày ấy” (kênh VTV24) – https://www.youtube.com/watch?v=EDUX_REhg-0 – Mở đầu Chí Phèo – giới thiệu phim chuyển thể từ tác phẩm Nam Cao</w:t>
-      </w:r>
-    </w:p>
-    <w:p>
-      <w:pPr>
-        <w:spacing w:before="80" w:after="0"/>
-        <w:jc w:val="center"/>
+        <w:t xml:space="preserve">- Video tham khảo: Trước giờ xem phim “Làng Vũ Đại ngày ấy” (kênh VTV24) – </w:t>
+      </w:r>
+      <w:r>
+        <w:rPr>
+          <w:b w:val="0"/>
+          <w:i w:val="0"/>
+          <w:color w:val="0000FF"/>
+        </w:rPr>
+        <w:t>https://www.youtube.com/watch?v=EDUX_REhg-0</w:t>
+      </w:r>
+      <w:r>
+        <w:rPr>
+          <w:b w:val="0"/>
+          <w:i w:val="0"/>
+        </w:rPr>
+        <w:t xml:space="preserve"> – Mở đầu Chí Phèo – giới thiệu phim chuyển thể từ tác phẩm Nam Cao</w:t>
+      </w:r>
+    </w:p>
+    <w:p>
+      <w:pPr>
+        <w:spacing w:before="0" w:after="0"/>
+        <w:jc w:val="both"/>
       </w:pPr>
       <w:r>
         <w:rPr>
@@ -2822,7 +2993,7 @@
       <w:r>
         <w:rPr>
           <w:b/>
-          <w:i/>
+          <w:i w:val="0"/>
         </w:rPr>
         <w:t>a) Mục tiêu:</w:t>
       </w:r>
@@ -2875,48 +3046,57 @@
         <w:rPr>
           <w:b/>
           <w:i w:val="0"/>
-        </w:rPr>
-        <w:t>* Giáo dục đạo đức liêm chính: nhận diện bản chất lạm quyền, ức hiếp dân lành của cường hào Bá Kiến; bồi đắp lối sống ngay thẳng, không dùng quyền lực chèn ép người khác.</w:t>
-      </w:r>
-    </w:p>
-    <w:p>
-      <w:pPr>
-        <w:spacing w:before="0" w:after="0"/>
-        <w:jc w:val="both"/>
-      </w:pPr>
-      <w:r>
-        <w:rPr>
-          <w:b/>
-          <w:i/>
-        </w:rPr>
-        <w:t xml:space="preserve">b) Nội dung: </w:t>
-      </w:r>
-      <w:r>
-        <w:rPr>
-          <w:b w:val="0"/>
-          <w:i w:val="0"/>
-        </w:rPr>
-        <w:t>HS đọc SGK tr.23 – 35 và trả lời 8 câu hỏi SGK tr.35 qua phiếu học tập.</w:t>
-      </w:r>
-    </w:p>
-    <w:p>
-      <w:pPr>
-        <w:spacing w:before="0" w:after="0"/>
-        <w:jc w:val="both"/>
-      </w:pPr>
-      <w:r>
-        <w:rPr>
-          <w:b/>
-          <w:i/>
-        </w:rPr>
-        <w:t xml:space="preserve">c) Sản phẩm: </w:t>
-      </w:r>
-      <w:r>
-        <w:rPr>
-          <w:b w:val="0"/>
-          <w:i w:val="0"/>
-        </w:rPr>
-        <w:t>Phiếu học tập, câu trả lời của HS; nội dung chốt:</w:t>
+          <w:color w:val="FF0000"/>
+        </w:rPr>
+        <w:t>* Giáo dục đạo đức liêm chính:</w:t>
+      </w:r>
+      <w:r>
+        <w:rPr>
+          <w:b w:val="0"/>
+          <w:i w:val="0"/>
+          <w:color w:val="FF0000"/>
+        </w:rPr>
+        <w:t xml:space="preserve"> nhận diện bản chất lạm quyền, ức hiếp dân lành của cường hào Bá Kiến; bồi đắp lối sống ngay thẳng, không dùng quyền lực chèn ép người khác.</w:t>
+      </w:r>
+    </w:p>
+    <w:p>
+      <w:pPr>
+        <w:spacing w:before="0" w:after="0"/>
+        <w:jc w:val="both"/>
+      </w:pPr>
+      <w:r>
+        <w:rPr>
+          <w:b/>
+          <w:i w:val="0"/>
+        </w:rPr>
+        <w:t>b) Nội dung:</w:t>
+      </w:r>
+      <w:r>
+        <w:rPr>
+          <w:b w:val="0"/>
+          <w:i w:val="0"/>
+        </w:rPr>
+        <w:t xml:space="preserve"> HS đọc SGK tr.23 – 35 và trả lời 8 câu hỏi SGK tr.35 qua phiếu học tập.</w:t>
+      </w:r>
+    </w:p>
+    <w:p>
+      <w:pPr>
+        <w:spacing w:before="0" w:after="0"/>
+        <w:jc w:val="both"/>
+      </w:pPr>
+      <w:r>
+        <w:rPr>
+          <w:b/>
+          <w:i w:val="0"/>
+        </w:rPr>
+        <w:t>c) Sản phẩm:</w:t>
+      </w:r>
+      <w:r>
+        <w:rPr>
+          <w:b w:val="0"/>
+          <w:i w:val="0"/>
+        </w:rPr>
+        <w:t xml:space="preserve"> Phiếu học tập, câu trả lời của HS; nội dung chốt:</w:t>
       </w:r>
     </w:p>
     <w:tbl>
@@ -3120,7 +3300,7 @@
       <w:r>
         <w:rPr>
           <w:b/>
-          <w:i/>
+          <w:i w:val="0"/>
         </w:rPr>
         <w:t>d) Tổ chức thực hiện</w:t>
       </w:r>
@@ -3133,7 +3313,7 @@
       <w:r>
         <w:rPr>
           <w:b/>
-          <w:i/>
+          <w:i w:val="0"/>
         </w:rPr>
         <w:t>d.1. Nhiệm vụ 1: Tìm hiểu chung, tóm tắt cốt truyện</w:t>
       </w:r>
@@ -3146,7 +3326,7 @@
       <w:r>
         <w:rPr>
           <w:b/>
-          <w:i/>
+          <w:i w:val="0"/>
         </w:rPr>
         <w:t>Bước 1: Giao nhiệm vụ học tập</w:t>
       </w:r>
@@ -3174,18 +3354,34 @@
           <w:b w:val="0"/>
           <w:i w:val="0"/>
         </w:rPr>
-        <w:t>- Video tham khảo: Chí Phèo – Nam Cao (sách nói) (kênh Thư viện Thành phố Bắc Giang) – https://www.youtube.com/watch?v=NgjxocPx8rI – Giao HS nghe toàn văn ở nhà</w:t>
-      </w:r>
-    </w:p>
-    <w:p>
-      <w:pPr>
-        <w:spacing w:before="0" w:after="0"/>
-        <w:jc w:val="both"/>
-      </w:pPr>
-      <w:r>
-        <w:rPr>
-          <w:b w:val="0"/>
-          <w:i w:val="0"/>
+        <w:t xml:space="preserve">- Video tham khảo: Chí Phèo – Nam Cao (sách nói) (kênh Thư viện Thành phố Bắc Giang) – </w:t>
+      </w:r>
+      <w:r>
+        <w:rPr>
+          <w:b w:val="0"/>
+          <w:i w:val="0"/>
+          <w:color w:val="0000FF"/>
+        </w:rPr>
+        <w:t>https://www.youtube.com/watch?v=NgjxocPx8rI</w:t>
+      </w:r>
+      <w:r>
+        <w:rPr>
+          <w:b w:val="0"/>
+          <w:i w:val="0"/>
+        </w:rPr>
+        <w:t xml:space="preserve"> – Giao HS nghe toàn văn ở nhà</w:t>
+      </w:r>
+    </w:p>
+    <w:p>
+      <w:pPr>
+        <w:spacing w:before="0" w:after="0"/>
+        <w:jc w:val="both"/>
+      </w:pPr>
+      <w:r>
+        <w:rPr>
+          <w:b w:val="0"/>
+          <w:i w:val="0"/>
+          <w:color w:val="EE0000"/>
         </w:rPr>
         <w:t>- 6.3.NC1a: HS trình bày tóm tắt bằng sơ đồ dòng thời gian (vẽ tay hoặc dùng Canva, PowerPoint).</w:t>
       </w:r>
@@ -3198,7 +3394,7 @@
       <w:r>
         <w:rPr>
           <w:b/>
-          <w:i/>
+          <w:i w:val="0"/>
         </w:rPr>
         <w:t>Bước 2: Thực hiện nhiệm vụ</w:t>
       </w:r>
@@ -3224,7 +3420,7 @@
       <w:r>
         <w:rPr>
           <w:b/>
-          <w:i/>
+          <w:i w:val="0"/>
         </w:rPr>
         <w:t>Bước 3: Báo cáo, thảo luận</w:t>
       </w:r>
@@ -3250,7 +3446,7 @@
       <w:r>
         <w:rPr>
           <w:b/>
-          <w:i/>
+          <w:i w:val="0"/>
         </w:rPr>
         <w:t>Bước 4: Kết luận, nhận định</w:t>
       </w:r>
@@ -3276,7 +3472,7 @@
       <w:r>
         <w:rPr>
           <w:b/>
-          <w:i/>
+          <w:i w:val="0"/>
         </w:rPr>
         <w:t>d.2. Nhiệm vụ 2: Điểm nhìn trong đoạn mở đầu</w:t>
       </w:r>
@@ -3289,7 +3485,7 @@
       <w:r>
         <w:rPr>
           <w:b/>
-          <w:i/>
+          <w:i w:val="0"/>
         </w:rPr>
         <w:t>Bước 1: Giao nhiệm vụ học tập</w:t>
       </w:r>
@@ -3316,6 +3512,7 @@
         <w:rPr>
           <w:b w:val="0"/>
           <w:i w:val="0"/>
+          <w:color w:val="EE0000"/>
         </w:rPr>
         <w:t>- 6.2.NC1a: Nhóm thử yêu cầu AI “chỉ ra điểm nhìn trong đoạn văn ‘Hắn vừa đi vừa chửi…’”, sau đó đánh dấu câu nào AI xác định đúng, câu nào chưa đúng (11.A3.1.a).</w:t>
       </w:r>
@@ -3328,7 +3525,7 @@
       <w:r>
         <w:rPr>
           <w:b/>
-          <w:i/>
+          <w:i w:val="0"/>
         </w:rPr>
         <w:t>Bước 2: Thực hiện nhiệm vụ</w:t>
       </w:r>
@@ -3354,7 +3551,7 @@
       <w:r>
         <w:rPr>
           <w:b/>
-          <w:i/>
+          <w:i w:val="0"/>
         </w:rPr>
         <w:t>Bước 3: Báo cáo, thảo luận</w:t>
       </w:r>
@@ -3380,7 +3577,7 @@
       <w:r>
         <w:rPr>
           <w:b/>
-          <w:i/>
+          <w:i w:val="0"/>
         </w:rPr>
         <w:t>Bước 4: Kết luận, nhận định</w:t>
       </w:r>
@@ -3408,18 +3605,18 @@
           <w:b/>
           <w:i w:val="0"/>
         </w:rPr>
-        <w:t>HẾT TIẾT 4 CHUYỂN SANG TIẾT 5</w:t>
-      </w:r>
-    </w:p>
-    <w:p>
-      <w:pPr>
-        <w:spacing w:before="0" w:after="0"/>
-        <w:jc w:val="both"/>
-      </w:pPr>
-      <w:r>
-        <w:rPr>
-          <w:b/>
-          <w:i/>
+        <w:t>----------HẾT TIẾT 4 CHUYỂN SANG TIẾT 5----------</w:t>
+      </w:r>
+    </w:p>
+    <w:p>
+      <w:pPr>
+        <w:spacing w:before="0" w:after="0"/>
+        <w:jc w:val="both"/>
+      </w:pPr>
+      <w:r>
+        <w:rPr>
+          <w:b/>
+          <w:i w:val="0"/>
         </w:rPr>
         <w:t>d.3. Nhiệm vụ 3: Chí Phèo – thức tỉnh và bi kịch (thảo luận nhóm)</w:t>
       </w:r>
@@ -3432,7 +3629,7 @@
       <w:r>
         <w:rPr>
           <w:b/>
-          <w:i/>
+          <w:i w:val="0"/>
         </w:rPr>
         <w:t>Bước 1: Giao nhiệm vụ học tập</w:t>
       </w:r>
@@ -3895,7 +4092,7 @@
       <w:r>
         <w:rPr>
           <w:b/>
-          <w:i/>
+          <w:i w:val="0"/>
         </w:rPr>
         <w:t>Bước 2: Thực hiện nhiệm vụ</w:t>
       </w:r>
@@ -3921,7 +4118,7 @@
       <w:r>
         <w:rPr>
           <w:b/>
-          <w:i/>
+          <w:i w:val="0"/>
         </w:rPr>
         <w:t>Bước 3: Báo cáo, thảo luận</w:t>
       </w:r>
@@ -3947,7 +4144,7 @@
       <w:r>
         <w:rPr>
           <w:b/>
-          <w:i/>
+          <w:i w:val="0"/>
         </w:rPr>
         <w:t>Bước 4: Kết luận, nhận định</w:t>
       </w:r>
@@ -3974,6 +4171,7 @@
         <w:rPr>
           <w:b w:val="0"/>
           <w:i w:val="0"/>
+          <w:color w:val="FF0000"/>
         </w:rPr>
         <w:t>- Liên hệ giáo dục liêm chính: Bá Kiến dùng quyền lực, mưu mô “đè đầu cưỡi cổ” dân làng, biến Chí Phèo thành tay sai – biểu hiện lạm quyền, tham nhũng ở nông thôn cũ; HS nêu thái độ cần có trước những hành vi lạm quyền hôm nay.</w:t>
       </w:r>
@@ -3988,18 +4186,18 @@
           <w:b/>
           <w:i w:val="0"/>
         </w:rPr>
-        <w:t>HẾT TIẾT 5 CHUYỂN SANG TIẾT 6</w:t>
-      </w:r>
-    </w:p>
-    <w:p>
-      <w:pPr>
-        <w:spacing w:before="0" w:after="0"/>
-        <w:jc w:val="both"/>
-      </w:pPr>
-      <w:r>
-        <w:rPr>
-          <w:b/>
-          <w:i/>
+        <w:t>----------HẾT TIẾT 5 CHUYỂN SANG TIẾT 6----------</w:t>
+      </w:r>
+    </w:p>
+    <w:p>
+      <w:pPr>
+        <w:spacing w:before="0" w:after="0"/>
+        <w:jc w:val="both"/>
+      </w:pPr>
+      <w:r>
+        <w:rPr>
+          <w:b/>
+          <w:i w:val="0"/>
         </w:rPr>
         <w:t>d.4. Nhiệm vụ 4: Đoạn kết, so sánh và tổng kết</w:t>
       </w:r>
@@ -4012,7 +4210,7 @@
       <w:r>
         <w:rPr>
           <w:b/>
-          <w:i/>
+          <w:i w:val="0"/>
         </w:rPr>
         <w:t>Bước 1: Giao nhiệm vụ học tập</w:t>
       </w:r>
@@ -4038,7 +4236,7 @@
       <w:r>
         <w:rPr>
           <w:b/>
-          <w:i/>
+          <w:i w:val="0"/>
         </w:rPr>
         <w:t>Bước 2: Thực hiện nhiệm vụ</w:t>
       </w:r>
@@ -4064,7 +4262,7 @@
       <w:r>
         <w:rPr>
           <w:b/>
-          <w:i/>
+          <w:i w:val="0"/>
         </w:rPr>
         <w:t>Bước 3: Báo cáo, thảo luận</w:t>
       </w:r>
@@ -4090,7 +4288,7 @@
       <w:r>
         <w:rPr>
           <w:b/>
-          <w:i/>
+          <w:i w:val="0"/>
         </w:rPr>
         <w:t>Bước 4: Kết luận, nhận định</w:t>
       </w:r>
@@ -4110,8 +4308,8 @@
     </w:p>
     <w:p>
       <w:pPr>
-        <w:spacing w:before="80" w:after="0"/>
-        <w:jc w:val="center"/>
+        <w:spacing w:before="0" w:after="0"/>
+        <w:jc w:val="both"/>
       </w:pPr>
       <w:r>
         <w:rPr>
@@ -4129,67 +4327,67 @@
       <w:r>
         <w:rPr>
           <w:b/>
-          <w:i/>
-        </w:rPr>
-        <w:t xml:space="preserve">a) Mục tiêu: </w:t>
-      </w:r>
-      <w:r>
-        <w:rPr>
-          <w:b w:val="0"/>
-          <w:i w:val="0"/>
-        </w:rPr>
-        <w:t>Củng cố kiến thức về tác phẩm Chí Phèo và nghệ thuật kể chuyện của Nam Cao.</w:t>
-      </w:r>
-    </w:p>
-    <w:p>
-      <w:pPr>
-        <w:spacing w:before="0" w:after="0"/>
-        <w:jc w:val="both"/>
-      </w:pPr>
-      <w:r>
-        <w:rPr>
-          <w:b/>
-          <w:i/>
-        </w:rPr>
-        <w:t xml:space="preserve">b) Nội dung: </w:t>
-      </w:r>
-      <w:r>
-        <w:rPr>
-          <w:b w:val="0"/>
-          <w:i w:val="0"/>
-        </w:rPr>
-        <w:t>Bài củng cố trực tuyến (10 câu nhiều lựa chọn, 1 câu đúng sai).</w:t>
-      </w:r>
-    </w:p>
-    <w:p>
-      <w:pPr>
-        <w:spacing w:before="0" w:after="0"/>
-        <w:jc w:val="both"/>
-      </w:pPr>
-      <w:r>
-        <w:rPr>
-          <w:b/>
-          <w:i/>
-        </w:rPr>
-        <w:t xml:space="preserve">c) Sản phẩm: </w:t>
-      </w:r>
-      <w:r>
-        <w:rPr>
-          <w:b w:val="0"/>
-          <w:i w:val="0"/>
-        </w:rPr>
-        <w:t>Kết quả bài làm, lời giải hiển thị sau khi nộp.</w:t>
-      </w:r>
-    </w:p>
-    <w:p>
-      <w:pPr>
-        <w:spacing w:before="0" w:after="0"/>
-        <w:jc w:val="both"/>
-      </w:pPr>
-      <w:r>
-        <w:rPr>
-          <w:b/>
-          <w:i/>
+          <w:i w:val="0"/>
+        </w:rPr>
+        <w:t>a) Mục tiêu:</w:t>
+      </w:r>
+      <w:r>
+        <w:rPr>
+          <w:b w:val="0"/>
+          <w:i w:val="0"/>
+        </w:rPr>
+        <w:t xml:space="preserve"> Củng cố kiến thức về tác phẩm Chí Phèo và nghệ thuật kể chuyện của Nam Cao.</w:t>
+      </w:r>
+    </w:p>
+    <w:p>
+      <w:pPr>
+        <w:spacing w:before="0" w:after="0"/>
+        <w:jc w:val="both"/>
+      </w:pPr>
+      <w:r>
+        <w:rPr>
+          <w:b/>
+          <w:i w:val="0"/>
+        </w:rPr>
+        <w:t>b) Nội dung:</w:t>
+      </w:r>
+      <w:r>
+        <w:rPr>
+          <w:b w:val="0"/>
+          <w:i w:val="0"/>
+        </w:rPr>
+        <w:t xml:space="preserve"> Bài củng cố trực tuyến (10 câu nhiều lựa chọn, 1 câu đúng sai).</w:t>
+      </w:r>
+    </w:p>
+    <w:p>
+      <w:pPr>
+        <w:spacing w:before="0" w:after="0"/>
+        <w:jc w:val="both"/>
+      </w:pPr>
+      <w:r>
+        <w:rPr>
+          <w:b/>
+          <w:i w:val="0"/>
+        </w:rPr>
+        <w:t>c) Sản phẩm:</w:t>
+      </w:r>
+      <w:r>
+        <w:rPr>
+          <w:b w:val="0"/>
+          <w:i w:val="0"/>
+        </w:rPr>
+        <w:t xml:space="preserve"> Kết quả bài làm, lời giải hiển thị sau khi nộp.</w:t>
+      </w:r>
+    </w:p>
+    <w:p>
+      <w:pPr>
+        <w:spacing w:before="0" w:after="0"/>
+        <w:jc w:val="both"/>
+      </w:pPr>
+      <w:r>
+        <w:rPr>
+          <w:b/>
+          <w:i w:val="0"/>
         </w:rPr>
         <w:t>d) Tổ chức thực hiện</w:t>
       </w:r>
@@ -4201,10 +4399,19 @@
       </w:pPr>
       <w:r>
         <w:rPr>
-          <w:b w:val="0"/>
-          <w:i w:val="0"/>
-        </w:rPr>
-        <w:t>- Bước 1: GV chiếu mã QR; HS quét mã và làm bài trong 12 phút (5.2.NC1b; 2.5.NC1a).</w:t>
+          <w:b/>
+          <w:i w:val="0"/>
+          <w:color w:val="EE0000"/>
+        </w:rPr>
+        <w:t>Bước 1: Giao nhiệm vụ học tập:</w:t>
+      </w:r>
+      <w:r>
+        <w:rPr>
+          <w:b w:val="0"/>
+          <w:i w:val="0"/>
+          <w:color w:val="EE0000"/>
+        </w:rPr>
+        <w:t xml:space="preserve"> GV chiếu mã QR; HS quét mã và làm bài trong 12 phút (5.2.NC1b; 2.5.NC1a).</w:t>
       </w:r>
     </w:p>
     <w:p>
@@ -4279,42 +4486,63 @@
       </w:pPr>
       <w:r>
         <w:rPr>
-          <w:b w:val="0"/>
-          <w:i w:val="0"/>
-        </w:rPr>
-        <w:t>- Bước 2: HS làm bài cá nhân.</w:t>
-      </w:r>
-    </w:p>
-    <w:p>
-      <w:pPr>
-        <w:spacing w:before="0" w:after="0"/>
-        <w:jc w:val="both"/>
-      </w:pPr>
-      <w:r>
-        <w:rPr>
-          <w:b w:val="0"/>
-          <w:i w:val="0"/>
-        </w:rPr>
-        <w:t>- Bước 3: GV xem kết quả, chữa những câu nhiều HS sai.</w:t>
-      </w:r>
-    </w:p>
-    <w:p>
-      <w:pPr>
-        <w:spacing w:before="0" w:after="0"/>
-        <w:jc w:val="both"/>
-      </w:pPr>
-      <w:r>
-        <w:rPr>
-          <w:b w:val="0"/>
-          <w:i w:val="0"/>
-        </w:rPr>
-        <w:t>- Bước 4: GV nhận xét, tuyên dương.</w:t>
-      </w:r>
-    </w:p>
-    <w:p>
-      <w:pPr>
-        <w:spacing w:before="80" w:after="0"/>
-        <w:jc w:val="center"/>
+          <w:b/>
+          <w:i w:val="0"/>
+        </w:rPr>
+        <w:t>Bước 2: Thực hiện nhiệm vụ:</w:t>
+      </w:r>
+      <w:r>
+        <w:rPr>
+          <w:b w:val="0"/>
+          <w:i w:val="0"/>
+        </w:rPr>
+        <w:t xml:space="preserve"> HS làm bài cá nhân.</w:t>
+      </w:r>
+    </w:p>
+    <w:p>
+      <w:pPr>
+        <w:spacing w:before="0" w:after="0"/>
+        <w:jc w:val="both"/>
+      </w:pPr>
+      <w:r>
+        <w:rPr>
+          <w:b/>
+          <w:i w:val="0"/>
+        </w:rPr>
+        <w:t>Bước 3: Báo cáo, thảo luận:</w:t>
+      </w:r>
+      <w:r>
+        <w:rPr>
+          <w:b w:val="0"/>
+          <w:i w:val="0"/>
+        </w:rPr>
+        <w:t xml:space="preserve"> GV xem kết quả, chữa những câu nhiều HS sai.</w:t>
+      </w:r>
+    </w:p>
+    <w:p>
+      <w:pPr>
+        <w:spacing w:before="0" w:after="0"/>
+        <w:jc w:val="both"/>
+      </w:pPr>
+      <w:r>
+        <w:rPr>
+          <w:b/>
+          <w:i w:val="0"/>
+        </w:rPr>
+        <w:t>Bước 4: Kết luận, nhận định:</w:t>
+      </w:r>
+      <w:r>
+        <w:rPr>
+          <w:b w:val="0"/>
+          <w:i w:val="0"/>
+        </w:rPr>
+        <w:t xml:space="preserve"> GV nhận xét, tuyên dương.</w:t>
+      </w:r>
+    </w:p>
+    <w:p>
+      <w:pPr>
+        <w:spacing w:before="0" w:after="0"/>
+        <w:jc w:val="both"/>
       </w:pPr>
       <w:r>
         <w:rPr>
@@ -4332,67 +4560,67 @@
       <w:r>
         <w:rPr>
           <w:b/>
-          <w:i/>
-        </w:rPr>
-        <w:t xml:space="preserve">a) Mục tiêu: </w:t>
-      </w:r>
-      <w:r>
-        <w:rPr>
-          <w:b w:val="0"/>
-          <w:i w:val="0"/>
-        </w:rPr>
-        <w:t>Vận dụng hiểu biết về chi tiết nghệ thuật để viết đoạn văn.</w:t>
-      </w:r>
-    </w:p>
-    <w:p>
-      <w:pPr>
-        <w:spacing w:before="0" w:after="0"/>
-        <w:jc w:val="both"/>
-      </w:pPr>
-      <w:r>
-        <w:rPr>
-          <w:b/>
-          <w:i/>
-        </w:rPr>
-        <w:t xml:space="preserve">b) Nội dung: </w:t>
-      </w:r>
-      <w:r>
-        <w:rPr>
-          <w:b w:val="0"/>
-          <w:i w:val="0"/>
-        </w:rPr>
-        <w:t>Viết đoạn văn (khoảng 150 chữ) trình bày suy nghĩ của bạn về chi tiết bát cháo hành của thị Nở trong truyện ngắn Chí Phèo.</w:t>
-      </w:r>
-    </w:p>
-    <w:p>
-      <w:pPr>
-        <w:spacing w:before="0" w:after="0"/>
-        <w:jc w:val="both"/>
-      </w:pPr>
-      <w:r>
-        <w:rPr>
-          <w:b/>
-          <w:i/>
-        </w:rPr>
-        <w:t xml:space="preserve">c) Sản phẩm: </w:t>
-      </w:r>
-      <w:r>
-        <w:rPr>
-          <w:b w:val="0"/>
-          <w:i w:val="0"/>
-        </w:rPr>
-        <w:t>Đoạn văn của HS.</w:t>
-      </w:r>
-    </w:p>
-    <w:p>
-      <w:pPr>
-        <w:spacing w:before="0" w:after="0"/>
-        <w:jc w:val="both"/>
-      </w:pPr>
-      <w:r>
-        <w:rPr>
-          <w:b/>
-          <w:i/>
+          <w:i w:val="0"/>
+        </w:rPr>
+        <w:t>a) Mục tiêu:</w:t>
+      </w:r>
+      <w:r>
+        <w:rPr>
+          <w:b w:val="0"/>
+          <w:i w:val="0"/>
+        </w:rPr>
+        <w:t xml:space="preserve"> Vận dụng hiểu biết về chi tiết nghệ thuật để viết đoạn văn.</w:t>
+      </w:r>
+    </w:p>
+    <w:p>
+      <w:pPr>
+        <w:spacing w:before="0" w:after="0"/>
+        <w:jc w:val="both"/>
+      </w:pPr>
+      <w:r>
+        <w:rPr>
+          <w:b/>
+          <w:i w:val="0"/>
+        </w:rPr>
+        <w:t>b) Nội dung:</w:t>
+      </w:r>
+      <w:r>
+        <w:rPr>
+          <w:b w:val="0"/>
+          <w:i w:val="0"/>
+        </w:rPr>
+        <w:t xml:space="preserve"> Viết đoạn văn (khoảng 150 chữ) trình bày suy nghĩ của bạn về chi tiết bát cháo hành của thị Nở trong truyện ngắn Chí Phèo.</w:t>
+      </w:r>
+    </w:p>
+    <w:p>
+      <w:pPr>
+        <w:spacing w:before="0" w:after="0"/>
+        <w:jc w:val="both"/>
+      </w:pPr>
+      <w:r>
+        <w:rPr>
+          <w:b/>
+          <w:i w:val="0"/>
+        </w:rPr>
+        <w:t>c) Sản phẩm:</w:t>
+      </w:r>
+      <w:r>
+        <w:rPr>
+          <w:b w:val="0"/>
+          <w:i w:val="0"/>
+        </w:rPr>
+        <w:t xml:space="preserve"> Đoạn văn của HS.</w:t>
+      </w:r>
+    </w:p>
+    <w:p>
+      <w:pPr>
+        <w:spacing w:before="0" w:after="0"/>
+        <w:jc w:val="both"/>
+      </w:pPr>
+      <w:r>
+        <w:rPr>
+          <w:b/>
+          <w:i w:val="0"/>
         </w:rPr>
         <w:t>d) Tổ chức thực hiện</w:t>
       </w:r>
@@ -4404,49 +4632,77 @@
       </w:pPr>
       <w:r>
         <w:rPr>
-          <w:b w:val="0"/>
-          <w:i w:val="0"/>
-        </w:rPr>
-        <w:t>- Bước 1: GV giao nhiệm vụ; gợi ý: bát cháo hành – hương vị tình thương đầu tiên; “liều thuốc giải” đánh thức nhân tính; bộc lộ tấm lòng nhân đạo của Nam Cao.</w:t>
-      </w:r>
-    </w:p>
-    <w:p>
-      <w:pPr>
-        <w:spacing w:before="0" w:after="0"/>
-        <w:jc w:val="both"/>
-      </w:pPr>
-      <w:r>
-        <w:rPr>
-          <w:b w:val="0"/>
-          <w:i w:val="0"/>
-        </w:rPr>
-        <w:t>- Bước 2: HS viết ở nhà, tự đánh giá bằng bảng kiểm.</w:t>
-      </w:r>
-    </w:p>
-    <w:p>
-      <w:pPr>
-        <w:spacing w:before="0" w:after="0"/>
-        <w:jc w:val="both"/>
-      </w:pPr>
-      <w:r>
-        <w:rPr>
-          <w:b w:val="0"/>
-          <w:i w:val="0"/>
-        </w:rPr>
-        <w:t>- Bước 3: HS nộp bài qua Google Classroom.</w:t>
-      </w:r>
-    </w:p>
-    <w:p>
-      <w:pPr>
-        <w:spacing w:before="0" w:after="0"/>
-        <w:jc w:val="both"/>
-      </w:pPr>
-      <w:r>
-        <w:rPr>
-          <w:b w:val="0"/>
-          <w:i w:val="0"/>
-        </w:rPr>
-        <w:t>- Bước 4: GV nhận xét, phản hồi.</w:t>
+          <w:b/>
+          <w:i w:val="0"/>
+        </w:rPr>
+        <w:t>Bước 1: Giao nhiệm vụ học tập:</w:t>
+      </w:r>
+      <w:r>
+        <w:rPr>
+          <w:b w:val="0"/>
+          <w:i w:val="0"/>
+        </w:rPr>
+        <w:t xml:space="preserve"> GV giao nhiệm vụ; gợi ý: bát cháo hành – hương vị tình thương đầu tiên; “liều thuốc giải” đánh thức nhân tính; bộc lộ tấm lòng nhân đạo của Nam Cao.</w:t>
+      </w:r>
+    </w:p>
+    <w:p>
+      <w:pPr>
+        <w:spacing w:before="0" w:after="0"/>
+        <w:jc w:val="both"/>
+      </w:pPr>
+      <w:r>
+        <w:rPr>
+          <w:b/>
+          <w:i w:val="0"/>
+        </w:rPr>
+        <w:t>Bước 2: Thực hiện nhiệm vụ:</w:t>
+      </w:r>
+      <w:r>
+        <w:rPr>
+          <w:b w:val="0"/>
+          <w:i w:val="0"/>
+        </w:rPr>
+        <w:t xml:space="preserve"> HS viết ở nhà, tự đánh giá bằng bảng kiểm.</w:t>
+      </w:r>
+    </w:p>
+    <w:p>
+      <w:pPr>
+        <w:spacing w:before="0" w:after="0"/>
+        <w:jc w:val="both"/>
+      </w:pPr>
+      <w:r>
+        <w:rPr>
+          <w:b/>
+          <w:i w:val="0"/>
+        </w:rPr>
+        <w:t>Bước 3: Báo cáo, thảo luận:</w:t>
+      </w:r>
+      <w:r>
+        <w:rPr>
+          <w:b w:val="0"/>
+          <w:i w:val="0"/>
+        </w:rPr>
+        <w:t xml:space="preserve"> HS nộp bài qua Google Classroom.</w:t>
+      </w:r>
+    </w:p>
+    <w:p>
+      <w:pPr>
+        <w:spacing w:before="0" w:after="0"/>
+        <w:jc w:val="both"/>
+      </w:pPr>
+      <w:r>
+        <w:rPr>
+          <w:b/>
+          <w:i w:val="0"/>
+        </w:rPr>
+        <w:t>Bước 4: Kết luận, nhận định:</w:t>
+      </w:r>
+      <w:r>
+        <w:rPr>
+          <w:b w:val="0"/>
+          <w:i w:val="0"/>
+        </w:rPr>
+        <w:t xml:space="preserve"> GV nhận xét, phản hồi.</w:t>
       </w:r>
     </w:p>
     <w:p>
@@ -4472,7 +4728,7 @@
           <w:b/>
           <w:i w:val="0"/>
         </w:rPr>
-        <w:t>HẾT TIẾT 6 CHUYỂN SANG TIẾT 7</w:t>
+        <w:t>----------HẾT TIẾT 6 CHUYỂN SANG TIẾT 7----------</w:t>
       </w:r>
     </w:p>
     <w:p>
@@ -4498,7 +4754,7 @@
           <w:b w:val="0"/>
           <w:i w:val="0"/>
         </w:rPr>
-        <w:t>(Dự kiến thời gian: 1 tiết)</w:t>
+        <w:t>(Dự kiến thời gian: 1 tiết – Tiết 7)</w:t>
       </w:r>
     </w:p>
     <w:p>
@@ -4521,36 +4777,131 @@
       </w:pPr>
       <w:r>
         <w:rPr>
-          <w:b w:val="0"/>
-          <w:i w:val="0"/>
-        </w:rPr>
-        <w:t>- Nhận biết được các đặc điểm cơ bản của ngôn ngữ nói và ngôn ngữ viết để có hướng vận dụng phù hợp, hiệu quả.</w:t>
-      </w:r>
-    </w:p>
-    <w:p>
-      <w:pPr>
-        <w:spacing w:before="0" w:after="0"/>
-        <w:jc w:val="both"/>
-      </w:pPr>
-      <w:r>
-        <w:rPr>
-          <w:b w:val="0"/>
-          <w:i w:val="0"/>
-        </w:rPr>
-        <w:t>- Năng lực số: 1.1.NC1a (tra cứu ngữ liệu, từ điển trực tuyến); 5.2.NC1b; 2.5.NC1a (ôn luyện trực tuyến).</w:t>
-      </w:r>
-    </w:p>
-    <w:p>
-      <w:pPr>
-        <w:spacing w:before="0" w:after="0"/>
-        <w:jc w:val="both"/>
-      </w:pPr>
-      <w:r>
-        <w:rPr>
-          <w:b w:val="0"/>
-          <w:i w:val="0"/>
-        </w:rPr>
-        <w:t>- Phẩm chất: có ý thức giữ gìn sự trong sáng của tiếng Việt, sử dụng ngôn ngữ phù hợp hoàn cảnh giao tiếp.</w:t>
+          <w:b/>
+          <w:i w:val="0"/>
+        </w:rPr>
+        <w:t>1. Kiến thức:</w:t>
+      </w:r>
+      <w:r>
+        <w:rPr>
+          <w:b w:val="0"/>
+          <w:i w:val="0"/>
+        </w:rPr>
+        <w:t xml:space="preserve"> Nhận biết được các đặc điểm cơ bản của ngôn ngữ nói và ngôn ngữ viết để có hướng vận dụng phù hợp, hiệu quả.</w:t>
+      </w:r>
+    </w:p>
+    <w:p>
+      <w:pPr>
+        <w:spacing w:before="0" w:after="0"/>
+        <w:jc w:val="both"/>
+      </w:pPr>
+      <w:r>
+        <w:rPr>
+          <w:b/>
+          <w:i w:val="0"/>
+        </w:rPr>
+        <w:t>2. Về năng lực</w:t>
+      </w:r>
+    </w:p>
+    <w:p>
+      <w:pPr>
+        <w:spacing w:before="0" w:after="0"/>
+        <w:jc w:val="both"/>
+      </w:pPr>
+      <w:r>
+        <w:rPr>
+          <w:b/>
+          <w:i w:val="0"/>
+        </w:rPr>
+        <w:t>a. Năng lực chung:</w:t>
+      </w:r>
+      <w:r>
+        <w:rPr>
+          <w:b w:val="0"/>
+          <w:i w:val="0"/>
+        </w:rPr>
+        <w:t xml:space="preserve"> Năng lực giải quyết vấn đề, giao tiếp, hợp tác.</w:t>
+      </w:r>
+    </w:p>
+    <w:p>
+      <w:pPr>
+        <w:spacing w:before="0" w:after="0"/>
+        <w:jc w:val="both"/>
+      </w:pPr>
+      <w:r>
+        <w:rPr>
+          <w:b/>
+          <w:i w:val="0"/>
+        </w:rPr>
+        <w:t>b. Năng lực riêng biệt:</w:t>
+      </w:r>
+      <w:r>
+        <w:rPr>
+          <w:b w:val="0"/>
+          <w:i w:val="0"/>
+        </w:rPr>
+        <w:t xml:space="preserve"> Phân tích đặc điểm ngôn ngữ nói được tái tạo trong văn bản văn học và đặc điểm ngôn ngữ viết; chuyển đổi phù hợp giữa hai dạng ngôn ngữ.</w:t>
+      </w:r>
+    </w:p>
+    <w:p>
+      <w:pPr>
+        <w:spacing w:before="0" w:after="0"/>
+        <w:jc w:val="both"/>
+      </w:pPr>
+      <w:r>
+        <w:rPr>
+          <w:b/>
+          <w:i w:val="0"/>
+        </w:rPr>
+        <w:t>c. Năng lực số:</w:t>
+      </w:r>
+    </w:p>
+    <w:p>
+      <w:pPr>
+        <w:spacing w:before="0" w:after="0"/>
+        <w:jc w:val="both"/>
+      </w:pPr>
+      <w:r>
+        <w:rPr>
+          <w:b w:val="0"/>
+          <w:i w:val="0"/>
+          <w:color w:val="EE0000"/>
+        </w:rPr>
+        <w:t>- 1.1.NC1a: Tra cứu ngữ liệu, từ điển tiếng Việt trực tuyến.</w:t>
+      </w:r>
+    </w:p>
+    <w:p>
+      <w:pPr>
+        <w:spacing w:before="0" w:after="0"/>
+        <w:jc w:val="both"/>
+      </w:pPr>
+      <w:r>
+        <w:rPr>
+          <w:b w:val="0"/>
+          <w:i w:val="0"/>
+          <w:color w:val="EE0000"/>
+        </w:rPr>
+        <w:t>- 5.2.NC1b; 2.5.NC1a: Ôn luyện trực tuyến, làm bài trung thực.</w:t>
+      </w:r>
+    </w:p>
+    <w:p>
+      <w:pPr>
+        <w:spacing w:before="0" w:after="0"/>
+        <w:jc w:val="both"/>
+      </w:pPr>
+      <w:r>
+        <w:rPr>
+          <w:b/>
+          <w:i w:val="0"/>
+        </w:rPr>
+        <w:t>3. Về phẩm chất:</w:t>
+      </w:r>
+      <w:r>
+        <w:rPr>
+          <w:b w:val="0"/>
+          <w:i w:val="0"/>
+        </w:rPr>
+        <w:t xml:space="preserve"> Có ý thức giữ gìn sự trong sáng của tiếng Việt, sử dụng ngôn ngữ phù hợp hoàn cảnh giao tiếp.</w:t>
       </w:r>
     </w:p>
     <w:p>
@@ -4563,85 +4914,314 @@
           <w:b/>
           <w:i w:val="0"/>
         </w:rPr>
-        <w:t>II. TIẾN TRÌNH DẠY HỌC</w:t>
-      </w:r>
-    </w:p>
-    <w:p>
-      <w:pPr>
-        <w:spacing w:before="80" w:after="0"/>
-        <w:jc w:val="center"/>
-      </w:pPr>
-      <w:r>
-        <w:rPr>
-          <w:b/>
-          <w:i w:val="0"/>
-        </w:rPr>
-        <w:t>1. Hoạt động 1: Mở đầu (5 phút)</w:t>
-      </w:r>
-    </w:p>
-    <w:p>
-      <w:pPr>
-        <w:spacing w:before="0" w:after="0"/>
-        <w:jc w:val="both"/>
-      </w:pPr>
-      <w:r>
-        <w:rPr>
-          <w:b w:val="0"/>
-          <w:i w:val="0"/>
-        </w:rPr>
-        <w:t>- GV cho 2 HS diễn lại lời thoại ngắn (hỏi đường) rồi cho cả lớp so sánh với một tin nhắn thông báo trang trọng gửi thầy cô → Nhận ra khác biệt giữa nói và viết.</w:t>
-      </w:r>
-    </w:p>
-    <w:p>
-      <w:pPr>
-        <w:spacing w:before="80" w:after="0"/>
-        <w:jc w:val="center"/>
-      </w:pPr>
-      <w:r>
-        <w:rPr>
-          <w:b/>
-          <w:i w:val="0"/>
-        </w:rPr>
-        <w:t>2. Hoạt động 2: Hình thành kiến thức mới (15 phút)</w:t>
-      </w:r>
-    </w:p>
-    <w:p>
-      <w:pPr>
-        <w:spacing w:before="0" w:after="0"/>
-        <w:jc w:val="both"/>
-      </w:pPr>
-      <w:r>
-        <w:rPr>
-          <w:b w:val="0"/>
-          <w:i w:val="0"/>
-        </w:rPr>
-        <w:t>- Bước 1: HS đọc khung Nhận biết (SGK tr.36 – 37), lập bảng so sánh: Tiêu chí | Ngôn ngữ nói | Ngôn ngữ viết (quan hệ người nói – người nghe; phương tiện hỗ trợ; từ ngữ; câu; khả năng lưu trữ).</w:t>
-      </w:r>
-    </w:p>
-    <w:p>
-      <w:pPr>
-        <w:spacing w:before="0" w:after="0"/>
-        <w:jc w:val="both"/>
-      </w:pPr>
-      <w:r>
-        <w:rPr>
-          <w:b w:val="0"/>
-          <w:i w:val="0"/>
-        </w:rPr>
-        <w:t>- Bước 2 – 3: HS làm cặp đôi, trình bày.</w:t>
-      </w:r>
-    </w:p>
-    <w:p>
-      <w:pPr>
-        <w:spacing w:before="0" w:after="0"/>
-        <w:jc w:val="both"/>
-      </w:pPr>
-      <w:r>
-        <w:rPr>
-          <w:b w:val="0"/>
-          <w:i w:val="0"/>
-        </w:rPr>
-        <w:t>- Bước 4: GV chốt:</w:t>
+        <w:t>II. THIẾT BỊ DẠY HỌC VÀ HỌC LIỆU</w:t>
+      </w:r>
+    </w:p>
+    <w:p>
+      <w:pPr>
+        <w:spacing w:before="0" w:after="0"/>
+        <w:jc w:val="both"/>
+      </w:pPr>
+      <w:r>
+        <w:rPr>
+          <w:b/>
+          <w:i w:val="0"/>
+        </w:rPr>
+        <w:t>1. Thiết bị:</w:t>
+      </w:r>
+      <w:r>
+        <w:rPr>
+          <w:b w:val="0"/>
+          <w:i w:val="0"/>
+        </w:rPr>
+        <w:t xml:space="preserve"> Máy chiếu, </w:t>
+      </w:r>
+      <w:r>
+        <w:rPr>
+          <w:b w:val="0"/>
+          <w:i w:val="0"/>
+          <w:color w:val="EE0000"/>
+        </w:rPr>
+        <w:t>máy tính bảng hoặc điện thoại thông minh (nếu điều kiện cho phép) có kết nối Internet,</w:t>
+      </w:r>
+      <w:r>
+        <w:rPr>
+          <w:b w:val="0"/>
+          <w:i w:val="0"/>
+        </w:rPr>
+        <w:t xml:space="preserve"> bảng nhóm, phiếu học tập.</w:t>
+      </w:r>
+    </w:p>
+    <w:p>
+      <w:pPr>
+        <w:spacing w:before="0" w:after="0"/>
+        <w:jc w:val="both"/>
+      </w:pPr>
+      <w:r>
+        <w:rPr>
+          <w:b/>
+          <w:i w:val="0"/>
+        </w:rPr>
+        <w:t>2. Học liệu:</w:t>
+      </w:r>
+      <w:r>
+        <w:rPr>
+          <w:b w:val="0"/>
+          <w:i w:val="0"/>
+        </w:rPr>
+        <w:t xml:space="preserve"> SGK Ngữ văn 11, tập một (tr.36 – 38); SGV.</w:t>
+      </w:r>
+    </w:p>
+    <w:p>
+      <w:pPr>
+        <w:spacing w:before="60" w:after="0"/>
+        <w:jc w:val="both"/>
+      </w:pPr>
+      <w:r>
+        <w:rPr>
+          <w:b/>
+          <w:i w:val="0"/>
+        </w:rPr>
+        <w:t>III. TIẾN TRÌNH DẠY HỌC</w:t>
+      </w:r>
+    </w:p>
+    <w:p>
+      <w:pPr>
+        <w:spacing w:before="0" w:after="0"/>
+        <w:jc w:val="both"/>
+      </w:pPr>
+      <w:r>
+        <w:rPr>
+          <w:b/>
+          <w:i w:val="0"/>
+        </w:rPr>
+        <w:t>Hoạt động 1: Mở đầu (Dự kiến thời gian: 5 phút)</w:t>
+      </w:r>
+    </w:p>
+    <w:p>
+      <w:pPr>
+        <w:spacing w:before="0" w:after="0"/>
+        <w:jc w:val="both"/>
+      </w:pPr>
+      <w:r>
+        <w:rPr>
+          <w:b/>
+          <w:i w:val="0"/>
+        </w:rPr>
+        <w:t>a) Mục tiêu:</w:t>
+      </w:r>
+      <w:r>
+        <w:rPr>
+          <w:b w:val="0"/>
+          <w:i w:val="0"/>
+        </w:rPr>
+        <w:t xml:space="preserve"> Tạo tình huống có vấn đề.</w:t>
+      </w:r>
+    </w:p>
+    <w:p>
+      <w:pPr>
+        <w:spacing w:before="0" w:after="0"/>
+        <w:jc w:val="both"/>
+      </w:pPr>
+      <w:r>
+        <w:rPr>
+          <w:b/>
+          <w:i w:val="0"/>
+        </w:rPr>
+        <w:t>b) Nội dung:</w:t>
+      </w:r>
+      <w:r>
+        <w:rPr>
+          <w:b w:val="0"/>
+          <w:i w:val="0"/>
+        </w:rPr>
+        <w:t xml:space="preserve"> 2 HS diễn lại lời thoại ngắn (hỏi đường); cả lớp so sánh với một tin nhắn thông báo trang trọng gửi thầy cô.</w:t>
+      </w:r>
+    </w:p>
+    <w:p>
+      <w:pPr>
+        <w:spacing w:before="0" w:after="0"/>
+        <w:jc w:val="both"/>
+      </w:pPr>
+      <w:r>
+        <w:rPr>
+          <w:b/>
+          <w:i w:val="0"/>
+        </w:rPr>
+        <w:t>c) Sản phẩm:</w:t>
+      </w:r>
+      <w:r>
+        <w:rPr>
+          <w:b w:val="0"/>
+          <w:i w:val="0"/>
+        </w:rPr>
+        <w:t xml:space="preserve"> Nhận xét của HS về khác biệt giữa nói và viết.</w:t>
+      </w:r>
+    </w:p>
+    <w:p>
+      <w:pPr>
+        <w:spacing w:before="0" w:after="0"/>
+        <w:jc w:val="both"/>
+      </w:pPr>
+      <w:r>
+        <w:rPr>
+          <w:b/>
+          <w:i w:val="0"/>
+        </w:rPr>
+        <w:t>d) Tổ chức thực hiện</w:t>
+      </w:r>
+    </w:p>
+    <w:p>
+      <w:pPr>
+        <w:spacing w:before="0" w:after="0"/>
+        <w:jc w:val="both"/>
+      </w:pPr>
+      <w:r>
+        <w:rPr>
+          <w:b/>
+          <w:i w:val="0"/>
+        </w:rPr>
+        <w:t>Bước 1: Giao nhiệm vụ học tập:</w:t>
+      </w:r>
+      <w:r>
+        <w:rPr>
+          <w:b w:val="0"/>
+          <w:i w:val="0"/>
+        </w:rPr>
+        <w:t xml:space="preserve"> GV mời 2 HS diễn lời thoại, chiếu tin nhắn mẫu.</w:t>
+      </w:r>
+    </w:p>
+    <w:p>
+      <w:pPr>
+        <w:spacing w:before="0" w:after="0"/>
+        <w:jc w:val="both"/>
+      </w:pPr>
+      <w:r>
+        <w:rPr>
+          <w:b/>
+          <w:i w:val="0"/>
+        </w:rPr>
+        <w:t>Bước 2: Thực hiện nhiệm vụ:</w:t>
+      </w:r>
+      <w:r>
+        <w:rPr>
+          <w:b w:val="0"/>
+          <w:i w:val="0"/>
+        </w:rPr>
+        <w:t xml:space="preserve"> HS quan sát, so sánh.</w:t>
+      </w:r>
+    </w:p>
+    <w:p>
+      <w:pPr>
+        <w:spacing w:before="0" w:after="0"/>
+        <w:jc w:val="both"/>
+      </w:pPr>
+      <w:r>
+        <w:rPr>
+          <w:b/>
+          <w:i w:val="0"/>
+        </w:rPr>
+        <w:t>Bước 3: Báo cáo, thảo luận:</w:t>
+      </w:r>
+      <w:r>
+        <w:rPr>
+          <w:b w:val="0"/>
+          <w:i w:val="0"/>
+        </w:rPr>
+        <w:t xml:space="preserve"> 2 – 3 HS nêu nhận xét.</w:t>
+      </w:r>
+    </w:p>
+    <w:p>
+      <w:pPr>
+        <w:spacing w:before="0" w:after="0"/>
+        <w:jc w:val="both"/>
+      </w:pPr>
+      <w:r>
+        <w:rPr>
+          <w:b/>
+          <w:i w:val="0"/>
+        </w:rPr>
+        <w:t>Bước 4: Kết luận, nhận định:</w:t>
+      </w:r>
+      <w:r>
+        <w:rPr>
+          <w:b w:val="0"/>
+          <w:i w:val="0"/>
+        </w:rPr>
+        <w:t xml:space="preserve"> GV dẫn vào bài.</w:t>
+      </w:r>
+    </w:p>
+    <w:p>
+      <w:pPr>
+        <w:spacing w:before="0" w:after="0"/>
+        <w:jc w:val="both"/>
+      </w:pPr>
+      <w:r>
+        <w:rPr>
+          <w:b/>
+          <w:i w:val="0"/>
+        </w:rPr>
+        <w:t>Hoạt động 2: Hình thành kiến thức mới (Dự kiến thời gian: 15 phút)</w:t>
+      </w:r>
+    </w:p>
+    <w:p>
+      <w:pPr>
+        <w:spacing w:before="0" w:after="0"/>
+        <w:jc w:val="both"/>
+      </w:pPr>
+      <w:r>
+        <w:rPr>
+          <w:b/>
+          <w:i w:val="0"/>
+        </w:rPr>
+        <w:t>a) Mục tiêu:</w:t>
+      </w:r>
+      <w:r>
+        <w:rPr>
+          <w:b w:val="0"/>
+          <w:i w:val="0"/>
+        </w:rPr>
+        <w:t xml:space="preserve"> Nắm đặc điểm cơ bản của ngôn ngữ nói và ngôn ngữ viết.</w:t>
+      </w:r>
+    </w:p>
+    <w:p>
+      <w:pPr>
+        <w:spacing w:before="0" w:after="0"/>
+        <w:jc w:val="both"/>
+      </w:pPr>
+      <w:r>
+        <w:rPr>
+          <w:b/>
+          <w:i w:val="0"/>
+        </w:rPr>
+        <w:t>b) Nội dung:</w:t>
+      </w:r>
+      <w:r>
+        <w:rPr>
+          <w:b w:val="0"/>
+          <w:i w:val="0"/>
+        </w:rPr>
+        <w:t xml:space="preserve"> Khung Nhận biết (SGK tr.36 – 37); HS lập bảng so sánh.</w:t>
+      </w:r>
+    </w:p>
+    <w:p>
+      <w:pPr>
+        <w:spacing w:before="0" w:after="0"/>
+        <w:jc w:val="both"/>
+      </w:pPr>
+      <w:r>
+        <w:rPr>
+          <w:b/>
+          <w:i w:val="0"/>
+        </w:rPr>
+        <w:t>c) Sản phẩm:</w:t>
+      </w:r>
+      <w:r>
+        <w:rPr>
+          <w:b w:val="0"/>
+          <w:i w:val="0"/>
+        </w:rPr>
+        <w:t xml:space="preserve"> Nội dung chốt:</w:t>
       </w:r>
     </w:p>
     <w:tbl>
@@ -4666,36 +5246,57 @@
             </w:pPr>
             <w:r>
               <w:rPr>
+                <w:b/>
+                <w:i w:val="0"/>
+              </w:rPr>
+              <w:t>1. Ngôn ngữ nói:</w:t>
+            </w:r>
+            <w:r>
+              <w:rPr>
                 <w:b w:val="0"/>
                 <w:i w:val="0"/>
               </w:rPr>
-              <w:t>- Ngôn ngữ nói: người nói – người nghe tiếp xúc trực tiếp, thay vai luân phiên, ít điều kiện gọt giũa; dùng ngữ điệu, cử chỉ, điệu bộ, nét mặt; nhiều từ đưa đẩy, khẩu ngữ, trợ từ, thán từ, câu tỉnh lược; có tính biểu cảm, cụ thể, cá thể cao.</w:t>
-            </w:r>
-          </w:p>
-          <w:p>
-            <w:pPr>
-              <w:spacing w:before="0" w:after="0"/>
-              <w:jc w:val="both"/>
-            </w:pPr>
+              <w:t xml:space="preserve"> người nói – người nghe tiếp xúc trực tiếp, thay vai luân phiên, ít điều kiện gọt giũa; dùng ngữ điệu, cử chỉ, điệu bộ, nét mặt; nhiều từ đưa đẩy, khẩu ngữ, trợ từ, thán từ, câu tỉnh lược; tính biểu cảm, cụ thể, cá thể cao.</w:t>
+            </w:r>
+          </w:p>
+          <w:p>
+            <w:pPr>
+              <w:spacing w:before="0" w:after="0"/>
+              <w:jc w:val="both"/>
+            </w:pPr>
+            <w:r>
+              <w:rPr>
+                <w:b/>
+                <w:i w:val="0"/>
+              </w:rPr>
+              <w:t>2. Ngôn ngữ viết:</w:t>
+            </w:r>
             <w:r>
               <w:rPr>
                 <w:b w:val="0"/>
                 <w:i w:val="0"/>
               </w:rPr>
-              <w:t>- Ngôn ngữ viết: không tiếp xúc trực tiếp; người viết có thời gian suy ngẫm, lựa chọn; được gọt giũa, lưu trữ lâu dài, hướng tới phạm vi người đọc rộng; tuân theo quy định về chính tả, từ vựng, ngữ pháp, bố cục, phong cách; có thể dùng câu dài, nhiều thành phần.</w:t>
-            </w:r>
-          </w:p>
-          <w:p>
-            <w:pPr>
-              <w:spacing w:before="0" w:after="0"/>
-              <w:jc w:val="both"/>
-            </w:pPr>
+              <w:t xml:space="preserve"> không tiếp xúc trực tiếp; người viết có thời gian suy ngẫm, lựa chọn; được gọt giũa, lưu trữ lâu dài, hướng tới phạm vi người đọc rộng; tuân theo quy định về chính tả, từ vựng, ngữ pháp, bố cục, phong cách; có thể dùng câu dài, nhiều thành phần.</w:t>
+            </w:r>
+          </w:p>
+          <w:p>
+            <w:pPr>
+              <w:spacing w:before="0" w:after="0"/>
+              <w:jc w:val="both"/>
+            </w:pPr>
+            <w:r>
+              <w:rPr>
+                <w:b/>
+                <w:i w:val="0"/>
+              </w:rPr>
+              <w:t>3. Lưu ý:</w:t>
+            </w:r>
             <w:r>
               <w:rPr>
                 <w:b w:val="0"/>
                 <w:i w:val="0"/>
               </w:rPr>
-              <w:t>- Trong văn bản văn học, lời nhân vật thường mô phỏng, tái tạo ngôn ngữ nói (ví dụ lời Bá Kiến, lời bà cụ Tứ).</w:t>
+              <w:t xml:space="preserve"> trong văn bản văn học, lời nhân vật thường mô phỏng, tái tạo ngôn ngữ nói (lời Bá Kiến, lời bà cụ Tứ).</w:t>
             </w:r>
           </w:p>
         </w:tc>
@@ -4709,54 +5310,168 @@
     </w:p>
     <w:p>
       <w:pPr>
-        <w:spacing w:before="80" w:after="0"/>
-        <w:jc w:val="center"/>
-      </w:pPr>
-      <w:r>
-        <w:rPr>
-          <w:b/>
-          <w:i w:val="0"/>
-        </w:rPr>
-        <w:t>3. Hoạt động 3: Luyện tập (20 phút)</w:t>
-      </w:r>
-    </w:p>
-    <w:p>
-      <w:pPr>
-        <w:spacing w:before="0" w:after="0"/>
-        <w:jc w:val="both"/>
-      </w:pPr>
-      <w:r>
-        <w:rPr>
-          <w:b w:val="0"/>
-          <w:i w:val="0"/>
-        </w:rPr>
-        <w:t>- Bài tập 1 (SGK tr.37): Phân tích đặc điểm ngôn ngữ nói được tái tạo trong đoạn trích Vợ nhặt và đoạn trích Chí Phèo (lời Bá Kiến: “Cái anh này nói mới hay!…”, “Rồi đổi giọng, cụ thân mật hỏi…”).</w:t>
-      </w:r>
-    </w:p>
-    <w:p>
-      <w:pPr>
-        <w:spacing w:before="0" w:after="0"/>
-        <w:jc w:val="both"/>
-      </w:pPr>
-      <w:r>
-        <w:rPr>
-          <w:b w:val="0"/>
-          <w:i w:val="0"/>
-        </w:rPr>
-        <w:t>- Bài tập 2 (SGK tr.37 – 38): Phân tích đặc điểm cơ bản của ngôn ngữ viết trong đoạn trích Vợ nhặt (“Cái đói đã tràn đến xóm này tự lúc nào…”).</w:t>
-      </w:r>
-    </w:p>
-    <w:p>
-      <w:pPr>
-        <w:spacing w:before="0" w:after="0"/>
-        <w:jc w:val="both"/>
-      </w:pPr>
-      <w:r>
-        <w:rPr>
-          <w:b w:val="0"/>
-          <w:i w:val="0"/>
-        </w:rPr>
-        <w:t>- Gợi ý đáp án:</w:t>
+        <w:spacing w:before="0" w:after="0"/>
+        <w:jc w:val="both"/>
+      </w:pPr>
+      <w:r>
+        <w:rPr>
+          <w:b/>
+          <w:i w:val="0"/>
+        </w:rPr>
+        <w:t>d) Tổ chức thực hiện</w:t>
+      </w:r>
+    </w:p>
+    <w:p>
+      <w:pPr>
+        <w:spacing w:before="0" w:after="0"/>
+        <w:jc w:val="both"/>
+      </w:pPr>
+      <w:r>
+        <w:rPr>
+          <w:b/>
+          <w:i w:val="0"/>
+        </w:rPr>
+        <w:t>Bước 1: Giao nhiệm vụ học tập:</w:t>
+      </w:r>
+      <w:r>
+        <w:rPr>
+          <w:b w:val="0"/>
+          <w:i w:val="0"/>
+        </w:rPr>
+        <w:t xml:space="preserve"> HS đọc khung Nhận biết, lập bảng: Tiêu chí | Ngôn ngữ nói | Ngôn ngữ viết (quan hệ người nói – người nghe; phương tiện hỗ trợ; từ ngữ; câu; khả năng lưu trữ).</w:t>
+      </w:r>
+    </w:p>
+    <w:p>
+      <w:pPr>
+        <w:spacing w:before="0" w:after="0"/>
+        <w:jc w:val="both"/>
+      </w:pPr>
+      <w:r>
+        <w:rPr>
+          <w:b/>
+          <w:i w:val="0"/>
+        </w:rPr>
+        <w:t>Bước 2: Thực hiện nhiệm vụ:</w:t>
+      </w:r>
+      <w:r>
+        <w:rPr>
+          <w:b w:val="0"/>
+          <w:i w:val="0"/>
+        </w:rPr>
+        <w:t xml:space="preserve"> HS làm cặp đôi.</w:t>
+      </w:r>
+    </w:p>
+    <w:p>
+      <w:pPr>
+        <w:spacing w:before="0" w:after="0"/>
+        <w:jc w:val="both"/>
+      </w:pPr>
+      <w:r>
+        <w:rPr>
+          <w:b/>
+          <w:i w:val="0"/>
+        </w:rPr>
+        <w:t>Bước 3: Báo cáo, thảo luận:</w:t>
+      </w:r>
+      <w:r>
+        <w:rPr>
+          <w:b w:val="0"/>
+          <w:i w:val="0"/>
+        </w:rPr>
+        <w:t xml:space="preserve"> 2 cặp trình bày.</w:t>
+      </w:r>
+    </w:p>
+    <w:p>
+      <w:pPr>
+        <w:spacing w:before="0" w:after="0"/>
+        <w:jc w:val="both"/>
+      </w:pPr>
+      <w:r>
+        <w:rPr>
+          <w:b/>
+          <w:i w:val="0"/>
+        </w:rPr>
+        <w:t>Bước 4: Kết luận, nhận định:</w:t>
+      </w:r>
+      <w:r>
+        <w:rPr>
+          <w:b w:val="0"/>
+          <w:i w:val="0"/>
+        </w:rPr>
+        <w:t xml:space="preserve"> GV chốt.</w:t>
+      </w:r>
+    </w:p>
+    <w:p>
+      <w:pPr>
+        <w:spacing w:before="0" w:after="0"/>
+        <w:jc w:val="both"/>
+      </w:pPr>
+      <w:r>
+        <w:rPr>
+          <w:b/>
+          <w:i w:val="0"/>
+        </w:rPr>
+        <w:t>Hoạt động 3: Luyện tập (Dự kiến thời gian: 20 phút)</w:t>
+      </w:r>
+    </w:p>
+    <w:p>
+      <w:pPr>
+        <w:spacing w:before="0" w:after="0"/>
+        <w:jc w:val="both"/>
+      </w:pPr>
+      <w:r>
+        <w:rPr>
+          <w:b/>
+          <w:i w:val="0"/>
+        </w:rPr>
+        <w:t>a) Mục tiêu:</w:t>
+      </w:r>
+      <w:r>
+        <w:rPr>
+          <w:b w:val="0"/>
+          <w:i w:val="0"/>
+        </w:rPr>
+        <w:t xml:space="preserve"> Phân tích đặc điểm ngôn ngữ nói, ngôn ngữ viết trong ngữ liệu.</w:t>
+      </w:r>
+    </w:p>
+    <w:p>
+      <w:pPr>
+        <w:spacing w:before="0" w:after="0"/>
+        <w:jc w:val="both"/>
+      </w:pPr>
+      <w:r>
+        <w:rPr>
+          <w:b/>
+          <w:i w:val="0"/>
+        </w:rPr>
+        <w:t>b) Nội dung:</w:t>
+      </w:r>
+      <w:r>
+        <w:rPr>
+          <w:b w:val="0"/>
+          <w:i w:val="0"/>
+        </w:rPr>
+        <w:t xml:space="preserve"> Bài tập 1, 2 (SGK tr.37 – 38).</w:t>
+      </w:r>
+    </w:p>
+    <w:p>
+      <w:pPr>
+        <w:spacing w:before="0" w:after="0"/>
+        <w:jc w:val="both"/>
+      </w:pPr>
+      <w:r>
+        <w:rPr>
+          <w:b/>
+          <w:i w:val="0"/>
+        </w:rPr>
+        <w:t>c) Sản phẩm:</w:t>
+      </w:r>
+      <w:r>
+        <w:rPr>
+          <w:b w:val="0"/>
+          <w:i w:val="0"/>
+        </w:rPr>
+        <w:t xml:space="preserve"> Đáp án gợi ý:</w:t>
       </w:r>
     </w:p>
     <w:tbl>
@@ -4781,23 +5496,37 @@
             </w:pPr>
             <w:r>
               <w:rPr>
+                <w:b/>
+                <w:i w:val="0"/>
+              </w:rPr>
+              <w:t>Bài tập 1:</w:t>
+            </w:r>
+            <w:r>
+              <w:rPr>
                 <w:b w:val="0"/>
                 <w:i w:val="0"/>
               </w:rPr>
-              <w:t>- Bài 1: khẩu ngữ, trợ từ, thán từ (“chứ”, “đâu”, “hở”, “ờ”); câu ngắn, tỉnh lược; từ xưng hô thân mật – suồng sã; ngữ điệu thay đổi (Bá Kiến quát – dịu giọng – thân mật) phục vụ mục đích giao tiếp: xua đám đông, xoa dịu, khống chế Chí Phèo.</w:t>
-            </w:r>
-          </w:p>
-          <w:p>
-            <w:pPr>
-              <w:spacing w:before="0" w:after="0"/>
-              <w:jc w:val="both"/>
-            </w:pPr>
+              <w:t xml:space="preserve"> khẩu ngữ, trợ từ, thán từ (“chứ”, “đâu”, “hở”, “ờ”); câu ngắn, tỉnh lược; xưng hô thân mật – suồng sã; ngữ điệu thay đổi (Bá Kiến quát – dịu giọng – thân mật) phục vụ mục đích: xua đám đông, xoa dịu, khống chế Chí Phèo.</w:t>
+            </w:r>
+          </w:p>
+          <w:p>
+            <w:pPr>
+              <w:spacing w:before="0" w:after="0"/>
+              <w:jc w:val="both"/>
+            </w:pPr>
+            <w:r>
+              <w:rPr>
+                <w:b/>
+                <w:i w:val="0"/>
+              </w:rPr>
+              <w:t>Bài tập 2:</w:t>
+            </w:r>
             <w:r>
               <w:rPr>
                 <w:b w:val="0"/>
                 <w:i w:val="0"/>
               </w:rPr>
-              <w:t>- Bài 2: câu dài, nhiều thành phần; từ ngữ chọn lọc, giàu hình ảnh (“xanh xám như những bóng ma”, “nằm ngổn ngang”), phép so sánh; trật tự miêu tả mạch lạc (không gian xóm chợ – buổi sáng – chiều tối); tuân thủ chuẩn chính tả, ngữ pháp.</w:t>
+              <w:t xml:space="preserve"> câu dài, nhiều thành phần; từ ngữ chọn lọc, giàu hình ảnh (“xanh xám như những bóng ma”, “nằm ngổn ngang”), phép so sánh; trật tự miêu tả mạch lạc; tuân thủ chuẩn chính tả, ngữ pháp.</w:t>
             </w:r>
           </w:p>
         </w:tc>
@@ -4811,28 +5540,201 @@
     </w:p>
     <w:p>
       <w:pPr>
-        <w:spacing w:before="80" w:after="0"/>
-        <w:jc w:val="center"/>
-      </w:pPr>
-      <w:r>
-        <w:rPr>
-          <w:b/>
-          <w:i w:val="0"/>
-        </w:rPr>
-        <w:t>4. Hoạt động 4: Vận dụng (5 phút)</w:t>
-      </w:r>
-    </w:p>
-    <w:p>
-      <w:pPr>
-        <w:spacing w:before="0" w:after="0"/>
-        <w:jc w:val="both"/>
-      </w:pPr>
-      <w:r>
-        <w:rPr>
-          <w:b w:val="0"/>
-          <w:i w:val="0"/>
-        </w:rPr>
-        <w:t>- HS quét mã làm bài ôn luyện trực tuyến “Ngôn ngữ nói và ngôn ngữ viết” (5.2.NC1b; 2.5.NC1a).</w:t>
+        <w:spacing w:before="0" w:after="0"/>
+        <w:jc w:val="both"/>
+      </w:pPr>
+      <w:r>
+        <w:rPr>
+          <w:b/>
+          <w:i w:val="0"/>
+        </w:rPr>
+        <w:t>d) Tổ chức thực hiện</w:t>
+      </w:r>
+    </w:p>
+    <w:p>
+      <w:pPr>
+        <w:spacing w:before="0" w:after="0"/>
+        <w:jc w:val="both"/>
+      </w:pPr>
+      <w:r>
+        <w:rPr>
+          <w:b/>
+          <w:i w:val="0"/>
+        </w:rPr>
+        <w:t>Bước 1: Giao nhiệm vụ học tập:</w:t>
+      </w:r>
+      <w:r>
+        <w:rPr>
+          <w:b w:val="0"/>
+          <w:i w:val="0"/>
+        </w:rPr>
+        <w:t xml:space="preserve"> Nhóm 1, 3, 5 làm bài 1 (lời Bá Kiến: “Cái anh này nói mới hay!…”); nhóm 2, 4, 6 làm bài 2 (“Cái đói đã tràn đến xóm này tự lúc nào…”).</w:t>
+      </w:r>
+    </w:p>
+    <w:p>
+      <w:pPr>
+        <w:spacing w:before="0" w:after="0"/>
+        <w:jc w:val="both"/>
+      </w:pPr>
+      <w:r>
+        <w:rPr>
+          <w:b/>
+          <w:i w:val="0"/>
+        </w:rPr>
+        <w:t>Bước 2: Thực hiện nhiệm vụ:</w:t>
+      </w:r>
+      <w:r>
+        <w:rPr>
+          <w:b w:val="0"/>
+          <w:i w:val="0"/>
+        </w:rPr>
+        <w:t xml:space="preserve"> Thảo luận 10 phút.</w:t>
+      </w:r>
+    </w:p>
+    <w:p>
+      <w:pPr>
+        <w:spacing w:before="0" w:after="0"/>
+        <w:jc w:val="both"/>
+      </w:pPr>
+      <w:r>
+        <w:rPr>
+          <w:b/>
+          <w:i w:val="0"/>
+        </w:rPr>
+        <w:t>Bước 3: Báo cáo, thảo luận:</w:t>
+      </w:r>
+      <w:r>
+        <w:rPr>
+          <w:b w:val="0"/>
+          <w:i w:val="0"/>
+        </w:rPr>
+        <w:t xml:space="preserve"> Đại diện nhóm trình bày.</w:t>
+      </w:r>
+    </w:p>
+    <w:p>
+      <w:pPr>
+        <w:spacing w:before="0" w:after="0"/>
+        <w:jc w:val="both"/>
+      </w:pPr>
+      <w:r>
+        <w:rPr>
+          <w:b/>
+          <w:i w:val="0"/>
+        </w:rPr>
+        <w:t>Bước 4: Kết luận, nhận định:</w:t>
+      </w:r>
+      <w:r>
+        <w:rPr>
+          <w:b w:val="0"/>
+          <w:i w:val="0"/>
+        </w:rPr>
+        <w:t xml:space="preserve"> GV thống nhất đáp án.</w:t>
+      </w:r>
+    </w:p>
+    <w:p>
+      <w:pPr>
+        <w:spacing w:before="0" w:after="0"/>
+        <w:jc w:val="both"/>
+      </w:pPr>
+      <w:r>
+        <w:rPr>
+          <w:b/>
+          <w:i w:val="0"/>
+        </w:rPr>
+        <w:t>Hoạt động 4: Vận dụng (Dự kiến thời gian: 5 phút)</w:t>
+      </w:r>
+    </w:p>
+    <w:p>
+      <w:pPr>
+        <w:spacing w:before="0" w:after="0"/>
+        <w:jc w:val="both"/>
+      </w:pPr>
+      <w:r>
+        <w:rPr>
+          <w:b/>
+          <w:i w:val="0"/>
+        </w:rPr>
+        <w:t>a) Mục tiêu:</w:t>
+      </w:r>
+      <w:r>
+        <w:rPr>
+          <w:b w:val="0"/>
+          <w:i w:val="0"/>
+        </w:rPr>
+        <w:t xml:space="preserve"> Củng cố, chuyển đổi ngôn ngữ nói – viết.</w:t>
+      </w:r>
+    </w:p>
+    <w:p>
+      <w:pPr>
+        <w:spacing w:before="0" w:after="0"/>
+        <w:jc w:val="both"/>
+      </w:pPr>
+      <w:r>
+        <w:rPr>
+          <w:b/>
+          <w:i w:val="0"/>
+        </w:rPr>
+        <w:t>b) Nội dung:</w:t>
+      </w:r>
+      <w:r>
+        <w:rPr>
+          <w:b w:val="0"/>
+          <w:i w:val="0"/>
+        </w:rPr>
+        <w:t xml:space="preserve"> Bài ôn luyện trực tuyến; về nhà chuyển một đoạn hội thoại có thật (khoảng 6 lượt lời) thành đoạn văn tường thuật theo ngôn ngữ viết.</w:t>
+      </w:r>
+    </w:p>
+    <w:p>
+      <w:pPr>
+        <w:spacing w:before="0" w:after="0"/>
+        <w:jc w:val="both"/>
+      </w:pPr>
+      <w:r>
+        <w:rPr>
+          <w:b/>
+          <w:i w:val="0"/>
+        </w:rPr>
+        <w:t>c) Sản phẩm:</w:t>
+      </w:r>
+      <w:r>
+        <w:rPr>
+          <w:b w:val="0"/>
+          <w:i w:val="0"/>
+        </w:rPr>
+        <w:t xml:space="preserve"> Kết quả bài làm; đoạn văn của HS.</w:t>
+      </w:r>
+    </w:p>
+    <w:p>
+      <w:pPr>
+        <w:spacing w:before="0" w:after="0"/>
+        <w:jc w:val="both"/>
+      </w:pPr>
+      <w:r>
+        <w:rPr>
+          <w:b/>
+          <w:i w:val="0"/>
+        </w:rPr>
+        <w:t>d) Tổ chức thực hiện</w:t>
+      </w:r>
+    </w:p>
+    <w:p>
+      <w:pPr>
+        <w:spacing w:before="0" w:after="0"/>
+        <w:jc w:val="both"/>
+      </w:pPr>
+      <w:r>
+        <w:rPr>
+          <w:b/>
+          <w:i w:val="0"/>
+        </w:rPr>
+        <w:t>Bước 1: Giao nhiệm vụ học tập:</w:t>
+      </w:r>
+      <w:r>
+        <w:rPr>
+          <w:b w:val="0"/>
+          <w:i w:val="0"/>
+        </w:rPr>
+        <w:t xml:space="preserve"> GV chiếu mã QR.</w:t>
       </w:r>
     </w:p>
     <w:p>
@@ -4909,8 +5811,69 @@
         <w:rPr>
           <w:b w:val="0"/>
           <w:i w:val="0"/>
-        </w:rPr>
-        <w:t>- Về nhà: Chuyển một đoạn hội thoại có thật (khoảng 6 lượt lời) thành một đoạn văn tường thuật theo ngôn ngữ viết.</w:t>
+          <w:color w:val="EE0000"/>
+        </w:rPr>
+        <w:t>[5.2.NC1b; 2.5.NC1a: HS luyện tập trên môi trường số, làm bài trung thực.]</w:t>
+      </w:r>
+    </w:p>
+    <w:p>
+      <w:pPr>
+        <w:spacing w:before="0" w:after="0"/>
+        <w:jc w:val="both"/>
+      </w:pPr>
+      <w:r>
+        <w:rPr>
+          <w:b/>
+          <w:i w:val="0"/>
+        </w:rPr>
+        <w:t>Bước 2: Thực hiện nhiệm vụ:</w:t>
+      </w:r>
+      <w:r>
+        <w:rPr>
+          <w:b w:val="0"/>
+          <w:i w:val="0"/>
+        </w:rPr>
+        <w:t xml:space="preserve"> HS làm bài.</w:t>
+      </w:r>
+    </w:p>
+    <w:p>
+      <w:pPr>
+        <w:spacing w:before="0" w:after="0"/>
+        <w:jc w:val="both"/>
+      </w:pPr>
+      <w:r>
+        <w:rPr>
+          <w:b/>
+          <w:i w:val="0"/>
+        </w:rPr>
+        <w:t>Bước 3: Báo cáo, thảo luận:</w:t>
+      </w:r>
+      <w:r>
+        <w:rPr>
+          <w:b w:val="0"/>
+          <w:i w:val="0"/>
+        </w:rPr>
+        <w:t xml:space="preserve"> GV chữa nhanh.</w:t>
+      </w:r>
+    </w:p>
+    <w:p>
+      <w:pPr>
+        <w:spacing w:before="0" w:after="0"/>
+        <w:jc w:val="both"/>
+      </w:pPr>
+      <w:r>
+        <w:rPr>
+          <w:b/>
+          <w:i w:val="0"/>
+        </w:rPr>
+        <w:t>Bước 4: Kết luận, nhận định:</w:t>
+      </w:r>
+      <w:r>
+        <w:rPr>
+          <w:b w:val="0"/>
+          <w:i w:val="0"/>
+        </w:rPr>
+        <w:t xml:space="preserve"> GV nhận xét, giao bài về nhà.</w:t>
       </w:r>
     </w:p>
     <w:p>
@@ -4923,7 +5886,7 @@
           <w:b/>
           <w:i w:val="0"/>
         </w:rPr>
-        <w:t>HẾT TIẾT 7 CHUYỂN SANG TIẾT 8</w:t>
+        <w:t>----------HẾT TIẾT 7 CHUYỂN SANG TIẾT 8----------</w:t>
       </w:r>
     </w:p>
     <w:p>
@@ -4936,7 +5899,7 @@
           <w:b/>
           <w:i w:val="0"/>
         </w:rPr>
-        <w:t>C. VIẾT: VIẾT VĂN BẢN NGHỊ LUẬN VỀ MỘT TÁC PHẨM TRUYỆN</w:t>
+        <w:t>C. VIẾT: VIẾT VĂN BẢN NGHỊ LUẬN VỀ MỘT TÁC PHẨM TRUYỆN (NHỮNG ĐẶC ĐIỂM TRONG CÁCH KỂ CỦA TÁC GIẢ)</w:t>
       </w:r>
     </w:p>
     <w:p>
@@ -4949,20 +5912,7 @@
           <w:b w:val="0"/>
           <w:i w:val="0"/>
         </w:rPr>
-        <w:t>(Những đặc điểm trong cách kể của tác giả)</w:t>
-      </w:r>
-    </w:p>
-    <w:p>
-      <w:pPr>
-        <w:spacing w:before="0" w:after="0"/>
-        <w:jc w:val="center"/>
-      </w:pPr>
-      <w:r>
-        <w:rPr>
-          <w:b w:val="0"/>
-          <w:i w:val="0"/>
-        </w:rPr>
-        <w:t>(Dự kiến thời gian: 3 tiết – Hướng dẫn viết 1 tiết, viết tại lớp 1 tiết, trả bài 1 tiết)</w:t>
+        <w:t>(Dự kiến thời gian: 3 tiết – Tiết 8: hướng dẫn viết; Tiết 9: viết tại lớp; Tiết 10: trả bài)</w:t>
       </w:r>
     </w:p>
     <w:p>
@@ -4985,49 +5935,189 @@
       </w:pPr>
       <w:r>
         <w:rPr>
-          <w:b w:val="0"/>
-          <w:i w:val="0"/>
-        </w:rPr>
-        <w:t>- Viết được văn bản nghị luận về một tác phẩm truyện, chú ý phân tích đặc điểm riêng trong cách kể của tác giả (tình huống, cốt truyện, người kể chuyện, điểm nhìn, lời văn, giọng điệu).</w:t>
-      </w:r>
-    </w:p>
-    <w:p>
-      <w:pPr>
-        <w:spacing w:before="0" w:after="0"/>
-        <w:jc w:val="both"/>
-      </w:pPr>
-      <w:r>
-        <w:rPr>
-          <w:b w:val="0"/>
-          <w:i w:val="0"/>
-        </w:rPr>
-        <w:t>- Năng lực số: 1.1.NC1a (thu thập bài phê bình uy tín); 6.2.NC1a (dùng AI gợi ý dàn ý, tự kiểm chứng); 2.2.NC1a (rà soát chính tả bằng công cụ trực tuyến).</w:t>
-      </w:r>
-    </w:p>
-    <w:p>
-      <w:pPr>
-        <w:spacing w:before="0" w:after="0"/>
-        <w:jc w:val="both"/>
-      </w:pPr>
-      <w:r>
-        <w:rPr>
-          <w:b w:val="0"/>
-          <w:i w:val="0"/>
-        </w:rPr>
-        <w:t>- Năng lực AI: 11.A4.1.a – HS biết dùng câu lệnh để AI hỗ trợ lập dàn ý, phát hiện lỗi lập luận; không chép bài AI viết sẵn.</w:t>
-      </w:r>
-    </w:p>
-    <w:p>
-      <w:pPr>
-        <w:spacing w:before="0" w:after="0"/>
-        <w:jc w:val="both"/>
-      </w:pPr>
-      <w:r>
-        <w:rPr>
-          <w:b w:val="0"/>
-          <w:i w:val="0"/>
-        </w:rPr>
-        <w:t>- Phẩm chất: trung thực trong học tập, tôn trọng bản quyền, trích dẫn nguồn.</w:t>
+          <w:b/>
+          <w:i w:val="0"/>
+        </w:rPr>
+        <w:t>1. Kiến thức:</w:t>
+      </w:r>
+      <w:r>
+        <w:rPr>
+          <w:b w:val="0"/>
+          <w:i w:val="0"/>
+        </w:rPr>
+        <w:t xml:space="preserve"> Viết được văn bản nghị luận về một tác phẩm truyện, chú ý phân tích đặc điểm riêng trong cách kể của tác giả (tình huống, cốt truyện, người kể chuyện, điểm nhìn, lời văn, giọng điệu).</w:t>
+      </w:r>
+    </w:p>
+    <w:p>
+      <w:pPr>
+        <w:spacing w:before="0" w:after="0"/>
+        <w:jc w:val="both"/>
+      </w:pPr>
+      <w:r>
+        <w:rPr>
+          <w:b/>
+          <w:i w:val="0"/>
+        </w:rPr>
+        <w:t>2. Về năng lực</w:t>
+      </w:r>
+    </w:p>
+    <w:p>
+      <w:pPr>
+        <w:spacing w:before="0" w:after="0"/>
+        <w:jc w:val="both"/>
+      </w:pPr>
+      <w:r>
+        <w:rPr>
+          <w:b/>
+          <w:i w:val="0"/>
+        </w:rPr>
+        <w:t>a. Năng lực chung:</w:t>
+      </w:r>
+      <w:r>
+        <w:rPr>
+          <w:b w:val="0"/>
+          <w:i w:val="0"/>
+        </w:rPr>
+        <w:t xml:space="preserve"> Năng lực tự chủ và tự học, giải quyết vấn đề.</w:t>
+      </w:r>
+    </w:p>
+    <w:p>
+      <w:pPr>
+        <w:spacing w:before="0" w:after="0"/>
+        <w:jc w:val="both"/>
+      </w:pPr>
+      <w:r>
+        <w:rPr>
+          <w:b/>
+          <w:i w:val="0"/>
+        </w:rPr>
+        <w:t>b. Năng lực riêng biệt:</w:t>
+      </w:r>
+      <w:r>
+        <w:rPr>
+          <w:b w:val="0"/>
+          <w:i w:val="0"/>
+        </w:rPr>
+        <w:t xml:space="preserve"> Viết bài nghị luận văn học về nghệ thuật kể chuyện.</w:t>
+      </w:r>
+    </w:p>
+    <w:p>
+      <w:pPr>
+        <w:spacing w:before="0" w:after="0"/>
+        <w:jc w:val="both"/>
+      </w:pPr>
+      <w:r>
+        <w:rPr>
+          <w:b/>
+          <w:i w:val="0"/>
+        </w:rPr>
+        <w:t>c. Năng lực số:</w:t>
+      </w:r>
+    </w:p>
+    <w:p>
+      <w:pPr>
+        <w:spacing w:before="0" w:after="0"/>
+        <w:jc w:val="both"/>
+      </w:pPr>
+      <w:r>
+        <w:rPr>
+          <w:b w:val="0"/>
+          <w:i w:val="0"/>
+          <w:color w:val="EE0000"/>
+        </w:rPr>
+        <w:t>- 1.1.NC1a: Thu thập bài phê bình uy tín trên nguồn chính thống.</w:t>
+      </w:r>
+    </w:p>
+    <w:p>
+      <w:pPr>
+        <w:spacing w:before="0" w:after="0"/>
+        <w:jc w:val="both"/>
+      </w:pPr>
+      <w:r>
+        <w:rPr>
+          <w:b w:val="0"/>
+          <w:i w:val="0"/>
+          <w:color w:val="EE0000"/>
+        </w:rPr>
+        <w:t>- 6.2.NC1a: Dùng AI góp ý dàn ý, tự kiểm chứng.</w:t>
+      </w:r>
+    </w:p>
+    <w:p>
+      <w:pPr>
+        <w:spacing w:before="0" w:after="0"/>
+        <w:jc w:val="both"/>
+      </w:pPr>
+      <w:r>
+        <w:rPr>
+          <w:b w:val="0"/>
+          <w:i w:val="0"/>
+          <w:color w:val="EE0000"/>
+        </w:rPr>
+        <w:t>- 2.2.NC1a: Rà soát chính tả bằng công cụ trực tuyến.</w:t>
+      </w:r>
+    </w:p>
+    <w:p>
+      <w:pPr>
+        <w:spacing w:before="0" w:after="0"/>
+        <w:jc w:val="both"/>
+      </w:pPr>
+      <w:r>
+        <w:rPr>
+          <w:b/>
+          <w:i w:val="0"/>
+          <w:color w:val="7030A0"/>
+        </w:rPr>
+        <w:t>11.A3.1.a:</w:t>
+      </w:r>
+      <w:r>
+        <w:rPr>
+          <w:b w:val="0"/>
+          <w:i w:val="0"/>
+          <w:color w:val="7030A0"/>
+        </w:rPr>
+        <w:t xml:space="preserve"> HS nhận biết AI dễ phân tích chung chung, gán sai chi tiết tác phẩm; không chép bài AI viết sẵn.</w:t>
+      </w:r>
+    </w:p>
+    <w:p>
+      <w:pPr>
+        <w:spacing w:before="0" w:after="0"/>
+        <w:jc w:val="both"/>
+      </w:pPr>
+      <w:r>
+        <w:rPr>
+          <w:b/>
+          <w:i w:val="0"/>
+        </w:rPr>
+        <w:t>3. Về phẩm chất:</w:t>
+      </w:r>
+      <w:r>
+        <w:rPr>
+          <w:b w:val="0"/>
+          <w:i w:val="0"/>
+        </w:rPr>
+        <w:t xml:space="preserve"> Trung thực trong học tập, tôn trọng bản quyền, trích dẫn nguồn.</w:t>
+      </w:r>
+    </w:p>
+    <w:p>
+      <w:pPr>
+        <w:spacing w:before="0" w:after="0"/>
+        <w:jc w:val="both"/>
+      </w:pPr>
+      <w:r>
+        <w:rPr>
+          <w:b/>
+          <w:i w:val="0"/>
+          <w:color w:val="FF0000"/>
+        </w:rPr>
+        <w:t>* Giáo dục đạo đức liêm chính:</w:t>
+      </w:r>
+      <w:r>
+        <w:rPr>
+          <w:b w:val="0"/>
+          <w:i w:val="0"/>
+          <w:color w:val="FF0000"/>
+        </w:rPr>
+        <w:t xml:space="preserve"> Tự viết bài; trích dẫn ý kiến nhà phê bình phải ghi nguồn; không chép văn mẫu, không nộp bài AI viết.</w:t>
       </w:r>
     </w:p>
     <w:p>
@@ -5040,85 +6130,314 @@
           <w:b/>
           <w:i w:val="0"/>
         </w:rPr>
-        <w:t>II. TIẾN TRÌNH DẠY HỌC</w:t>
-      </w:r>
-    </w:p>
-    <w:p>
-      <w:pPr>
-        <w:spacing w:before="80" w:after="0"/>
-        <w:jc w:val="center"/>
-      </w:pPr>
-      <w:r>
-        <w:rPr>
-          <w:b/>
-          <w:i w:val="0"/>
-        </w:rPr>
-        <w:t>1. Hoạt động 1: Mở đầu (5 phút)</w:t>
-      </w:r>
-    </w:p>
-    <w:p>
-      <w:pPr>
-        <w:spacing w:before="0" w:after="0"/>
-        <w:jc w:val="both"/>
-      </w:pPr>
-      <w:r>
-        <w:rPr>
-          <w:b w:val="0"/>
-          <w:i w:val="0"/>
-        </w:rPr>
-        <w:t>- GV hỏi: Khi đọc một truyện, điều gì ở “cách kể” khiến bạn bị cuốn hút? Dẫn vào kiểu bài.</w:t>
-      </w:r>
-    </w:p>
-    <w:p>
-      <w:pPr>
-        <w:spacing w:before="80" w:after="0"/>
-        <w:jc w:val="center"/>
-      </w:pPr>
-      <w:r>
-        <w:rPr>
-          <w:b/>
-          <w:i w:val="0"/>
-        </w:rPr>
-        <w:t>2. Hoạt động 2: Hình thành kiến thức mới – Tìm hiểu yêu cầu và bài viết tham khảo (20 phút)</w:t>
-      </w:r>
-    </w:p>
-    <w:p>
-      <w:pPr>
-        <w:spacing w:before="0" w:after="0"/>
-        <w:jc w:val="both"/>
-      </w:pPr>
-      <w:r>
-        <w:rPr>
-          <w:b w:val="0"/>
-          <w:i w:val="0"/>
-        </w:rPr>
-        <w:t>- Bước 1: HS đọc Yêu cầu (SGK tr.39) và bài viết tham khảo “Một vài nét về nghệ thuật tự sự của Nam Cao trong truyện ngắn Đời thừa”; trả lời 3 câu hỏi SGK tr.43.</w:t>
-      </w:r>
-    </w:p>
-    <w:p>
-      <w:pPr>
-        <w:spacing w:before="0" w:after="0"/>
-        <w:jc w:val="both"/>
-      </w:pPr>
-      <w:r>
-        <w:rPr>
-          <w:b w:val="0"/>
-          <w:i w:val="0"/>
-        </w:rPr>
-        <w:t>- Bước 2 – 3: HS thảo luận nhóm 4, trình bày.</w:t>
-      </w:r>
-    </w:p>
-    <w:p>
-      <w:pPr>
-        <w:spacing w:before="0" w:after="0"/>
-        <w:jc w:val="both"/>
-      </w:pPr>
-      <w:r>
-        <w:rPr>
-          <w:b w:val="0"/>
-          <w:i w:val="0"/>
-        </w:rPr>
-        <w:t>- Bước 4: GV chốt:</w:t>
+        <w:t>II. THIẾT BỊ DẠY HỌC, HỌC LIỆU</w:t>
+      </w:r>
+    </w:p>
+    <w:p>
+      <w:pPr>
+        <w:spacing w:before="0" w:after="0"/>
+        <w:jc w:val="both"/>
+      </w:pPr>
+      <w:r>
+        <w:rPr>
+          <w:b/>
+          <w:i w:val="0"/>
+        </w:rPr>
+        <w:t>1. Thiết bị:</w:t>
+      </w:r>
+      <w:r>
+        <w:rPr>
+          <w:b w:val="0"/>
+          <w:i w:val="0"/>
+        </w:rPr>
+        <w:t xml:space="preserve"> Máy chiếu, </w:t>
+      </w:r>
+      <w:r>
+        <w:rPr>
+          <w:b w:val="0"/>
+          <w:i w:val="0"/>
+          <w:color w:val="EE0000"/>
+        </w:rPr>
+        <w:t>máy tính, điện thoại thông minh (nếu điều kiện cho phép) có kết nối Internet,</w:t>
+      </w:r>
+      <w:r>
+        <w:rPr>
+          <w:b w:val="0"/>
+          <w:i w:val="0"/>
+        </w:rPr>
+        <w:t xml:space="preserve"> bảng nhóm.</w:t>
+      </w:r>
+    </w:p>
+    <w:p>
+      <w:pPr>
+        <w:spacing w:before="0" w:after="0"/>
+        <w:jc w:val="both"/>
+      </w:pPr>
+      <w:r>
+        <w:rPr>
+          <w:b/>
+          <w:i w:val="0"/>
+        </w:rPr>
+        <w:t>2. Học liệu:</w:t>
+      </w:r>
+      <w:r>
+        <w:rPr>
+          <w:b w:val="0"/>
+          <w:i w:val="0"/>
+        </w:rPr>
+        <w:t xml:space="preserve"> SGK tr.39 – 45; bài viết tham khảo “Một vài nét về nghệ thuật tự sự của Nam Cao trong truyện ngắn Đời thừa”; rubric.</w:t>
+      </w:r>
+    </w:p>
+    <w:p>
+      <w:pPr>
+        <w:spacing w:before="60" w:after="0"/>
+        <w:jc w:val="both"/>
+      </w:pPr>
+      <w:r>
+        <w:rPr>
+          <w:b/>
+          <w:i w:val="0"/>
+        </w:rPr>
+        <w:t>III. TIẾN TRÌNH DẠY HỌC</w:t>
+      </w:r>
+    </w:p>
+    <w:p>
+      <w:pPr>
+        <w:spacing w:before="0" w:after="0"/>
+        <w:jc w:val="both"/>
+      </w:pPr>
+      <w:r>
+        <w:rPr>
+          <w:b/>
+          <w:i w:val="0"/>
+        </w:rPr>
+        <w:t>1. Hoạt động 1: Mở đầu (Dự kiến thời gian: 5 phút)</w:t>
+      </w:r>
+    </w:p>
+    <w:p>
+      <w:pPr>
+        <w:spacing w:before="0" w:after="0"/>
+        <w:jc w:val="both"/>
+      </w:pPr>
+      <w:r>
+        <w:rPr>
+          <w:b/>
+          <w:i w:val="0"/>
+        </w:rPr>
+        <w:t>a) Mục tiêu:</w:t>
+      </w:r>
+      <w:r>
+        <w:rPr>
+          <w:b w:val="0"/>
+          <w:i w:val="0"/>
+        </w:rPr>
+        <w:t xml:space="preserve"> Kết nối trải nghiệm đọc.</w:t>
+      </w:r>
+    </w:p>
+    <w:p>
+      <w:pPr>
+        <w:spacing w:before="0" w:after="0"/>
+        <w:jc w:val="both"/>
+      </w:pPr>
+      <w:r>
+        <w:rPr>
+          <w:b/>
+          <w:i w:val="0"/>
+        </w:rPr>
+        <w:t>b) Nội dung:</w:t>
+      </w:r>
+      <w:r>
+        <w:rPr>
+          <w:b w:val="0"/>
+          <w:i w:val="0"/>
+        </w:rPr>
+        <w:t xml:space="preserve"> GV hỏi: Khi đọc một truyện, điều gì ở “cách kể” khiến bạn bị cuốn hút?</w:t>
+      </w:r>
+    </w:p>
+    <w:p>
+      <w:pPr>
+        <w:spacing w:before="0" w:after="0"/>
+        <w:jc w:val="both"/>
+      </w:pPr>
+      <w:r>
+        <w:rPr>
+          <w:b/>
+          <w:i w:val="0"/>
+        </w:rPr>
+        <w:t>c) Sản phẩm:</w:t>
+      </w:r>
+      <w:r>
+        <w:rPr>
+          <w:b w:val="0"/>
+          <w:i w:val="0"/>
+        </w:rPr>
+        <w:t xml:space="preserve"> Ý kiến của HS.</w:t>
+      </w:r>
+    </w:p>
+    <w:p>
+      <w:pPr>
+        <w:spacing w:before="0" w:after="0"/>
+        <w:jc w:val="both"/>
+      </w:pPr>
+      <w:r>
+        <w:rPr>
+          <w:b/>
+          <w:i w:val="0"/>
+        </w:rPr>
+        <w:t>d) Tổ chức thực hiện</w:t>
+      </w:r>
+    </w:p>
+    <w:p>
+      <w:pPr>
+        <w:spacing w:before="0" w:after="0"/>
+        <w:jc w:val="both"/>
+      </w:pPr>
+      <w:r>
+        <w:rPr>
+          <w:b/>
+          <w:i w:val="0"/>
+        </w:rPr>
+        <w:t>Bước 1: Giao nhiệm vụ học tập:</w:t>
+      </w:r>
+      <w:r>
+        <w:rPr>
+          <w:b w:val="0"/>
+          <w:i w:val="0"/>
+        </w:rPr>
+        <w:t xml:space="preserve"> GV nêu câu hỏi.</w:t>
+      </w:r>
+    </w:p>
+    <w:p>
+      <w:pPr>
+        <w:spacing w:before="0" w:after="0"/>
+        <w:jc w:val="both"/>
+      </w:pPr>
+      <w:r>
+        <w:rPr>
+          <w:b/>
+          <w:i w:val="0"/>
+        </w:rPr>
+        <w:t>Bước 2: Thực hiện nhiệm vụ:</w:t>
+      </w:r>
+      <w:r>
+        <w:rPr>
+          <w:b w:val="0"/>
+          <w:i w:val="0"/>
+        </w:rPr>
+        <w:t xml:space="preserve"> HS suy nghĩ.</w:t>
+      </w:r>
+    </w:p>
+    <w:p>
+      <w:pPr>
+        <w:spacing w:before="0" w:after="0"/>
+        <w:jc w:val="both"/>
+      </w:pPr>
+      <w:r>
+        <w:rPr>
+          <w:b/>
+          <w:i w:val="0"/>
+        </w:rPr>
+        <w:t>Bước 3: Báo cáo, thảo luận:</w:t>
+      </w:r>
+      <w:r>
+        <w:rPr>
+          <w:b w:val="0"/>
+          <w:i w:val="0"/>
+        </w:rPr>
+        <w:t xml:space="preserve"> 2 – 3 HS chia sẻ.</w:t>
+      </w:r>
+    </w:p>
+    <w:p>
+      <w:pPr>
+        <w:spacing w:before="0" w:after="0"/>
+        <w:jc w:val="both"/>
+      </w:pPr>
+      <w:r>
+        <w:rPr>
+          <w:b/>
+          <w:i w:val="0"/>
+        </w:rPr>
+        <w:t>Bước 4: Kết luận, nhận định:</w:t>
+      </w:r>
+      <w:r>
+        <w:rPr>
+          <w:b w:val="0"/>
+          <w:i w:val="0"/>
+        </w:rPr>
+        <w:t xml:space="preserve"> GV dẫn vào kiểu bài.</w:t>
+      </w:r>
+    </w:p>
+    <w:p>
+      <w:pPr>
+        <w:spacing w:before="0" w:after="0"/>
+        <w:jc w:val="both"/>
+      </w:pPr>
+      <w:r>
+        <w:rPr>
+          <w:b/>
+          <w:i w:val="0"/>
+        </w:rPr>
+        <w:t>2. Hoạt động 2: Hình thành kiến thức mới – Tìm hiểu yêu cầu và bài viết tham khảo (Dự kiến thời gian: 20 phút)</w:t>
+      </w:r>
+    </w:p>
+    <w:p>
+      <w:pPr>
+        <w:spacing w:before="0" w:after="0"/>
+        <w:jc w:val="both"/>
+      </w:pPr>
+      <w:r>
+        <w:rPr>
+          <w:b/>
+          <w:i w:val="0"/>
+        </w:rPr>
+        <w:t>a) Mục tiêu:</w:t>
+      </w:r>
+      <w:r>
+        <w:rPr>
+          <w:b w:val="0"/>
+          <w:i w:val="0"/>
+        </w:rPr>
+        <w:t xml:space="preserve"> Nắm yêu cầu kiểu bài, cách triển khai.</w:t>
+      </w:r>
+    </w:p>
+    <w:p>
+      <w:pPr>
+        <w:spacing w:before="0" w:after="0"/>
+        <w:jc w:val="both"/>
+      </w:pPr>
+      <w:r>
+        <w:rPr>
+          <w:b/>
+          <w:i w:val="0"/>
+        </w:rPr>
+        <w:t>b) Nội dung:</w:t>
+      </w:r>
+      <w:r>
+        <w:rPr>
+          <w:b w:val="0"/>
+          <w:i w:val="0"/>
+        </w:rPr>
+        <w:t xml:space="preserve"> HS đọc Yêu cầu (SGK tr.39), bài viết tham khảo, trả lời 3 câu hỏi SGK tr.43.</w:t>
+      </w:r>
+    </w:p>
+    <w:p>
+      <w:pPr>
+        <w:spacing w:before="0" w:after="0"/>
+        <w:jc w:val="both"/>
+      </w:pPr>
+      <w:r>
+        <w:rPr>
+          <w:b/>
+          <w:i w:val="0"/>
+        </w:rPr>
+        <w:t>c) Sản phẩm:</w:t>
+      </w:r>
+      <w:r>
+        <w:rPr>
+          <w:b w:val="0"/>
+          <w:i w:val="0"/>
+        </w:rPr>
+        <w:t xml:space="preserve"> Nội dung chốt:</w:t>
       </w:r>
     </w:p>
     <w:tbl>
@@ -5146,59 +6465,34 @@
                 <w:b/>
                 <w:i w:val="0"/>
               </w:rPr>
-              <w:t>Yêu cầu của kiểu bài</w:t>
-            </w:r>
-          </w:p>
-          <w:p>
-            <w:pPr>
-              <w:spacing w:before="0" w:after="0"/>
-              <w:jc w:val="both"/>
-            </w:pPr>
+              <w:t>1. Yêu cầu của kiểu bài:</w:t>
+            </w:r>
             <w:r>
               <w:rPr>
                 <w:b w:val="0"/>
                 <w:i w:val="0"/>
               </w:rPr>
-              <w:t>- Giới thiệu ngắn gọn tác phẩm, khái quát các phương diện nghệ thuật sẽ đi sâu phân tích.</w:t>
-            </w:r>
-          </w:p>
-          <w:p>
-            <w:pPr>
-              <w:spacing w:before="0" w:after="0"/>
-              <w:jc w:val="both"/>
-            </w:pPr>
+              <w:t xml:space="preserve"> giới thiệu ngắn gọn tác phẩm, khái quát các phương diện nghệ thuật sẽ phân tích; phân tích cụ thể các phương diện đặc sắc (tình huống, cốt truyện, người kể chuyện, cách tổ chức trần thuật, lời văn, giọng điệu); nêu nhận định, đánh giá bằng lí lẽ, bằng chứng; khẳng định giá trị tác phẩm.</w:t>
+            </w:r>
+          </w:p>
+          <w:p>
+            <w:pPr>
+              <w:spacing w:before="0" w:after="0"/>
+              <w:jc w:val="both"/>
+            </w:pPr>
+            <w:r>
+              <w:rPr>
+                <w:b/>
+                <w:i w:val="0"/>
+              </w:rPr>
+              <w:t>2. Bài tham khảo (Đời thừa):</w:t>
+            </w:r>
             <w:r>
               <w:rPr>
                 <w:b w:val="0"/>
                 <w:i w:val="0"/>
               </w:rPr>
-              <w:t>- Nêu và phân tích cụ thể các phương diện nghệ thuật đặc sắc (tình huống, cốt truyện, người kể chuyện, cách tổ chức trần thuật, lời văn, giọng điệu).</w:t>
-            </w:r>
-          </w:p>
-          <w:p>
-            <w:pPr>
-              <w:spacing w:before="0" w:after="0"/>
-              <w:jc w:val="both"/>
-            </w:pPr>
-            <w:r>
-              <w:rPr>
-                <w:b w:val="0"/>
-                <w:i w:val="0"/>
-              </w:rPr>
-              <w:t>- Nêu nhận định, đánh giá dựa trên lí lẽ, bằng chứng thuyết phục; khẳng định giá trị tác phẩm.</w:t>
-            </w:r>
-          </w:p>
-          <w:p>
-            <w:pPr>
-              <w:spacing w:before="0" w:after="0"/>
-              <w:jc w:val="both"/>
-            </w:pPr>
-            <w:r>
-              <w:rPr>
-                <w:b/>
-                <w:i w:val="0"/>
-              </w:rPr>
-              <w:t>Bài tham khảo (Đời thừa): các phương diện: cách tổ chức mạch truyện phá vỡ trật tự sự kiện; người kể chuyện ngôi thứ ba, điểm nhìn bên trong, lời nửa trực tiếp; khoảng cách, giọng điệu của người kể chuyện; đánh giá giá trị tác phẩm. Trình tự: miêu tả yếu tố → chỉ ra chức năng, vai trò → đánh giá hiệu quả.</w:t>
+              <w:t xml:space="preserve"> cách tổ chức mạch truyện phá vỡ trật tự sự kiện; người kể chuyện ngôi thứ ba, điểm nhìn bên trong, lời nửa trực tiếp; khoảng cách, giọng điệu người kể chuyện; đánh giá giá trị tác phẩm. Trình tự: miêu tả yếu tố → chỉ ra chức năng, vai trò → đánh giá hiệu quả.</w:t>
             </w:r>
           </w:p>
         </w:tc>
@@ -5212,41 +6506,168 @@
     </w:p>
     <w:p>
       <w:pPr>
-        <w:spacing w:before="80" w:after="0"/>
-        <w:jc w:val="center"/>
-      </w:pPr>
-      <w:r>
-        <w:rPr>
-          <w:b/>
-          <w:i w:val="0"/>
-        </w:rPr>
-        <w:t>3. Hoạt động 3: Luyện tập – Thực hành viết (20 phút tiết 8 + tiết 9)</w:t>
-      </w:r>
-    </w:p>
-    <w:p>
-      <w:pPr>
-        <w:spacing w:before="0" w:after="0"/>
-        <w:jc w:val="both"/>
-      </w:pPr>
-      <w:r>
-        <w:rPr>
-          <w:b w:val="0"/>
-          <w:i w:val="0"/>
-        </w:rPr>
-        <w:t>- Chuẩn bị viết: chọn tác phẩm (Vợ nhặt, Chí Phèo, Chữ người tử tù, Đời thừa…), chọn đề tài: nghệ thuật xây dựng tình huống; đặc điểm và vai trò của người kể chuyện; cách xây dựng truyện kể.</w:t>
-      </w:r>
-    </w:p>
-    <w:p>
-      <w:pPr>
-        <w:spacing w:before="0" w:after="0"/>
-        <w:jc w:val="both"/>
-      </w:pPr>
-      <w:r>
-        <w:rPr>
-          <w:b w:val="0"/>
-          <w:i w:val="0"/>
-        </w:rPr>
-        <w:t>- Tìm ý, lập dàn ý theo gợi ý SGK tr.44 – 45:</w:t>
+        <w:spacing w:before="0" w:after="0"/>
+        <w:jc w:val="both"/>
+      </w:pPr>
+      <w:r>
+        <w:rPr>
+          <w:b/>
+          <w:i w:val="0"/>
+        </w:rPr>
+        <w:t>d) Tổ chức thực hiện</w:t>
+      </w:r>
+    </w:p>
+    <w:p>
+      <w:pPr>
+        <w:spacing w:before="0" w:after="0"/>
+        <w:jc w:val="both"/>
+      </w:pPr>
+      <w:r>
+        <w:rPr>
+          <w:b/>
+          <w:i w:val="0"/>
+        </w:rPr>
+        <w:t>Bước 1: Giao nhiệm vụ học tập:</w:t>
+      </w:r>
+      <w:r>
+        <w:rPr>
+          <w:b w:val="0"/>
+          <w:i w:val="0"/>
+        </w:rPr>
+        <w:t xml:space="preserve"> HS đọc bài, chú ý chỉ dẫn bên lề, trả lời 3 câu hỏi.</w:t>
+      </w:r>
+    </w:p>
+    <w:p>
+      <w:pPr>
+        <w:spacing w:before="0" w:after="0"/>
+        <w:jc w:val="both"/>
+      </w:pPr>
+      <w:r>
+        <w:rPr>
+          <w:b/>
+          <w:i w:val="0"/>
+        </w:rPr>
+        <w:t>Bước 2: Thực hiện nhiệm vụ:</w:t>
+      </w:r>
+      <w:r>
+        <w:rPr>
+          <w:b w:val="0"/>
+          <w:i w:val="0"/>
+        </w:rPr>
+        <w:t xml:space="preserve"> HS thảo luận nhóm 4.</w:t>
+      </w:r>
+    </w:p>
+    <w:p>
+      <w:pPr>
+        <w:spacing w:before="0" w:after="0"/>
+        <w:jc w:val="both"/>
+      </w:pPr>
+      <w:r>
+        <w:rPr>
+          <w:b/>
+          <w:i w:val="0"/>
+        </w:rPr>
+        <w:t>Bước 3: Báo cáo, thảo luận:</w:t>
+      </w:r>
+      <w:r>
+        <w:rPr>
+          <w:b w:val="0"/>
+          <w:i w:val="0"/>
+        </w:rPr>
+        <w:t xml:space="preserve"> 3 nhóm trình bày.</w:t>
+      </w:r>
+    </w:p>
+    <w:p>
+      <w:pPr>
+        <w:spacing w:before="0" w:after="0"/>
+        <w:jc w:val="both"/>
+      </w:pPr>
+      <w:r>
+        <w:rPr>
+          <w:b/>
+          <w:i w:val="0"/>
+        </w:rPr>
+        <w:t>Bước 4: Kết luận, nhận định:</w:t>
+      </w:r>
+      <w:r>
+        <w:rPr>
+          <w:b w:val="0"/>
+          <w:i w:val="0"/>
+        </w:rPr>
+        <w:t xml:space="preserve"> GV chốt.</w:t>
+      </w:r>
+    </w:p>
+    <w:p>
+      <w:pPr>
+        <w:spacing w:before="0" w:after="0"/>
+        <w:jc w:val="both"/>
+      </w:pPr>
+      <w:r>
+        <w:rPr>
+          <w:b/>
+          <w:i w:val="0"/>
+        </w:rPr>
+        <w:t>3. Hoạt động 3: Luyện tập – Thực hành viết (Dự kiến thời gian: 20 phút Tiết 8 + Tiết 9)</w:t>
+      </w:r>
+    </w:p>
+    <w:p>
+      <w:pPr>
+        <w:spacing w:before="0" w:after="0"/>
+        <w:jc w:val="both"/>
+      </w:pPr>
+      <w:r>
+        <w:rPr>
+          <w:b/>
+          <w:i w:val="0"/>
+        </w:rPr>
+        <w:t>a) Mục tiêu:</w:t>
+      </w:r>
+      <w:r>
+        <w:rPr>
+          <w:b w:val="0"/>
+          <w:i w:val="0"/>
+        </w:rPr>
+        <w:t xml:space="preserve"> Chọn đề tài, tìm ý, lập dàn ý; viết bài hoàn chỉnh.</w:t>
+      </w:r>
+    </w:p>
+    <w:p>
+      <w:pPr>
+        <w:spacing w:before="0" w:after="0"/>
+        <w:jc w:val="both"/>
+      </w:pPr>
+      <w:r>
+        <w:rPr>
+          <w:b/>
+          <w:i w:val="0"/>
+        </w:rPr>
+        <w:t>b) Nội dung:</w:t>
+      </w:r>
+      <w:r>
+        <w:rPr>
+          <w:b w:val="0"/>
+          <w:i w:val="0"/>
+        </w:rPr>
+        <w:t xml:space="preserve"> Thực hành viết (SGK tr.44 – 45).</w:t>
+      </w:r>
+    </w:p>
+    <w:p>
+      <w:pPr>
+        <w:spacing w:before="0" w:after="0"/>
+        <w:jc w:val="both"/>
+      </w:pPr>
+      <w:r>
+        <w:rPr>
+          <w:b/>
+          <w:i w:val="0"/>
+        </w:rPr>
+        <w:t>c) Sản phẩm:</w:t>
+      </w:r>
+      <w:r>
+        <w:rPr>
+          <w:b w:val="0"/>
+          <w:i w:val="0"/>
+        </w:rPr>
+        <w:t xml:space="preserve"> Dàn ý, bài viết; gợi ý:</w:t>
       </w:r>
     </w:p>
     <w:tbl>
@@ -5274,46 +6695,74 @@
                 <w:b/>
                 <w:i w:val="0"/>
               </w:rPr>
-              <w:t>Đề thực hành: Phân tích nghệ thuật xây dựng tình huống và cách kể chuyện của Kim Lân trong truyện ngắn Vợ nhặt.</w:t>
-            </w:r>
-          </w:p>
-          <w:p>
-            <w:pPr>
-              <w:spacing w:before="0" w:after="0"/>
-              <w:jc w:val="both"/>
-            </w:pPr>
+              <w:t>Đề thực hành:</w:t>
+            </w:r>
             <w:r>
               <w:rPr>
                 <w:b w:val="0"/>
                 <w:i w:val="0"/>
               </w:rPr>
-              <w:t>- Mở bài: giới thiệu Kim Lân, Vợ nhặt; nêu vấn đề: tình huống “nhặt vợ” và cách kể linh hoạt làm nên sức hấp dẫn.</w:t>
-            </w:r>
-          </w:p>
-          <w:p>
-            <w:pPr>
-              <w:spacing w:before="0" w:after="0"/>
-              <w:jc w:val="both"/>
-            </w:pPr>
+              <w:t xml:space="preserve"> Phân tích nghệ thuật xây dựng tình huống và cách kể chuyện của Kim Lân trong truyện ngắn Vợ nhặt.</w:t>
+            </w:r>
+          </w:p>
+          <w:p>
+            <w:pPr>
+              <w:spacing w:before="0" w:after="0"/>
+              <w:jc w:val="both"/>
+            </w:pPr>
+            <w:r>
+              <w:rPr>
+                <w:b/>
+                <w:i w:val="0"/>
+              </w:rPr>
+              <w:t>Mở bài:</w:t>
+            </w:r>
             <w:r>
               <w:rPr>
                 <w:b w:val="0"/>
                 <w:i w:val="0"/>
               </w:rPr>
-              <w:t>- Thân bài: (1) Tình huống truyện độc đáo – mâu thuẫn giữa việc hệ trọng và cách “nhặt”, giữa hạnh phúc và cái đói → bộc lộ số phận, khát vọng sống. (2) Trình tự kể: hiện tại xen hồi tưởng, tạo tò mò, hấp dẫn. (3) Người kể ngôi thứ ba, điểm nhìn linh hoạt: bên ngoài (dân xóm ngụ cư) – bên trong (Tràng, bà cụ Tứ); lời nửa trực tiếp. (4) Giọng điệu xót xa mà ấm áp, hóm hỉnh; ngôn ngữ mộc mạc. (5) Đánh giá: cách kể góp phần thể hiện giá trị nhân đạo, niềm tin vào con người.</w:t>
-            </w:r>
-          </w:p>
-          <w:p>
-            <w:pPr>
-              <w:spacing w:before="0" w:after="0"/>
-              <w:jc w:val="both"/>
-            </w:pPr>
+              <w:t xml:space="preserve"> giới thiệu Kim Lân, Vợ nhặt; nêu vấn đề: tình huống “nhặt vợ” và cách kể linh hoạt làm nên sức hấp dẫn.</w:t>
+            </w:r>
+          </w:p>
+          <w:p>
+            <w:pPr>
+              <w:spacing w:before="0" w:after="0"/>
+              <w:jc w:val="both"/>
+            </w:pPr>
+            <w:r>
+              <w:rPr>
+                <w:b/>
+                <w:i w:val="0"/>
+              </w:rPr>
+              <w:t>Thân bài:</w:t>
+            </w:r>
             <w:r>
               <w:rPr>
                 <w:b w:val="0"/>
                 <w:i w:val="0"/>
               </w:rPr>
-              <w:t>- Kết bài: khẳng định giá trị nghệ thuật và vị trí của tác phẩm.</w:t>
+              <w:t xml:space="preserve"> (1) tình huống truyện độc đáo – mâu thuẫn giữa việc hệ trọng và cách “nhặt”, giữa hạnh phúc và cái đói; (2) trình tự kể: hiện tại xen hồi tưởng; (3) người kể ngôi thứ ba, điểm nhìn linh hoạt: bên ngoài (dân xóm ngụ cư) – bên trong (Tràng, bà cụ Tứ), lời nửa trực tiếp; (4) giọng điệu xót xa mà ấm áp, hóm hỉnh; ngôn ngữ mộc mạc; (5) đánh giá: cách kể góp phần thể hiện giá trị nhân đạo.</w:t>
+            </w:r>
+          </w:p>
+          <w:p>
+            <w:pPr>
+              <w:spacing w:before="0" w:after="0"/>
+              <w:jc w:val="both"/>
+            </w:pPr>
+            <w:r>
+              <w:rPr>
+                <w:b/>
+                <w:i w:val="0"/>
+              </w:rPr>
+              <w:t>Kết bài:</w:t>
+            </w:r>
+            <w:r>
+              <w:rPr>
+                <w:b w:val="0"/>
+                <w:i w:val="0"/>
+              </w:rPr>
+              <w:t xml:space="preserve"> khẳng định giá trị nghệ thuật và vị trí của tác phẩm.</w:t>
             </w:r>
           </w:p>
         </w:tc>
@@ -5332,10 +6781,104 @@
       </w:pPr>
       <w:r>
         <w:rPr>
-          <w:b w:val="0"/>
-          <w:i w:val="0"/>
-        </w:rPr>
-        <w:t>- 6.2.NC1a; 11.A4.1.a: HS có thể dùng câu lệnh “Hãy nhận xét dàn ý sau đã đủ luận điểm về nghệ thuật kể chuyện chưa” để AI góp ý, nhưng phải tự viết bài; ghi Nhật ký dùng AI.</w:t>
+          <w:b/>
+          <w:i w:val="0"/>
+        </w:rPr>
+        <w:t>d) Tổ chức thực hiện</w:t>
+      </w:r>
+    </w:p>
+    <w:p>
+      <w:pPr>
+        <w:spacing w:before="0" w:after="0"/>
+        <w:jc w:val="both"/>
+      </w:pPr>
+      <w:r>
+        <w:rPr>
+          <w:b/>
+          <w:i w:val="0"/>
+        </w:rPr>
+        <w:t>Bước 1: Giao nhiệm vụ học tập:</w:t>
+      </w:r>
+      <w:r>
+        <w:rPr>
+          <w:b w:val="0"/>
+          <w:i w:val="0"/>
+        </w:rPr>
+        <w:t xml:space="preserve"> HS chọn tác phẩm (Vợ nhặt, Chí Phèo, Chữ người tử tù, Đời thừa…) và đề tài (nghệ thuật xây dựng tình huống; đặc điểm, vai trò người kể chuyện; cách xây dựng truyện kể); lập dàn ý.</w:t>
+      </w:r>
+    </w:p>
+    <w:p>
+      <w:pPr>
+        <w:spacing w:before="0" w:after="0"/>
+        <w:jc w:val="both"/>
+      </w:pPr>
+      <w:r>
+        <w:rPr>
+          <w:b w:val="0"/>
+          <w:i w:val="0"/>
+          <w:color w:val="EE0000"/>
+        </w:rPr>
+        <w:t>- HS có thể dùng câu lệnh “Hãy nhận xét dàn ý sau đã đủ luận điểm về nghệ thuật kể chuyện chưa” để AI góp ý, nhưng phải tự viết bài; ghi Nhật ký dùng AI.</w:t>
+      </w:r>
+    </w:p>
+    <w:p>
+      <w:pPr>
+        <w:spacing w:before="0" w:after="0"/>
+        <w:jc w:val="both"/>
+      </w:pPr>
+      <w:r>
+        <w:rPr>
+          <w:b/>
+          <w:i w:val="0"/>
+        </w:rPr>
+        <w:t>Bước 2: Thực hiện nhiệm vụ:</w:t>
+      </w:r>
+      <w:r>
+        <w:rPr>
+          <w:b w:val="0"/>
+          <w:i w:val="0"/>
+        </w:rPr>
+        <w:t xml:space="preserve"> HS lập dàn ý 15 phút.</w:t>
+      </w:r>
+    </w:p>
+    <w:p>
+      <w:pPr>
+        <w:spacing w:before="0" w:after="0"/>
+        <w:jc w:val="both"/>
+      </w:pPr>
+      <w:r>
+        <w:rPr>
+          <w:b/>
+          <w:i w:val="0"/>
+        </w:rPr>
+        <w:t>Bước 3: Báo cáo, thảo luận:</w:t>
+      </w:r>
+      <w:r>
+        <w:rPr>
+          <w:b w:val="0"/>
+          <w:i w:val="0"/>
+        </w:rPr>
+        <w:t xml:space="preserve"> 2 HS trình bày dàn ý; lớp góp ý.</w:t>
+      </w:r>
+    </w:p>
+    <w:p>
+      <w:pPr>
+        <w:spacing w:before="0" w:after="0"/>
+        <w:jc w:val="both"/>
+      </w:pPr>
+      <w:r>
+        <w:rPr>
+          <w:b/>
+          <w:i w:val="0"/>
+        </w:rPr>
+        <w:t>Bước 4: Kết luận, nhận định:</w:t>
+      </w:r>
+      <w:r>
+        <w:rPr>
+          <w:b w:val="0"/>
+          <w:i w:val="0"/>
+        </w:rPr>
+        <w:t xml:space="preserve"> GV nhận xét, dặn viết bài ở Tiết 9.</w:t>
       </w:r>
     </w:p>
     <w:p>
@@ -5348,33 +6891,114 @@
           <w:b/>
           <w:i w:val="0"/>
         </w:rPr>
-        <w:t>HẾT TIẾT 8 CHUYỂN SANG TIẾT 9</w:t>
-      </w:r>
-    </w:p>
-    <w:p>
-      <w:pPr>
-        <w:spacing w:before="0" w:after="0"/>
-        <w:jc w:val="both"/>
-      </w:pPr>
-      <w:r>
-        <w:rPr>
-          <w:b w:val="0"/>
-          <w:i w:val="0"/>
-        </w:rPr>
-        <w:t>- Tiết 9 – Viết bài tại lớp (45 phút): HS viết bài hoàn chỉnh theo dàn ý đã lập; triển khai mỗi ý thành một đoạn văn có câu chủ đề; dẫn lời văn, chi tiết minh họa; kết hợp hài hòa lí và tình.</w:t>
-      </w:r>
-    </w:p>
-    <w:p>
-      <w:pPr>
-        <w:spacing w:before="0" w:after="0"/>
-        <w:jc w:val="both"/>
-      </w:pPr>
-      <w:r>
-        <w:rPr>
-          <w:b w:val="0"/>
-          <w:i w:val="0"/>
-        </w:rPr>
-        <w:t>- Chỉnh sửa, hoàn thiện: HS tự rà soát theo bảng kiểm ở Phụ lục; 2.2.NC1a: dùng công cụ kiểm tra chính tả trực tuyến khi đánh máy lại bài.</w:t>
+        <w:t>----------HẾT TIẾT 8 CHUYỂN SANG TIẾT 9----------</w:t>
+      </w:r>
+    </w:p>
+    <w:p>
+      <w:pPr>
+        <w:spacing w:before="0" w:after="0"/>
+        <w:jc w:val="both"/>
+      </w:pPr>
+      <w:r>
+        <w:rPr>
+          <w:b/>
+          <w:i w:val="0"/>
+        </w:rPr>
+        <w:t>Tiết 9 – Viết bài tại lớp (45 phút)</w:t>
+      </w:r>
+    </w:p>
+    <w:p>
+      <w:pPr>
+        <w:spacing w:before="0" w:after="0"/>
+        <w:jc w:val="both"/>
+      </w:pPr>
+      <w:r>
+        <w:rPr>
+          <w:b/>
+          <w:i w:val="0"/>
+        </w:rPr>
+        <w:t>Bước 1: Giao nhiệm vụ học tập:</w:t>
+      </w:r>
+      <w:r>
+        <w:rPr>
+          <w:b w:val="0"/>
+          <w:i w:val="0"/>
+        </w:rPr>
+        <w:t xml:space="preserve"> HS viết bài hoàn chỉnh theo dàn ý; mỗi ý một đoạn có câu chủ đề; dẫn lời văn, chi tiết minh hoạ; kết hợp hài hoà lí và tình.</w:t>
+      </w:r>
+    </w:p>
+    <w:p>
+      <w:pPr>
+        <w:spacing w:before="0" w:after="0"/>
+        <w:jc w:val="both"/>
+      </w:pPr>
+      <w:r>
+        <w:rPr>
+          <w:b/>
+          <w:i w:val="0"/>
+        </w:rPr>
+        <w:t>Bước 2: Thực hiện nhiệm vụ:</w:t>
+      </w:r>
+      <w:r>
+        <w:rPr>
+          <w:b w:val="0"/>
+          <w:i w:val="0"/>
+        </w:rPr>
+        <w:t xml:space="preserve"> HS viết bài cá nhân (40 phút).</w:t>
+      </w:r>
+    </w:p>
+    <w:p>
+      <w:pPr>
+        <w:spacing w:before="0" w:after="0"/>
+        <w:jc w:val="both"/>
+      </w:pPr>
+      <w:r>
+        <w:rPr>
+          <w:b/>
+          <w:i w:val="0"/>
+        </w:rPr>
+        <w:t>Bước 3: Báo cáo, thảo luận:</w:t>
+      </w:r>
+      <w:r>
+        <w:rPr>
+          <w:b w:val="0"/>
+          <w:i w:val="0"/>
+        </w:rPr>
+        <w:t xml:space="preserve"> HS tự rà soát theo bảng kiểm (Phụ lục).</w:t>
+      </w:r>
+    </w:p>
+    <w:p>
+      <w:pPr>
+        <w:spacing w:before="0" w:after="0"/>
+        <w:jc w:val="both"/>
+      </w:pPr>
+      <w:r>
+        <w:rPr>
+          <w:b w:val="0"/>
+          <w:i w:val="0"/>
+          <w:color w:val="EE0000"/>
+        </w:rPr>
+        <w:t>[2.2.NC1a: Khi đánh máy lại bài, HS dùng công cụ kiểm tra chính tả trực tuyến.]</w:t>
+      </w:r>
+    </w:p>
+    <w:p>
+      <w:pPr>
+        <w:spacing w:before="0" w:after="0"/>
+        <w:jc w:val="both"/>
+      </w:pPr>
+      <w:r>
+        <w:rPr>
+          <w:b/>
+          <w:i w:val="0"/>
+        </w:rPr>
+        <w:t>Bước 4: Kết luận, nhận định:</w:t>
+      </w:r>
+      <w:r>
+        <w:rPr>
+          <w:b w:val="0"/>
+          <w:i w:val="0"/>
+        </w:rPr>
+        <w:t xml:space="preserve"> GV thu bài.</w:t>
       </w:r>
     </w:p>
     <w:p>
@@ -5387,72 +7011,173 @@
           <w:b/>
           <w:i w:val="0"/>
         </w:rPr>
-        <w:t>HẾT TIẾT 9 CHUYỂN SANG TIẾT 10</w:t>
-      </w:r>
-    </w:p>
-    <w:p>
-      <w:pPr>
-        <w:spacing w:before="80" w:after="0"/>
-        <w:jc w:val="center"/>
-      </w:pPr>
-      <w:r>
-        <w:rPr>
-          <w:b/>
-          <w:i w:val="0"/>
-        </w:rPr>
-        <w:t>4. Hoạt động 4: Vận dụng – Trả bài (Dự kiến thời gian: 45 phút)</w:t>
-      </w:r>
-    </w:p>
-    <w:p>
-      <w:pPr>
-        <w:spacing w:before="0" w:after="0"/>
-        <w:jc w:val="both"/>
-      </w:pPr>
-      <w:r>
-        <w:rPr>
-          <w:b w:val="0"/>
-          <w:i w:val="0"/>
-        </w:rPr>
-        <w:t>- Bước 1: GV trả bài, nhận xét chung ưu điểm, hạn chế (sa vào kể lại nội dung, thiếu phân tích cách kể; dẫn chứng chưa gắn với luận điểm; lỗi diễn đạt).</w:t>
-      </w:r>
-    </w:p>
-    <w:p>
-      <w:pPr>
-        <w:spacing w:before="0" w:after="0"/>
-        <w:jc w:val="both"/>
-      </w:pPr>
-      <w:r>
-        <w:rPr>
-          <w:b w:val="0"/>
-          <w:i w:val="0"/>
-        </w:rPr>
-        <w:t>- Bước 2: HS đọc lời phê, tự chữa lỗi theo bảng; trao đổi bài với bạn để góp ý.</w:t>
-      </w:r>
-    </w:p>
-    <w:p>
-      <w:pPr>
-        <w:spacing w:before="0" w:after="0"/>
-        <w:jc w:val="both"/>
-      </w:pPr>
-      <w:r>
-        <w:rPr>
-          <w:b w:val="0"/>
-          <w:i w:val="0"/>
-        </w:rPr>
-        <w:t>- Bước 3: GV cho 2 HS đọc bài/đoạn hay; lớp nhận xét.</w:t>
-      </w:r>
-    </w:p>
-    <w:p>
-      <w:pPr>
-        <w:spacing w:before="0" w:after="0"/>
-        <w:jc w:val="both"/>
-      </w:pPr>
-      <w:r>
-        <w:rPr>
-          <w:b w:val="0"/>
-          <w:i w:val="0"/>
-        </w:rPr>
-        <w:t>- Bước 4: HS viết lại một đoạn chưa đạt, nộp qua Google Classroom.</w:t>
+        <w:t>----------HẾT TIẾT 9 CHUYỂN SANG TIẾT 10----------</w:t>
+      </w:r>
+    </w:p>
+    <w:p>
+      <w:pPr>
+        <w:spacing w:before="0" w:after="0"/>
+        <w:jc w:val="both"/>
+      </w:pPr>
+      <w:r>
+        <w:rPr>
+          <w:b/>
+          <w:i w:val="0"/>
+        </w:rPr>
+        <w:t>4. Hoạt động 4: Vận dụng – Trả bài (Dự kiến thời gian: Tiết 10)</w:t>
+      </w:r>
+    </w:p>
+    <w:p>
+      <w:pPr>
+        <w:spacing w:before="0" w:after="0"/>
+        <w:jc w:val="both"/>
+      </w:pPr>
+      <w:r>
+        <w:rPr>
+          <w:b/>
+          <w:i w:val="0"/>
+        </w:rPr>
+        <w:t>a) Mục tiêu:</w:t>
+      </w:r>
+      <w:r>
+        <w:rPr>
+          <w:b w:val="0"/>
+          <w:i w:val="0"/>
+        </w:rPr>
+        <w:t xml:space="preserve"> Tự đánh giá, chỉnh sửa bài viết.</w:t>
+      </w:r>
+    </w:p>
+    <w:p>
+      <w:pPr>
+        <w:spacing w:before="0" w:after="0"/>
+        <w:jc w:val="both"/>
+      </w:pPr>
+      <w:r>
+        <w:rPr>
+          <w:b/>
+          <w:i w:val="0"/>
+        </w:rPr>
+        <w:t>b) Nội dung:</w:t>
+      </w:r>
+      <w:r>
+        <w:rPr>
+          <w:b w:val="0"/>
+          <w:i w:val="0"/>
+        </w:rPr>
+        <w:t xml:space="preserve"> GV trả bài; HS chữa lỗi, viết lại đoạn chưa đạt.</w:t>
+      </w:r>
+    </w:p>
+    <w:p>
+      <w:pPr>
+        <w:spacing w:before="0" w:after="0"/>
+        <w:jc w:val="both"/>
+      </w:pPr>
+      <w:r>
+        <w:rPr>
+          <w:b/>
+          <w:i w:val="0"/>
+        </w:rPr>
+        <w:t>c) Sản phẩm:</w:t>
+      </w:r>
+      <w:r>
+        <w:rPr>
+          <w:b w:val="0"/>
+          <w:i w:val="0"/>
+        </w:rPr>
+        <w:t xml:space="preserve"> Bài viết đã chỉnh sửa.</w:t>
+      </w:r>
+    </w:p>
+    <w:p>
+      <w:pPr>
+        <w:spacing w:before="0" w:after="0"/>
+        <w:jc w:val="both"/>
+      </w:pPr>
+      <w:r>
+        <w:rPr>
+          <w:b/>
+          <w:i w:val="0"/>
+        </w:rPr>
+        <w:t>d) Tổ chức thực hiện</w:t>
+      </w:r>
+    </w:p>
+    <w:p>
+      <w:pPr>
+        <w:spacing w:before="0" w:after="0"/>
+        <w:jc w:val="both"/>
+      </w:pPr>
+      <w:r>
+        <w:rPr>
+          <w:b/>
+          <w:i w:val="0"/>
+        </w:rPr>
+        <w:t>Bước 1: Giao nhiệm vụ học tập:</w:t>
+      </w:r>
+      <w:r>
+        <w:rPr>
+          <w:b w:val="0"/>
+          <w:i w:val="0"/>
+        </w:rPr>
+        <w:t xml:space="preserve"> GV nhận xét chung ưu điểm, hạn chế (sa vào kể lại nội dung, thiếu phân tích cách kể; dẫn chứng chưa gắn luận điểm; lỗi diễn đạt).</w:t>
+      </w:r>
+    </w:p>
+    <w:p>
+      <w:pPr>
+        <w:spacing w:before="0" w:after="0"/>
+        <w:jc w:val="both"/>
+      </w:pPr>
+      <w:r>
+        <w:rPr>
+          <w:b/>
+          <w:i w:val="0"/>
+        </w:rPr>
+        <w:t>Bước 2: Thực hiện nhiệm vụ:</w:t>
+      </w:r>
+      <w:r>
+        <w:rPr>
+          <w:b w:val="0"/>
+          <w:i w:val="0"/>
+        </w:rPr>
+        <w:t xml:space="preserve"> HS đọc lời phê, tự chữa lỗi; trao đổi bài với bạn.</w:t>
+      </w:r>
+    </w:p>
+    <w:p>
+      <w:pPr>
+        <w:spacing w:before="0" w:after="0"/>
+        <w:jc w:val="both"/>
+      </w:pPr>
+      <w:r>
+        <w:rPr>
+          <w:b/>
+          <w:i w:val="0"/>
+        </w:rPr>
+        <w:t>Bước 3: Báo cáo, thảo luận:</w:t>
+      </w:r>
+      <w:r>
+        <w:rPr>
+          <w:b w:val="0"/>
+          <w:i w:val="0"/>
+        </w:rPr>
+        <w:t xml:space="preserve"> 2 HS đọc bài/đoạn hay; lớp nhận xét.</w:t>
+      </w:r>
+    </w:p>
+    <w:p>
+      <w:pPr>
+        <w:spacing w:before="0" w:after="0"/>
+        <w:jc w:val="both"/>
+      </w:pPr>
+      <w:r>
+        <w:rPr>
+          <w:b/>
+          <w:i w:val="0"/>
+        </w:rPr>
+        <w:t>Bước 4: Kết luận, nhận định:</w:t>
+      </w:r>
+      <w:r>
+        <w:rPr>
+          <w:b w:val="0"/>
+          <w:i w:val="0"/>
+        </w:rPr>
+        <w:t xml:space="preserve"> HS viết lại một đoạn chưa đạt, nộp qua Google Classroom; GV chấm theo rubric.</w:t>
       </w:r>
     </w:p>
     <w:p>
@@ -5465,7 +7190,7 @@
           <w:b/>
           <w:i w:val="0"/>
         </w:rPr>
-        <w:t>HẾT TIẾT 10 CHUYỂN SANG TIẾT 11</w:t>
+        <w:t>----------HẾT TIẾT 10 CHUYỂN SANG TIẾT 11----------</w:t>
       </w:r>
     </w:p>
     <w:p>
@@ -5491,7 +7216,7 @@
           <w:b w:val="0"/>
           <w:i w:val="0"/>
         </w:rPr>
-        <w:t>(Dự kiến thời gian: 1 tiết)</w:t>
+        <w:t>(Dự kiến thời gian: 1 tiết – Tiết 11)</w:t>
       </w:r>
     </w:p>
     <w:p>
@@ -5514,23 +7239,98 @@
       </w:pPr>
       <w:r>
         <w:rPr>
-          <w:b w:val="0"/>
-          <w:i w:val="0"/>
-        </w:rPr>
-        <w:t>- Giới thiệu những thông tin cơ bản về tác phẩm; nêu được các khía cạnh trong nghệ thuật kể chuyện; trình bày phát hiện cá nhân; tôn trọng những cách cảm nhận đa dạng.</w:t>
-      </w:r>
-    </w:p>
-    <w:p>
-      <w:pPr>
-        <w:spacing w:before="0" w:after="0"/>
-        <w:jc w:val="both"/>
-      </w:pPr>
-      <w:r>
-        <w:rPr>
-          <w:b w:val="0"/>
-          <w:i w:val="0"/>
-        </w:rPr>
-        <w:t>- Năng lực số: 2.1.NC1a (chia sẻ bài thuyết trình, thu phản hồi qua công cụ số); 6.3.NC1a (thiết kế slide minh họa).</w:t>
+          <w:b/>
+          <w:i w:val="0"/>
+        </w:rPr>
+        <w:t>1. Kiến thức:</w:t>
+      </w:r>
+      <w:r>
+        <w:rPr>
+          <w:b w:val="0"/>
+          <w:i w:val="0"/>
+        </w:rPr>
+        <w:t xml:space="preserve"> Giới thiệu thông tin cơ bản về tác phẩm; nêu được các khía cạnh trong nghệ thuật kể chuyện; trình bày phát hiện cá nhân; tôn trọng những cách cảm nhận đa dạng.</w:t>
+      </w:r>
+    </w:p>
+    <w:p>
+      <w:pPr>
+        <w:spacing w:before="0" w:after="0"/>
+        <w:jc w:val="both"/>
+      </w:pPr>
+      <w:r>
+        <w:rPr>
+          <w:b/>
+          <w:i w:val="0"/>
+        </w:rPr>
+        <w:t>2. Năng lực:</w:t>
+      </w:r>
+      <w:r>
+        <w:rPr>
+          <w:b w:val="0"/>
+          <w:i w:val="0"/>
+        </w:rPr>
+        <w:t xml:space="preserve"> Năng lực giao tiếp, hợp tác, thuyết trình.</w:t>
+      </w:r>
+    </w:p>
+    <w:p>
+      <w:pPr>
+        <w:spacing w:before="0" w:after="0"/>
+        <w:jc w:val="both"/>
+      </w:pPr>
+      <w:r>
+        <w:rPr>
+          <w:b/>
+          <w:i w:val="0"/>
+        </w:rPr>
+        <w:t>3. Năng lực số:</w:t>
+      </w:r>
+    </w:p>
+    <w:p>
+      <w:pPr>
+        <w:spacing w:before="0" w:after="0"/>
+        <w:jc w:val="both"/>
+      </w:pPr>
+      <w:r>
+        <w:rPr>
+          <w:b w:val="0"/>
+          <w:i w:val="0"/>
+          <w:color w:val="EE0000"/>
+        </w:rPr>
+        <w:t>- 2.1.NC1a: Chia sẻ bài thuyết trình, thu phản hồi qua Padlet.</w:t>
+      </w:r>
+    </w:p>
+    <w:p>
+      <w:pPr>
+        <w:spacing w:before="0" w:after="0"/>
+        <w:jc w:val="both"/>
+      </w:pPr>
+      <w:r>
+        <w:rPr>
+          <w:b w:val="0"/>
+          <w:i w:val="0"/>
+          <w:color w:val="EE0000"/>
+        </w:rPr>
+        <w:t>- 6.3.NC1a: Thiết kế slide, sơ đồ minh hoạ bài thuyết trình.</w:t>
+      </w:r>
+    </w:p>
+    <w:p>
+      <w:pPr>
+        <w:spacing w:before="0" w:after="0"/>
+        <w:jc w:val="both"/>
+      </w:pPr>
+      <w:r>
+        <w:rPr>
+          <w:b/>
+          <w:i w:val="0"/>
+        </w:rPr>
+        <w:t>4. Phẩm chất:</w:t>
+      </w:r>
+      <w:r>
+        <w:rPr>
+          <w:b w:val="0"/>
+          <w:i w:val="0"/>
+        </w:rPr>
+        <w:t xml:space="preserve"> Tự tin, tôn trọng người nghe.</w:t>
       </w:r>
     </w:p>
     <w:p>
@@ -5543,150 +7343,1124 @@
           <w:b/>
           <w:i w:val="0"/>
         </w:rPr>
-        <w:t>II. TIẾN TRÌNH DẠY HỌC</w:t>
-      </w:r>
-    </w:p>
-    <w:p>
-      <w:pPr>
-        <w:spacing w:before="80" w:after="0"/>
+        <w:t>II. THIẾT BỊ DẠY HỌC VÀ HỌC LIỆU</w:t>
+      </w:r>
+    </w:p>
+    <w:p>
+      <w:pPr>
+        <w:spacing w:before="0" w:after="0"/>
+        <w:jc w:val="both"/>
+      </w:pPr>
+      <w:r>
+        <w:rPr>
+          <w:b/>
+          <w:i w:val="0"/>
+        </w:rPr>
+        <w:t>1. Thiết bị:</w:t>
+      </w:r>
+      <w:r>
+        <w:rPr>
+          <w:b w:val="0"/>
+          <w:i w:val="0"/>
+        </w:rPr>
+        <w:t xml:space="preserve"> Máy chiếu, </w:t>
+      </w:r>
+      <w:r>
+        <w:rPr>
+          <w:b w:val="0"/>
+          <w:i w:val="0"/>
+          <w:color w:val="EE0000"/>
+        </w:rPr>
+        <w:t>máy tính, điện thoại thông minh (nếu điều kiện cho phép) có kết nối Internet.</w:t>
+      </w:r>
+    </w:p>
+    <w:p>
+      <w:pPr>
+        <w:spacing w:before="0" w:after="0"/>
+        <w:jc w:val="both"/>
+      </w:pPr>
+      <w:r>
+        <w:rPr>
+          <w:b/>
+          <w:i w:val="0"/>
+        </w:rPr>
+        <w:t>2. Học liệu:</w:t>
+      </w:r>
+      <w:r>
+        <w:rPr>
+          <w:b w:val="0"/>
+          <w:i w:val="0"/>
+        </w:rPr>
+        <w:t xml:space="preserve"> SGK tr.46 – 47; bài viết của HS.</w:t>
+      </w:r>
+    </w:p>
+    <w:p>
+      <w:pPr>
+        <w:spacing w:before="60" w:after="0"/>
+        <w:jc w:val="both"/>
+      </w:pPr>
+      <w:r>
+        <w:rPr>
+          <w:b/>
+          <w:i w:val="0"/>
+        </w:rPr>
+        <w:t>III. TIẾN TRÌNH DẠY HỌC</w:t>
+      </w:r>
+    </w:p>
+    <w:p>
+      <w:pPr>
+        <w:spacing w:before="0" w:after="0"/>
+        <w:jc w:val="both"/>
+      </w:pPr>
+      <w:r>
+        <w:rPr>
+          <w:b/>
+          <w:i w:val="0"/>
+        </w:rPr>
+        <w:t>Hoạt động 1: Mở đầu – Chuẩn bị nói (Dự kiến thời gian: 10 phút)</w:t>
+      </w:r>
+    </w:p>
+    <w:p>
+      <w:pPr>
+        <w:spacing w:before="0" w:after="0"/>
+        <w:jc w:val="both"/>
+      </w:pPr>
+      <w:r>
+        <w:rPr>
+          <w:b/>
+          <w:i w:val="0"/>
+        </w:rPr>
+        <w:t>a) Mục tiêu:</w:t>
+      </w:r>
+      <w:r>
+        <w:rPr>
+          <w:b w:val="0"/>
+          <w:i w:val="0"/>
+        </w:rPr>
+        <w:t xml:space="preserve"> Xác định nội dung, cách trình bày.</w:t>
+      </w:r>
+    </w:p>
+    <w:p>
+      <w:pPr>
+        <w:spacing w:before="0" w:after="0"/>
+        <w:jc w:val="both"/>
+      </w:pPr>
+      <w:r>
+        <w:rPr>
+          <w:b/>
+          <w:i w:val="0"/>
+        </w:rPr>
+        <w:t>b) Nội dung:</w:t>
+      </w:r>
+      <w:r>
+        <w:rPr>
+          <w:b w:val="0"/>
+          <w:i w:val="0"/>
+        </w:rPr>
+        <w:t xml:space="preserve"> HS dựa vào bài viết, chọn ý quan trọng: Tại sao cần quan tâm đến nghệ thuật kể chuyện ở truyện này? – Câu chuyện và truyện kể – Người kể chuyện và điểm nhìn – Đặc điểm lời trần thuật – Ý nghĩa của nghệ thuật kể chuyện.</w:t>
+      </w:r>
+    </w:p>
+    <w:p>
+      <w:pPr>
+        <w:spacing w:before="0" w:after="0"/>
+        <w:jc w:val="both"/>
+      </w:pPr>
+      <w:r>
+        <w:rPr>
+          <w:b/>
+          <w:i w:val="0"/>
+        </w:rPr>
+        <w:t>c) Sản phẩm:</w:t>
+      </w:r>
+      <w:r>
+        <w:rPr>
+          <w:b w:val="0"/>
+          <w:i w:val="0"/>
+        </w:rPr>
+        <w:t xml:space="preserve"> Dàn ý nói.</w:t>
+      </w:r>
+    </w:p>
+    <w:p>
+      <w:pPr>
+        <w:spacing w:before="0" w:after="0"/>
+        <w:jc w:val="both"/>
+      </w:pPr>
+      <w:r>
+        <w:rPr>
+          <w:b/>
+          <w:i w:val="0"/>
+        </w:rPr>
+        <w:t>d) Tổ chức thực hiện</w:t>
+      </w:r>
+    </w:p>
+    <w:p>
+      <w:pPr>
+        <w:spacing w:before="0" w:after="0"/>
+        <w:jc w:val="both"/>
+      </w:pPr>
+      <w:r>
+        <w:rPr>
+          <w:b/>
+          <w:i w:val="0"/>
+        </w:rPr>
+        <w:t>Bước 1: Giao nhiệm vụ học tập:</w:t>
+      </w:r>
+      <w:r>
+        <w:rPr>
+          <w:b w:val="0"/>
+          <w:i w:val="0"/>
+        </w:rPr>
+        <w:t xml:space="preserve"> GV yêu cầu HS rà soát dàn ý nói, slide.</w:t>
+      </w:r>
+    </w:p>
+    <w:p>
+      <w:pPr>
+        <w:spacing w:before="0" w:after="0"/>
+        <w:jc w:val="both"/>
+      </w:pPr>
+      <w:r>
+        <w:rPr>
+          <w:b/>
+          <w:i w:val="0"/>
+        </w:rPr>
+        <w:t>Bước 2: Thực hiện nhiệm vụ:</w:t>
+      </w:r>
+      <w:r>
+        <w:rPr>
+          <w:b w:val="0"/>
+          <w:i w:val="0"/>
+        </w:rPr>
+        <w:t xml:space="preserve"> HS chuẩn bị.</w:t>
+      </w:r>
+    </w:p>
+    <w:p>
+      <w:pPr>
+        <w:spacing w:before="0" w:after="0"/>
+        <w:jc w:val="both"/>
+      </w:pPr>
+      <w:r>
+        <w:rPr>
+          <w:b/>
+          <w:i w:val="0"/>
+        </w:rPr>
+        <w:t>Bước 3: Báo cáo, thảo luận:</w:t>
+      </w:r>
+      <w:r>
+        <w:rPr>
+          <w:b w:val="0"/>
+          <w:i w:val="0"/>
+        </w:rPr>
+        <w:t xml:space="preserve"> HS đăng kí trình bày.</w:t>
+      </w:r>
+    </w:p>
+    <w:p>
+      <w:pPr>
+        <w:spacing w:before="0" w:after="0"/>
+        <w:jc w:val="both"/>
+      </w:pPr>
+      <w:r>
+        <w:rPr>
+          <w:b/>
+          <w:i w:val="0"/>
+        </w:rPr>
+        <w:t>Bước 4: Kết luận, nhận định:</w:t>
+      </w:r>
+      <w:r>
+        <w:rPr>
+          <w:b w:val="0"/>
+          <w:i w:val="0"/>
+        </w:rPr>
+        <w:t xml:space="preserve"> GV nêu tiêu chí đánh giá.</w:t>
+      </w:r>
+    </w:p>
+    <w:p>
+      <w:pPr>
+        <w:spacing w:before="0" w:after="0"/>
+        <w:jc w:val="both"/>
+      </w:pPr>
+      <w:r>
+        <w:rPr>
+          <w:b/>
+          <w:i w:val="0"/>
+        </w:rPr>
+        <w:t>Hoạt động 2: Thực hành nói (Dự kiến thời gian: 20 phút)</w:t>
+      </w:r>
+    </w:p>
+    <w:p>
+      <w:pPr>
+        <w:spacing w:before="0" w:after="0"/>
+        <w:jc w:val="both"/>
+      </w:pPr>
+      <w:r>
+        <w:rPr>
+          <w:b/>
+          <w:i w:val="0"/>
+        </w:rPr>
+        <w:t>a) Mục tiêu:</w:t>
+      </w:r>
+      <w:r>
+        <w:rPr>
+          <w:b w:val="0"/>
+          <w:i w:val="0"/>
+        </w:rPr>
+        <w:t xml:space="preserve"> Thuyết trình rõ ràng, hấp dẫn.</w:t>
+      </w:r>
+    </w:p>
+    <w:p>
+      <w:pPr>
+        <w:spacing w:before="0" w:after="0"/>
+        <w:jc w:val="both"/>
+      </w:pPr>
+      <w:r>
+        <w:rPr>
+          <w:b/>
+          <w:i w:val="0"/>
+        </w:rPr>
+        <w:t>b) Nội dung:</w:t>
+      </w:r>
+      <w:r>
+        <w:rPr>
+          <w:b w:val="0"/>
+          <w:i w:val="0"/>
+        </w:rPr>
+        <w:t xml:space="preserve"> 3 – 4 HS thuyết trình (mỗi bài 4 – 5 phút): mở đầu thu hút, triển khai kết hợp trình chiếu, kết luận khái quát.</w:t>
+      </w:r>
+    </w:p>
+    <w:p>
+      <w:pPr>
+        <w:spacing w:before="0" w:after="0"/>
+        <w:jc w:val="both"/>
+      </w:pPr>
+      <w:r>
+        <w:rPr>
+          <w:b/>
+          <w:i w:val="0"/>
+        </w:rPr>
+        <w:t>c) Sản phẩm:</w:t>
+      </w:r>
+      <w:r>
+        <w:rPr>
+          <w:b w:val="0"/>
+          <w:i w:val="0"/>
+        </w:rPr>
+        <w:t xml:space="preserve"> Bài thuyết trình.</w:t>
+      </w:r>
+    </w:p>
+    <w:p>
+      <w:pPr>
+        <w:spacing w:before="0" w:after="0"/>
+        <w:jc w:val="both"/>
+      </w:pPr>
+      <w:r>
+        <w:rPr>
+          <w:b/>
+          <w:i w:val="0"/>
+        </w:rPr>
+        <w:t>d) Tổ chức thực hiện</w:t>
+      </w:r>
+    </w:p>
+    <w:p>
+      <w:pPr>
+        <w:spacing w:before="0" w:after="0"/>
+        <w:jc w:val="both"/>
+      </w:pPr>
+      <w:r>
+        <w:rPr>
+          <w:b/>
+          <w:i w:val="0"/>
+        </w:rPr>
+        <w:t>Bước 1: Giao nhiệm vụ học tập:</w:t>
+      </w:r>
+      <w:r>
+        <w:rPr>
+          <w:b w:val="0"/>
+          <w:i w:val="0"/>
+        </w:rPr>
+        <w:t xml:space="preserve"> GV mời HS trình bày.</w:t>
+      </w:r>
+    </w:p>
+    <w:p>
+      <w:pPr>
+        <w:spacing w:before="0" w:after="0"/>
+        <w:jc w:val="both"/>
+      </w:pPr>
+      <w:r>
+        <w:rPr>
+          <w:b w:val="0"/>
+          <w:i w:val="0"/>
+          <w:color w:val="EE0000"/>
+        </w:rPr>
+        <w:t>[6.3.NC1a: HS trình chiếu slide, sơ đồ minh hoạ.]</w:t>
+      </w:r>
+    </w:p>
+    <w:p>
+      <w:pPr>
+        <w:spacing w:before="0" w:after="0"/>
+        <w:jc w:val="both"/>
+      </w:pPr>
+      <w:r>
+        <w:rPr>
+          <w:b/>
+          <w:i w:val="0"/>
+        </w:rPr>
+        <w:t>Bước 2: Thực hiện nhiệm vụ:</w:t>
+      </w:r>
+      <w:r>
+        <w:rPr>
+          <w:b w:val="0"/>
+          <w:i w:val="0"/>
+        </w:rPr>
+        <w:t xml:space="preserve"> HS thuyết trình; người nghe ghi chép.</w:t>
+      </w:r>
+    </w:p>
+    <w:p>
+      <w:pPr>
+        <w:spacing w:before="0" w:after="0"/>
+        <w:jc w:val="both"/>
+      </w:pPr>
+      <w:r>
+        <w:rPr>
+          <w:b/>
+          <w:i w:val="0"/>
+        </w:rPr>
+        <w:t>Bước 3: Báo cáo, thảo luận:</w:t>
+      </w:r>
+      <w:r>
+        <w:rPr>
+          <w:b w:val="0"/>
+          <w:i w:val="0"/>
+        </w:rPr>
+        <w:t xml:space="preserve"> Người nghe đặt câu hỏi, chia sẻ điểm tâm đắc, điểm băn khoăn; người nói trả lời cởi mở.</w:t>
+      </w:r>
+    </w:p>
+    <w:p>
+      <w:pPr>
+        <w:spacing w:before="0" w:after="0"/>
+        <w:jc w:val="both"/>
+      </w:pPr>
+      <w:r>
+        <w:rPr>
+          <w:b/>
+          <w:i w:val="0"/>
+        </w:rPr>
+        <w:t>Bước 4: Kết luận, nhận định:</w:t>
+      </w:r>
+      <w:r>
+        <w:rPr>
+          <w:b w:val="0"/>
+          <w:i w:val="0"/>
+        </w:rPr>
+        <w:t xml:space="preserve"> GV nhận xét từng bài.</w:t>
+      </w:r>
+    </w:p>
+    <w:p>
+      <w:pPr>
+        <w:spacing w:before="0" w:after="0"/>
+        <w:jc w:val="both"/>
+      </w:pPr>
+      <w:r>
+        <w:rPr>
+          <w:b/>
+          <w:i w:val="0"/>
+        </w:rPr>
+        <w:t>Hoạt động 3: Trao đổi, đánh giá (Dự kiến thời gian: 10 phút)</w:t>
+      </w:r>
+    </w:p>
+    <w:p>
+      <w:pPr>
+        <w:spacing w:before="0" w:after="0"/>
+        <w:jc w:val="both"/>
+      </w:pPr>
+      <w:r>
+        <w:rPr>
+          <w:b/>
+          <w:i w:val="0"/>
+        </w:rPr>
+        <w:t>a) Mục tiêu:</w:t>
+      </w:r>
+      <w:r>
+        <w:rPr>
+          <w:b w:val="0"/>
+          <w:i w:val="0"/>
+        </w:rPr>
+        <w:t xml:space="preserve"> Tự đánh giá, đánh giá đồng đẳng.</w:t>
+      </w:r>
+    </w:p>
+    <w:p>
+      <w:pPr>
+        <w:spacing w:before="0" w:after="0"/>
+        <w:jc w:val="both"/>
+      </w:pPr>
+      <w:r>
+        <w:rPr>
+          <w:b/>
+          <w:i w:val="0"/>
+        </w:rPr>
+        <w:t>b) Nội dung:</w:t>
+      </w:r>
+      <w:r>
+        <w:rPr>
+          <w:b w:val="0"/>
+          <w:i w:val="0"/>
+        </w:rPr>
+        <w:t xml:space="preserve"> Bảng tiêu chí SGK tr.47 (Phụ lục).</w:t>
+      </w:r>
+    </w:p>
+    <w:p>
+      <w:pPr>
+        <w:spacing w:before="0" w:after="0"/>
+        <w:jc w:val="both"/>
+      </w:pPr>
+      <w:r>
+        <w:rPr>
+          <w:b/>
+          <w:i w:val="0"/>
+        </w:rPr>
+        <w:t>c) Sản phẩm:</w:t>
+      </w:r>
+      <w:r>
+        <w:rPr>
+          <w:b w:val="0"/>
+          <w:i w:val="0"/>
+        </w:rPr>
+        <w:t xml:space="preserve"> Phiếu đánh giá.</w:t>
+      </w:r>
+    </w:p>
+    <w:p>
+      <w:pPr>
+        <w:spacing w:before="0" w:after="0"/>
+        <w:jc w:val="both"/>
+      </w:pPr>
+      <w:r>
+        <w:rPr>
+          <w:b/>
+          <w:i w:val="0"/>
+        </w:rPr>
+        <w:t>d) Tổ chức thực hiện</w:t>
+      </w:r>
+    </w:p>
+    <w:p>
+      <w:pPr>
+        <w:spacing w:before="0" w:after="0"/>
+        <w:jc w:val="both"/>
+      </w:pPr>
+      <w:r>
+        <w:rPr>
+          <w:b/>
+          <w:i w:val="0"/>
+        </w:rPr>
+        <w:t>Bước 1: Giao nhiệm vụ học tập:</w:t>
+      </w:r>
+      <w:r>
+        <w:rPr>
+          <w:b w:val="0"/>
+          <w:i w:val="0"/>
+        </w:rPr>
+        <w:t xml:space="preserve"> HS đánh giá theo bảng.</w:t>
+      </w:r>
+    </w:p>
+    <w:p>
+      <w:pPr>
+        <w:spacing w:before="0" w:after="0"/>
+        <w:jc w:val="both"/>
+      </w:pPr>
+      <w:r>
+        <w:rPr>
+          <w:b w:val="0"/>
+          <w:i w:val="0"/>
+          <w:color w:val="EE0000"/>
+        </w:rPr>
+        <w:t>- HS gửi nhận xét, câu hỏi lên Padlet của lớp.</w:t>
+      </w:r>
+    </w:p>
+    <w:p>
+      <w:pPr>
+        <w:spacing w:before="0" w:after="0"/>
+        <w:jc w:val="both"/>
+      </w:pPr>
+      <w:r>
+        <w:rPr>
+          <w:b/>
+          <w:i w:val="0"/>
+        </w:rPr>
+        <w:t>Bước 2: Thực hiện nhiệm vụ:</w:t>
+      </w:r>
+      <w:r>
+        <w:rPr>
+          <w:b w:val="0"/>
+          <w:i w:val="0"/>
+        </w:rPr>
+        <w:t xml:space="preserve"> HS chấm.</w:t>
+      </w:r>
+    </w:p>
+    <w:p>
+      <w:pPr>
+        <w:spacing w:before="0" w:after="0"/>
+        <w:jc w:val="both"/>
+      </w:pPr>
+      <w:r>
+        <w:rPr>
+          <w:b/>
+          <w:i w:val="0"/>
+        </w:rPr>
+        <w:t>Bước 3: Báo cáo, thảo luận:</w:t>
+      </w:r>
+      <w:r>
+        <w:rPr>
+          <w:b w:val="0"/>
+          <w:i w:val="0"/>
+        </w:rPr>
+        <w:t xml:space="preserve"> 2 HS chia sẻ nhận xét.</w:t>
+      </w:r>
+    </w:p>
+    <w:p>
+      <w:pPr>
+        <w:spacing w:before="0" w:after="0"/>
+        <w:jc w:val="both"/>
+      </w:pPr>
+      <w:r>
+        <w:rPr>
+          <w:b/>
+          <w:i w:val="0"/>
+        </w:rPr>
+        <w:t>Bước 4: Kết luận, nhận định:</w:t>
+      </w:r>
+      <w:r>
+        <w:rPr>
+          <w:b w:val="0"/>
+          <w:i w:val="0"/>
+        </w:rPr>
+        <w:t xml:space="preserve"> GV tổng kết.</w:t>
+      </w:r>
+    </w:p>
+    <w:p>
+      <w:pPr>
+        <w:spacing w:before="0" w:after="0"/>
+        <w:jc w:val="both"/>
+      </w:pPr>
+      <w:r>
+        <w:rPr>
+          <w:b w:val="0"/>
+          <w:i w:val="0"/>
+          <w:color w:val="EE0000"/>
+        </w:rPr>
+        <w:t>[2.1.NC1a: HS phản hồi trên Padlet có văn hoá.]</w:t>
+      </w:r>
+    </w:p>
+    <w:p>
+      <w:pPr>
+        <w:spacing w:before="0" w:after="0"/>
+        <w:jc w:val="both"/>
+      </w:pPr>
+      <w:r>
+        <w:rPr>
+          <w:b/>
+          <w:i w:val="0"/>
+        </w:rPr>
+        <w:t>Hoạt động 4: Vận dụng – Củng cố, mở rộng và Thực hành đọc (Dự kiến thời gian: 5 phút, HS làm ở nhà)</w:t>
+      </w:r>
+    </w:p>
+    <w:p>
+      <w:pPr>
+        <w:spacing w:before="0" w:after="0"/>
+        <w:jc w:val="both"/>
+      </w:pPr>
+      <w:r>
+        <w:rPr>
+          <w:b/>
+          <w:i w:val="0"/>
+        </w:rPr>
+        <w:t>a) Mục tiêu:</w:t>
+      </w:r>
+      <w:r>
+        <w:rPr>
+          <w:b w:val="0"/>
+          <w:i w:val="0"/>
+        </w:rPr>
+        <w:t xml:space="preserve"> Hệ thống hoá kiến thức; vận dụng kĩ năng đọc.</w:t>
+      </w:r>
+    </w:p>
+    <w:p>
+      <w:pPr>
+        <w:spacing w:before="0" w:after="0"/>
+        <w:jc w:val="both"/>
+      </w:pPr>
+      <w:r>
+        <w:rPr>
+          <w:b/>
+          <w:i w:val="0"/>
+        </w:rPr>
+        <w:t>b) Nội dung:</w:t>
+      </w:r>
+      <w:r>
+        <w:rPr>
+          <w:b w:val="0"/>
+          <w:i w:val="0"/>
+        </w:rPr>
+        <w:t xml:space="preserve"> Củng cố, mở rộng (SGK tr.47) và Thực hành đọc Cải ơi! (Nguyễn Ngọc Tư, SGK tr.48 – 53).</w:t>
+      </w:r>
+    </w:p>
+    <w:p>
+      <w:pPr>
+        <w:spacing w:before="0" w:after="0"/>
+        <w:jc w:val="both"/>
+      </w:pPr>
+      <w:r>
+        <w:rPr>
+          <w:b/>
+          <w:i w:val="0"/>
+        </w:rPr>
+        <w:t>c) Sản phẩm:</w:t>
+      </w:r>
+      <w:r>
+        <w:rPr>
+          <w:b w:val="0"/>
+          <w:i w:val="0"/>
+        </w:rPr>
+        <w:t xml:space="preserve"> Câu trả lời của HS; gợi ý:</w:t>
+      </w:r>
+    </w:p>
+    <w:tbl>
+      <w:tblPr>
+        <w:tblStyle w:val="TableGrid"/>
+        <w:tblW w:type="auto" w:w="0"/>
         <w:jc w:val="center"/>
-      </w:pPr>
-      <w:r>
-        <w:rPr>
-          <w:b/>
-          <w:i w:val="0"/>
-        </w:rPr>
-        <w:t>1. Hoạt động 1: Mở đầu (5 phút)</w:t>
-      </w:r>
-    </w:p>
-    <w:p>
-      <w:pPr>
-        <w:spacing w:before="0" w:after="0"/>
-        <w:jc w:val="both"/>
-      </w:pPr>
-      <w:r>
-        <w:rPr>
-          <w:b w:val="0"/>
-          <w:i w:val="0"/>
-        </w:rPr>
-        <w:t>- GV chiếu một đoạn video ngắn thuyết trình mẫu; HS nhận xét điểm hấp dẫn.</w:t>
-      </w:r>
-    </w:p>
-    <w:p>
-      <w:pPr>
-        <w:spacing w:before="80" w:after="0"/>
-        <w:jc w:val="center"/>
-      </w:pPr>
-      <w:r>
-        <w:rPr>
-          <w:b/>
-          <w:i w:val="0"/>
-        </w:rPr>
-        <w:t>2. Hoạt động 2: Chuẩn bị nói (10 phút)</w:t>
-      </w:r>
-    </w:p>
-    <w:p>
-      <w:pPr>
-        <w:spacing w:before="0" w:after="0"/>
-        <w:jc w:val="both"/>
-      </w:pPr>
-      <w:r>
-        <w:rPr>
-          <w:b w:val="0"/>
-          <w:i w:val="0"/>
-        </w:rPr>
-        <w:t>- HS dựa vào bài viết ở tiết trước, chọn những ý quan trọng nhất: Tại sao cần quan tâm đến nghệ thuật kể chuyện ở truyện này? – Câu chuyện và truyện kể – Người kể chuyện và điểm nhìn – Đặc điểm lời trần thuật – Ý nghĩa của nghệ thuật kể chuyện.</w:t>
-      </w:r>
-    </w:p>
-    <w:p>
-      <w:pPr>
-        <w:spacing w:before="80" w:after="0"/>
-        <w:jc w:val="center"/>
-      </w:pPr>
-      <w:r>
-        <w:rPr>
-          <w:b/>
-          <w:i w:val="0"/>
-        </w:rPr>
-        <w:t>3. Hoạt động 3: Luyện tập – Thực hành nói và trao đổi, đánh giá (25 phút)</w:t>
-      </w:r>
-    </w:p>
-    <w:p>
-      <w:pPr>
-        <w:spacing w:before="0" w:after="0"/>
-        <w:jc w:val="both"/>
-      </w:pPr>
-      <w:r>
-        <w:rPr>
-          <w:b w:val="0"/>
-          <w:i w:val="0"/>
-        </w:rPr>
-        <w:t>- 3 – 4 HS thuyết trình (mỗi bài 4 – 5 phút): mở đầu thu hút, triển khai kết hợp trình chiếu, kết luận khái quát.</w:t>
-      </w:r>
-    </w:p>
-    <w:p>
-      <w:pPr>
-        <w:spacing w:before="0" w:after="0"/>
-        <w:jc w:val="both"/>
-      </w:pPr>
-      <w:r>
-        <w:rPr>
-          <w:b w:val="0"/>
-          <w:i w:val="0"/>
-        </w:rPr>
-        <w:t>- Người nghe đặt câu hỏi, chia sẻ điểm tâm đắc, điểm còn băn khoăn; người nói trả lời cởi mở.</w:t>
-      </w:r>
-    </w:p>
-    <w:p>
-      <w:pPr>
-        <w:spacing w:before="0" w:after="0"/>
-        <w:jc w:val="both"/>
-      </w:pPr>
-      <w:r>
-        <w:rPr>
-          <w:b w:val="0"/>
-          <w:i w:val="0"/>
-        </w:rPr>
-        <w:t>- Đánh giá theo bảng tiêu chí SGK tr.47 (Phụ lục).</w:t>
-      </w:r>
-    </w:p>
-    <w:p>
-      <w:pPr>
-        <w:spacing w:before="80" w:after="0"/>
-        <w:jc w:val="center"/>
-      </w:pPr>
-      <w:r>
-        <w:rPr>
-          <w:b/>
-          <w:i w:val="0"/>
-        </w:rPr>
-        <w:t>4. Hoạt động 4: Vận dụng (5 phút)</w:t>
-      </w:r>
-    </w:p>
-    <w:p>
-      <w:pPr>
-        <w:spacing w:before="0" w:after="0"/>
-        <w:jc w:val="both"/>
-      </w:pPr>
-      <w:r>
-        <w:rPr>
-          <w:b w:val="0"/>
-          <w:i w:val="0"/>
-        </w:rPr>
-        <w:t>- HS quay video bài thuyết trình, đăng lên nhóm lớp (Padlet/Google Classroom) và bình chọn bài thuyết trình ấn tượng; tìm đọc Cải ơi! (Nguyễn Ngọc Tư) – phần Thực hành đọc.</w:t>
-      </w:r>
-    </w:p>
-    <w:p>
-      <w:pPr>
-        <w:spacing w:before="0" w:after="0"/>
-        <w:jc w:val="both"/>
-      </w:pPr>
-      <w:r>
-        <w:rPr>
-          <w:b/>
-          <w:i w:val="0"/>
-        </w:rPr>
-        <w:t>* CỦNG CỐ CUỐI BÀI (Sơ đồ tư duy): GV chiếu sơ đồ tư duy Bài 1, HS nêu nội dung từng nhánh.</w:t>
+        <w:tblLayout w:type="fixed"/>
+        <w:tblLook w:firstColumn="1" w:firstRow="1" w:lastColumn="0" w:lastRow="0" w:noHBand="0" w:noVBand="1" w:val="04A0"/>
+      </w:tblPr>
+      <w:tblGrid>
+        <w:gridCol w:w="3308"/>
+        <w:gridCol w:w="3308"/>
+        <w:gridCol w:w="3308"/>
+      </w:tblGrid>
+      <w:tr>
+        <w:tc>
+          <w:tcPr>
+            <w:tcW w:type="dxa" w:w="3307"/>
+            <w:shd w:val="clear" w:color="auto" w:fill="DCE6F2"/>
+          </w:tcPr>
+          <w:p>
+            <w:pPr>
+              <w:spacing w:before="80" w:after="0"/>
+              <w:jc w:val="center"/>
+            </w:pPr>
+            <w:r>
+              <w:rPr>
+                <w:b/>
+                <w:i w:val="0"/>
+              </w:rPr>
+              <w:t>Phương diện</w:t>
+            </w:r>
+          </w:p>
+        </w:tc>
+        <w:tc>
+          <w:tcPr>
+            <w:tcW w:type="dxa" w:w="3307"/>
+            <w:shd w:val="clear" w:color="auto" w:fill="DCE6F2"/>
+          </w:tcPr>
+          <w:p>
+            <w:pPr>
+              <w:spacing w:before="80" w:after="0"/>
+              <w:jc w:val="center"/>
+            </w:pPr>
+            <w:r>
+              <w:rPr>
+                <w:b/>
+                <w:i w:val="0"/>
+              </w:rPr>
+              <w:t>Vợ nhặt (Kim Lân)</w:t>
+            </w:r>
+          </w:p>
+        </w:tc>
+        <w:tc>
+          <w:tcPr>
+            <w:tcW w:type="dxa" w:w="3307"/>
+            <w:shd w:val="clear" w:color="auto" w:fill="DCE6F2"/>
+          </w:tcPr>
+          <w:p>
+            <w:pPr>
+              <w:spacing w:before="80" w:after="0"/>
+              <w:jc w:val="center"/>
+            </w:pPr>
+            <w:r>
+              <w:rPr>
+                <w:b/>
+                <w:i w:val="0"/>
+              </w:rPr>
+              <w:t>Chí Phèo (Nam Cao)</w:t>
+            </w:r>
+          </w:p>
+        </w:tc>
+      </w:tr>
+      <w:tr>
+        <w:tc>
+          <w:tcPr>
+            <w:tcW w:type="dxa" w:w="3307"/>
+          </w:tcPr>
+          <w:p>
+            <w:pPr>
+              <w:spacing w:before="0" w:after="0"/>
+              <w:jc w:val="both"/>
+            </w:pPr>
+            <w:r>
+              <w:rPr>
+                <w:b w:val="0"/>
+                <w:i w:val="0"/>
+              </w:rPr>
+              <w:t>Người kể chuyện</w:t>
+            </w:r>
+          </w:p>
+        </w:tc>
+        <w:tc>
+          <w:tcPr>
+            <w:tcW w:type="dxa" w:w="3307"/>
+          </w:tcPr>
+          <w:p>
+            <w:pPr>
+              <w:spacing w:before="0" w:after="0"/>
+              <w:jc w:val="both"/>
+            </w:pPr>
+            <w:r>
+              <w:rPr>
+                <w:b w:val="0"/>
+                <w:i w:val="0"/>
+              </w:rPr>
+              <w:t>Ngôi thứ ba</w:t>
+            </w:r>
+          </w:p>
+        </w:tc>
+        <w:tc>
+          <w:tcPr>
+            <w:tcW w:type="dxa" w:w="3307"/>
+          </w:tcPr>
+          <w:p>
+            <w:pPr>
+              <w:spacing w:before="0" w:after="0"/>
+              <w:jc w:val="both"/>
+            </w:pPr>
+            <w:r>
+              <w:rPr>
+                <w:b w:val="0"/>
+                <w:i w:val="0"/>
+              </w:rPr>
+              <w:t>Ngôi thứ ba</w:t>
+            </w:r>
+          </w:p>
+        </w:tc>
+      </w:tr>
+      <w:tr>
+        <w:tc>
+          <w:tcPr>
+            <w:tcW w:type="dxa" w:w="3307"/>
+          </w:tcPr>
+          <w:p>
+            <w:pPr>
+              <w:spacing w:before="0" w:after="0"/>
+              <w:jc w:val="both"/>
+            </w:pPr>
+            <w:r>
+              <w:rPr>
+                <w:b w:val="0"/>
+                <w:i w:val="0"/>
+              </w:rPr>
+              <w:t>Điểm nhìn</w:t>
+            </w:r>
+          </w:p>
+        </w:tc>
+        <w:tc>
+          <w:tcPr>
+            <w:tcW w:type="dxa" w:w="3307"/>
+          </w:tcPr>
+          <w:p>
+            <w:pPr>
+              <w:spacing w:before="0" w:after="0"/>
+              <w:jc w:val="both"/>
+            </w:pPr>
+            <w:r>
+              <w:rPr>
+                <w:b w:val="0"/>
+                <w:i w:val="0"/>
+              </w:rPr>
+              <w:t>Linh hoạt: dân xóm ngụ cư – Tràng – bà cụ Tứ</w:t>
+            </w:r>
+          </w:p>
+        </w:tc>
+        <w:tc>
+          <w:tcPr>
+            <w:tcW w:type="dxa" w:w="3307"/>
+          </w:tcPr>
+          <w:p>
+            <w:pPr>
+              <w:spacing w:before="0" w:after="0"/>
+              <w:jc w:val="both"/>
+            </w:pPr>
+            <w:r>
+              <w:rPr>
+                <w:b w:val="0"/>
+                <w:i w:val="0"/>
+              </w:rPr>
+              <w:t>Luân phiên: người kể – Chí Phèo – dân làng Vũ Đại</w:t>
+            </w:r>
+          </w:p>
+        </w:tc>
+      </w:tr>
+      <w:tr>
+        <w:tc>
+          <w:tcPr>
+            <w:tcW w:type="dxa" w:w="3307"/>
+          </w:tcPr>
+          <w:p>
+            <w:pPr>
+              <w:spacing w:before="0" w:after="0"/>
+              <w:jc w:val="both"/>
+            </w:pPr>
+            <w:r>
+              <w:rPr>
+                <w:b w:val="0"/>
+                <w:i w:val="0"/>
+              </w:rPr>
+              <w:t>Trình tự kể</w:t>
+            </w:r>
+          </w:p>
+        </w:tc>
+        <w:tc>
+          <w:tcPr>
+            <w:tcW w:type="dxa" w:w="3307"/>
+          </w:tcPr>
+          <w:p>
+            <w:pPr>
+              <w:spacing w:before="0" w:after="0"/>
+              <w:jc w:val="both"/>
+            </w:pPr>
+            <w:r>
+              <w:rPr>
+                <w:b w:val="0"/>
+                <w:i w:val="0"/>
+              </w:rPr>
+              <w:t>Hiện tại xen hồi tưởng</w:t>
+            </w:r>
+          </w:p>
+        </w:tc>
+        <w:tc>
+          <w:tcPr>
+            <w:tcW w:type="dxa" w:w="3307"/>
+          </w:tcPr>
+          <w:p>
+            <w:pPr>
+              <w:spacing w:before="0" w:after="0"/>
+              <w:jc w:val="both"/>
+            </w:pPr>
+            <w:r>
+              <w:rPr>
+                <w:b w:val="0"/>
+                <w:i w:val="0"/>
+              </w:rPr>
+              <w:t>Phá vỡ trình tự thời gian, mở đầu bằng tiếng chửi</w:t>
+            </w:r>
+          </w:p>
+        </w:tc>
+      </w:tr>
+      <w:tr>
+        <w:tc>
+          <w:tcPr>
+            <w:tcW w:type="dxa" w:w="3307"/>
+          </w:tcPr>
+          <w:p>
+            <w:pPr>
+              <w:spacing w:before="0" w:after="0"/>
+              <w:jc w:val="both"/>
+            </w:pPr>
+            <w:r>
+              <w:rPr>
+                <w:b w:val="0"/>
+                <w:i w:val="0"/>
+              </w:rPr>
+              <w:t>Kết thúc</w:t>
+            </w:r>
+          </w:p>
+        </w:tc>
+        <w:tc>
+          <w:tcPr>
+            <w:tcW w:type="dxa" w:w="3307"/>
+          </w:tcPr>
+          <w:p>
+            <w:pPr>
+              <w:spacing w:before="0" w:after="0"/>
+              <w:jc w:val="both"/>
+            </w:pPr>
+            <w:r>
+              <w:rPr>
+                <w:b w:val="0"/>
+                <w:i w:val="0"/>
+              </w:rPr>
+              <w:t>Lá cờ đỏ – niềm tin, lối thoát</w:t>
+            </w:r>
+          </w:p>
+        </w:tc>
+        <w:tc>
+          <w:tcPr>
+            <w:tcW w:type="dxa" w:w="3307"/>
+          </w:tcPr>
+          <w:p>
+            <w:pPr>
+              <w:spacing w:before="0" w:after="0"/>
+              <w:jc w:val="both"/>
+            </w:pPr>
+            <w:r>
+              <w:rPr>
+                <w:b w:val="0"/>
+                <w:i w:val="0"/>
+              </w:rPr>
+              <w:t>Cái lò gạch cũ – vòng luẩn quẩn</w:t>
+            </w:r>
+          </w:p>
+        </w:tc>
+      </w:tr>
+    </w:tbl>
+    <w:p>
+      <w:pPr>
+        <w:spacing w:before="0" w:after="0"/>
+        <w:jc w:val="both"/>
+      </w:pPr>
+    </w:p>
+    <w:p>
+      <w:pPr>
+        <w:spacing w:before="0" w:after="0"/>
+        <w:jc w:val="both"/>
+      </w:pPr>
+      <w:r>
+        <w:rPr>
+          <w:b/>
+          <w:i w:val="0"/>
+        </w:rPr>
+        <w:t>Thực hành đọc – Cải ơi!:</w:t>
+      </w:r>
+      <w:r>
+        <w:rPr>
+          <w:b w:val="0"/>
+          <w:i w:val="0"/>
+        </w:rPr>
+        <w:t xml:space="preserve"> tóm tắt hành trình ông Năm Nhỏ đi tìm con gái (Cải) suốt nhiều năm; người kể chuyện ngôi thứ ba với điểm nhìn chủ yếu từ nhân vật ông Năm; sự đan xen hiện tại – hồi ức; tình cha con sâu nặng, nỗi đau mất mát và lòng tốt của những người xa lạ; giọng kể đậm chất Nam Bộ.</w:t>
+      </w:r>
+    </w:p>
+    <w:p>
+      <w:pPr>
+        <w:spacing w:before="0" w:after="0"/>
+        <w:jc w:val="both"/>
+      </w:pPr>
+      <w:r>
+        <w:rPr>
+          <w:b/>
+          <w:i w:val="0"/>
+        </w:rPr>
+        <w:t>d) Tổ chức thực hiện</w:t>
+      </w:r>
+    </w:p>
+    <w:p>
+      <w:pPr>
+        <w:spacing w:before="0" w:after="0"/>
+        <w:jc w:val="both"/>
+      </w:pPr>
+      <w:r>
+        <w:rPr>
+          <w:b/>
+          <w:i w:val="0"/>
+        </w:rPr>
+        <w:t>Bước 1: Giao nhiệm vụ học tập:</w:t>
+      </w:r>
+      <w:r>
+        <w:rPr>
+          <w:b w:val="0"/>
+          <w:i w:val="0"/>
+        </w:rPr>
+        <w:t xml:space="preserve"> GV giao: lập bảng so sánh nghệ thuật kể chuyện của hai văn bản; đọc Cải ơi! và trả lời câu hỏi gợi ý; quay video bài thuyết trình, đăng lên nhóm lớp.</w:t>
+      </w:r>
+    </w:p>
+    <w:p>
+      <w:pPr>
+        <w:spacing w:before="0" w:after="0"/>
+        <w:jc w:val="both"/>
+      </w:pPr>
+      <w:r>
+        <w:rPr>
+          <w:b w:val="0"/>
+          <w:i w:val="0"/>
+          <w:color w:val="EE0000"/>
+        </w:rPr>
+        <w:t>[1.1.NC1a: HS tìm đọc thêm truyện ngắn Nguyễn Ngọc Tư trên nguồn chính thống.]</w:t>
+      </w:r>
+    </w:p>
+    <w:p>
+      <w:pPr>
+        <w:spacing w:before="0" w:after="0"/>
+        <w:jc w:val="both"/>
+      </w:pPr>
+      <w:r>
+        <w:rPr>
+          <w:b/>
+          <w:i w:val="0"/>
+        </w:rPr>
+        <w:t>Bước 2: Thực hiện nhiệm vụ:</w:t>
+      </w:r>
+      <w:r>
+        <w:rPr>
+          <w:b w:val="0"/>
+          <w:i w:val="0"/>
+        </w:rPr>
+        <w:t xml:space="preserve"> HS làm ở nhà.</w:t>
+      </w:r>
+    </w:p>
+    <w:p>
+      <w:pPr>
+        <w:spacing w:before="0" w:after="0"/>
+        <w:jc w:val="both"/>
+      </w:pPr>
+      <w:r>
+        <w:rPr>
+          <w:b/>
+          <w:i w:val="0"/>
+        </w:rPr>
+        <w:t>Bước 3: Báo cáo, thảo luận:</w:t>
+      </w:r>
+      <w:r>
+        <w:rPr>
+          <w:b w:val="0"/>
+          <w:i w:val="0"/>
+        </w:rPr>
+        <w:t xml:space="preserve"> Kiểm tra đầu tiết học bài mới.</w:t>
+      </w:r>
+    </w:p>
+    <w:p>
+      <w:pPr>
+        <w:spacing w:before="0" w:after="0"/>
+        <w:jc w:val="both"/>
+      </w:pPr>
+      <w:r>
+        <w:rPr>
+          <w:b/>
+          <w:i w:val="0"/>
+        </w:rPr>
+        <w:t>Bước 4: Kết luận, nhận định:</w:t>
+      </w:r>
+      <w:r>
+        <w:rPr>
+          <w:b w:val="0"/>
+          <w:i w:val="0"/>
+        </w:rPr>
+        <w:t xml:space="preserve"> GV chiếu sơ đồ tư duy Bài 1.</w:t>
+      </w:r>
+    </w:p>
+    <w:p>
+      <w:pPr>
+        <w:spacing w:before="0" w:after="0"/>
+        <w:jc w:val="both"/>
+      </w:pPr>
+      <w:r>
+        <w:rPr>
+          <w:b/>
+          <w:i w:val="0"/>
+        </w:rPr>
+        <w:t>* CỦNG CỐ CUỐI BÀI – SƠ ĐỒ TƯ DUY</w:t>
       </w:r>
     </w:p>
     <w:p>
@@ -5697,7 +8471,7 @@
         <w:drawing>
           <wp:inline xmlns:a="http://schemas.openxmlformats.org/drawingml/2006/main" xmlns:pic="http://schemas.openxmlformats.org/drawingml/2006/picture">
             <wp:extent cx="5940000" cy="3335425"/>
-            <wp:docPr id="8" name="Picture 8"/>
+            <wp:docPr id="5" name="Picture 5"/>
             <wp:cNvGraphicFramePr>
               <a:graphicFrameLocks noChangeAspect="1"/>
             </wp:cNvGraphicFramePr>
@@ -5705,7 +8479,7 @@
               <a:graphicData uri="http://schemas.openxmlformats.org/drawingml/2006/picture">
                 <pic:pic>
                   <pic:nvPicPr>
-                    <pic:cNvPr id="0" name="image.png"/>
+                    <pic:cNvPr id="0" name="SoDoTuDuy_NGUVAN11_Bai1.png"/>
                     <pic:cNvPicPr/>
                   </pic:nvPicPr>
                   <pic:blipFill>
@@ -5750,7 +8524,7 @@
           <w:b/>
           <w:i w:val="0"/>
         </w:rPr>
-        <w:t>HẾT TIẾT 11</w:t>
+        <w:t>-----------HẾT TIẾT 11-----------</w:t>
       </w:r>
     </w:p>
     <w:p>
